--- a/thesis/outline/170123295_PHAMNHATHAO_DX23TT10.docx
+++ b/thesis/outline/170123295_PHAMNHATHAO_DX23TT10.docx
@@ -998,6 +998,7 @@
           <w:b/>
           <w:sz w:val="26"/>
           <w:szCs w:val="26"/>
+          <w:lang w:val="vi-VN"/>
         </w:rPr>
         <w:sectPr>
           <w:footerReference w:type="default" r:id="rId9"/>
@@ -1021,26 +1022,66 @@
           <w:sz w:val="26"/>
           <w:szCs w:val="26"/>
         </w:rPr>
-        <w:t>Trà Vinh, tháng 4 năm 202</w:t>
-      </w:r>
-      <w:r>
-        <w:rPr>
-          <w:rFonts w:ascii="Times New Roman" w:eastAsia="Bold" w:hAnsi="Times New Roman" w:cs="Times New Roman"/>
-          <w:b/>
-          <w:sz w:val="26"/>
-          <w:szCs w:val="26"/>
-        </w:rPr>
-        <w:t>6</w:t>
-      </w:r>
-    </w:p>
-    <w:p>
-      <w:pPr>
-        <w:jc w:val="center"/>
-        <w:rPr>
-          <w:rFonts w:ascii="Times New Roman" w:eastAsia="Bold" w:hAnsi="Times New Roman" w:cs="Times New Roman"/>
-          <w:b/>
-          <w:sz w:val="26"/>
-          <w:szCs w:val="26"/>
+        <w:t xml:space="preserve">Trà Vinh, </w:t>
+      </w:r>
+      <w:proofErr w:type="spellStart"/>
+      <w:r>
+        <w:rPr>
+          <w:rFonts w:ascii="Times New Roman" w:eastAsia="Bold" w:hAnsi="Times New Roman" w:cs="Times New Roman"/>
+          <w:b/>
+          <w:sz w:val="26"/>
+          <w:szCs w:val="26"/>
+        </w:rPr>
+        <w:t>tháng</w:t>
+      </w:r>
+      <w:proofErr w:type="spellEnd"/>
+      <w:r>
+        <w:rPr>
+          <w:rFonts w:ascii="Times New Roman" w:eastAsia="Bold" w:hAnsi="Times New Roman" w:cs="Times New Roman"/>
+          <w:b/>
+          <w:sz w:val="26"/>
+          <w:szCs w:val="26"/>
+        </w:rPr>
+        <w:t xml:space="preserve"> 4 </w:t>
+      </w:r>
+      <w:proofErr w:type="spellStart"/>
+      <w:r>
+        <w:rPr>
+          <w:rFonts w:ascii="Times New Roman" w:eastAsia="Bold" w:hAnsi="Times New Roman" w:cs="Times New Roman"/>
+          <w:b/>
+          <w:sz w:val="26"/>
+          <w:szCs w:val="26"/>
+        </w:rPr>
+        <w:t>năm</w:t>
+      </w:r>
+      <w:proofErr w:type="spellEnd"/>
+      <w:r>
+        <w:rPr>
+          <w:rFonts w:ascii="Times New Roman" w:eastAsia="Bold" w:hAnsi="Times New Roman" w:cs="Times New Roman"/>
+          <w:b/>
+          <w:sz w:val="26"/>
+          <w:szCs w:val="26"/>
+        </w:rPr>
+        <w:t xml:space="preserve"> </w:t>
+      </w:r>
+      <w:r>
+        <w:rPr>
+          <w:rFonts w:ascii="Times New Roman" w:eastAsia="Bold" w:hAnsi="Times New Roman" w:cs="Times New Roman"/>
+          <w:b/>
+          <w:sz w:val="26"/>
+          <w:szCs w:val="26"/>
+        </w:rPr>
+        <w:t>2026</w:t>
+      </w:r>
+    </w:p>
+    <w:p>
+      <w:pPr>
+        <w:rPr>
+          <w:rFonts w:ascii="Times New Roman" w:eastAsia="Bold" w:hAnsi="Times New Roman" w:cs="Times New Roman"/>
+          <w:b/>
+          <w:sz w:val="26"/>
+          <w:szCs w:val="26"/>
+          <w:lang w:val="vi-VN"/>
         </w:rPr>
         <w:sectPr>
           <w:headerReference w:type="default" r:id="rId10"/>
@@ -1055,23 +1096,1700 @@
     </w:p>
     <w:p>
       <w:pPr>
+        <w:rPr>
+          <w:rFonts w:ascii="Times New Roman" w:eastAsia="Bold" w:hAnsi="Times New Roman" w:cs="Times New Roman"/>
+          <w:b/>
+          <w:sz w:val="26"/>
+          <w:szCs w:val="26"/>
+          <w:lang w:val="vi-VN"/>
+        </w:rPr>
+      </w:pPr>
+    </w:p>
+    <w:p>
+      <w:pPr>
+        <w:rPr>
+          <w:rFonts w:ascii="Times New Roman" w:eastAsia="Bold" w:hAnsi="Times New Roman" w:cs="Times New Roman"/>
+          <w:b/>
+          <w:sz w:val="26"/>
+          <w:szCs w:val="26"/>
+          <w:lang w:val="vi-VN"/>
+        </w:rPr>
+      </w:pPr>
+    </w:p>
+    <w:sdt>
+      <w:sdtPr>
+        <w:id w:val="-802923937"/>
+        <w:docPartObj>
+          <w:docPartGallery w:val="Table of Contents"/>
+          <w:docPartUnique/>
+        </w:docPartObj>
+      </w:sdtPr>
+      <w:sdtEndPr>
+        <w:rPr>
+          <w:rFonts w:ascii="Aptos" w:eastAsia="Aptos" w:hAnsi="Aptos" w:cs="Aptos"/>
+          <w:b/>
+          <w:bCs/>
+          <w:noProof/>
+          <w:color w:val="auto"/>
+          <w:sz w:val="24"/>
+          <w:szCs w:val="24"/>
+        </w:rPr>
+      </w:sdtEndPr>
+      <w:sdtContent>
+        <w:p>
+          <w:pPr>
+            <w:pStyle w:val="TOCHeading"/>
+            <w:jc w:val="center"/>
+            <w:rPr>
+              <w:rFonts w:ascii="Times New Roman" w:hAnsi="Times New Roman" w:cs="Times New Roman"/>
+              <w:b/>
+              <w:bCs/>
+              <w:color w:val="auto"/>
+              <w:lang w:val="vi-VN"/>
+            </w:rPr>
+          </w:pPr>
+          <w:r>
+            <w:rPr>
+              <w:rFonts w:ascii="Times New Roman" w:hAnsi="Times New Roman" w:cs="Times New Roman"/>
+              <w:b/>
+              <w:bCs/>
+              <w:color w:val="auto"/>
+            </w:rPr>
+            <w:t>MỤC</w:t>
+          </w:r>
+          <w:r>
+            <w:rPr>
+              <w:rFonts w:ascii="Times New Roman" w:hAnsi="Times New Roman" w:cs="Times New Roman"/>
+              <w:b/>
+              <w:bCs/>
+              <w:color w:val="auto"/>
+              <w:lang w:val="vi-VN"/>
+            </w:rPr>
+            <w:t xml:space="preserve"> LỤC</w:t>
+          </w:r>
+        </w:p>
+        <w:p>
+          <w:pPr>
+            <w:pStyle w:val="TOC1"/>
+            <w:tabs>
+              <w:tab w:val="right" w:leader="dot" w:pos="9350"/>
+            </w:tabs>
+            <w:rPr>
+              <w:rFonts w:asciiTheme="minorHAnsi" w:eastAsiaTheme="minorEastAsia" w:hAnsiTheme="minorHAnsi" w:cstheme="minorBidi"/>
+              <w:noProof/>
+              <w:kern w:val="2"/>
+              <w14:ligatures w14:val="standardContextual"/>
+            </w:rPr>
+          </w:pPr>
+          <w:r>
+            <w:fldChar w:fldCharType="begin"/>
+          </w:r>
+          <w:r>
+            <w:instrText xml:space="preserve"> TOC \o "1-3" \h \z \u </w:instrText>
+          </w:r>
+          <w:r>
+            <w:fldChar w:fldCharType="separate"/>
+          </w:r>
+          <w:hyperlink w:anchor="_Toc229513702" w:history="1">
+            <w:r>
+              <w:rPr>
+                <w:rStyle w:val="Hyperlink"/>
+                <w:rFonts w:ascii="Times New Roman" w:eastAsia="Bold" w:hAnsi="Times New Roman" w:cs="Times New Roman"/>
+                <w:b/>
+                <w:noProof/>
+              </w:rPr>
+              <w:t>LỜI MỞ ĐẦU</w:t>
+            </w:r>
+            <w:r>
+              <w:rPr>
+                <w:noProof/>
+                <w:webHidden/>
+              </w:rPr>
+              <w:tab/>
+            </w:r>
+            <w:r>
+              <w:rPr>
+                <w:noProof/>
+                <w:webHidden/>
+              </w:rPr>
+              <w:fldChar w:fldCharType="begin"/>
+            </w:r>
+            <w:r>
+              <w:rPr>
+                <w:noProof/>
+                <w:webHidden/>
+              </w:rPr>
+              <w:instrText xml:space="preserve"> PAGEREF _Toc229513702 \h </w:instrText>
+            </w:r>
+            <w:r>
+              <w:rPr>
+                <w:noProof/>
+                <w:webHidden/>
+              </w:rPr>
+            </w:r>
+            <w:r>
+              <w:rPr>
+                <w:noProof/>
+                <w:webHidden/>
+              </w:rPr>
+              <w:fldChar w:fldCharType="separate"/>
+            </w:r>
+            <w:r>
+              <w:rPr>
+                <w:noProof/>
+                <w:webHidden/>
+              </w:rPr>
+              <w:t>II</w:t>
+            </w:r>
+            <w:r>
+              <w:rPr>
+                <w:noProof/>
+                <w:webHidden/>
+              </w:rPr>
+              <w:fldChar w:fldCharType="end"/>
+            </w:r>
+          </w:hyperlink>
+        </w:p>
+        <w:p>
+          <w:pPr>
+            <w:pStyle w:val="TOC1"/>
+            <w:tabs>
+              <w:tab w:val="right" w:leader="dot" w:pos="9350"/>
+            </w:tabs>
+            <w:rPr>
+              <w:rFonts w:asciiTheme="minorHAnsi" w:eastAsiaTheme="minorEastAsia" w:hAnsiTheme="minorHAnsi" w:cstheme="minorBidi"/>
+              <w:noProof/>
+              <w:kern w:val="2"/>
+              <w14:ligatures w14:val="standardContextual"/>
+            </w:rPr>
+          </w:pPr>
+          <w:hyperlink w:anchor="_Toc229513703" w:history="1">
+            <w:r>
+              <w:rPr>
+                <w:rStyle w:val="Hyperlink"/>
+                <w:rFonts w:ascii="Times New Roman" w:eastAsia="Bold" w:hAnsi="Times New Roman" w:cs="Times New Roman"/>
+                <w:b/>
+                <w:noProof/>
+              </w:rPr>
+              <w:t>LỜI CẢM ƠN</w:t>
+            </w:r>
+            <w:r>
+              <w:rPr>
+                <w:noProof/>
+                <w:webHidden/>
+              </w:rPr>
+              <w:tab/>
+            </w:r>
+            <w:r>
+              <w:rPr>
+                <w:noProof/>
+                <w:webHidden/>
+              </w:rPr>
+              <w:fldChar w:fldCharType="begin"/>
+            </w:r>
+            <w:r>
+              <w:rPr>
+                <w:noProof/>
+                <w:webHidden/>
+              </w:rPr>
+              <w:instrText xml:space="preserve"> PAGEREF _Toc229513703 \h </w:instrText>
+            </w:r>
+            <w:r>
+              <w:rPr>
+                <w:noProof/>
+                <w:webHidden/>
+              </w:rPr>
+            </w:r>
+            <w:r>
+              <w:rPr>
+                <w:noProof/>
+                <w:webHidden/>
+              </w:rPr>
+              <w:fldChar w:fldCharType="separate"/>
+            </w:r>
+            <w:r>
+              <w:rPr>
+                <w:noProof/>
+                <w:webHidden/>
+              </w:rPr>
+              <w:t>III</w:t>
+            </w:r>
+            <w:r>
+              <w:rPr>
+                <w:noProof/>
+                <w:webHidden/>
+              </w:rPr>
+              <w:fldChar w:fldCharType="end"/>
+            </w:r>
+          </w:hyperlink>
+        </w:p>
+        <w:p>
+          <w:pPr>
+            <w:pStyle w:val="TOC1"/>
+            <w:tabs>
+              <w:tab w:val="right" w:leader="dot" w:pos="9350"/>
+            </w:tabs>
+            <w:rPr>
+              <w:rFonts w:asciiTheme="minorHAnsi" w:eastAsiaTheme="minorEastAsia" w:hAnsiTheme="minorHAnsi" w:cstheme="minorBidi"/>
+              <w:noProof/>
+              <w:kern w:val="2"/>
+              <w14:ligatures w14:val="standardContextual"/>
+            </w:rPr>
+          </w:pPr>
+          <w:hyperlink w:anchor="_Toc229513704" w:history="1">
+            <w:r>
+              <w:rPr>
+                <w:rStyle w:val="Hyperlink"/>
+                <w:rFonts w:ascii="Times New Roman" w:hAnsi="Times New Roman"/>
+                <w:b/>
+                <w:bCs/>
+                <w:iCs/>
+                <w:noProof/>
+              </w:rPr>
+              <w:t>DANH MỤC CÁC BẢNG</w:t>
+            </w:r>
+            <w:r>
+              <w:rPr>
+                <w:noProof/>
+                <w:webHidden/>
+              </w:rPr>
+              <w:tab/>
+            </w:r>
+            <w:r>
+              <w:rPr>
+                <w:noProof/>
+                <w:webHidden/>
+              </w:rPr>
+              <w:fldChar w:fldCharType="begin"/>
+            </w:r>
+            <w:r>
+              <w:rPr>
+                <w:noProof/>
+                <w:webHidden/>
+              </w:rPr>
+              <w:instrText xml:space="preserve"> PAGEREF _Toc229513704 \h </w:instrText>
+            </w:r>
+            <w:r>
+              <w:rPr>
+                <w:noProof/>
+                <w:webHidden/>
+              </w:rPr>
+            </w:r>
+            <w:r>
+              <w:rPr>
+                <w:noProof/>
+                <w:webHidden/>
+              </w:rPr>
+              <w:fldChar w:fldCharType="separate"/>
+            </w:r>
+            <w:r>
+              <w:rPr>
+                <w:noProof/>
+                <w:webHidden/>
+              </w:rPr>
+              <w:t>XII</w:t>
+            </w:r>
+            <w:r>
+              <w:rPr>
+                <w:noProof/>
+                <w:webHidden/>
+              </w:rPr>
+              <w:fldChar w:fldCharType="end"/>
+            </w:r>
+          </w:hyperlink>
+        </w:p>
+        <w:p>
+          <w:pPr>
+            <w:pStyle w:val="TOC1"/>
+            <w:tabs>
+              <w:tab w:val="right" w:leader="dot" w:pos="9350"/>
+            </w:tabs>
+            <w:rPr>
+              <w:rFonts w:asciiTheme="minorHAnsi" w:eastAsiaTheme="minorEastAsia" w:hAnsiTheme="minorHAnsi" w:cstheme="minorBidi"/>
+              <w:noProof/>
+              <w:kern w:val="2"/>
+              <w14:ligatures w14:val="standardContextual"/>
+            </w:rPr>
+          </w:pPr>
+          <w:hyperlink w:anchor="_Toc229513705" w:history="1">
+            <w:r>
+              <w:rPr>
+                <w:rStyle w:val="Hyperlink"/>
+                <w:rFonts w:ascii="Times New Roman" w:hAnsi="Times New Roman"/>
+                <w:b/>
+                <w:bCs/>
+                <w:iCs/>
+                <w:noProof/>
+              </w:rPr>
+              <w:t>KÍ HIỆU CÁC CỤM TỪ VIẾT TẮT</w:t>
+            </w:r>
+            <w:r>
+              <w:rPr>
+                <w:noProof/>
+                <w:webHidden/>
+              </w:rPr>
+              <w:tab/>
+            </w:r>
+            <w:r>
+              <w:rPr>
+                <w:noProof/>
+                <w:webHidden/>
+              </w:rPr>
+              <w:fldChar w:fldCharType="begin"/>
+            </w:r>
+            <w:r>
+              <w:rPr>
+                <w:noProof/>
+                <w:webHidden/>
+              </w:rPr>
+              <w:instrText xml:space="preserve"> PAGEREF _Toc229513705 \h </w:instrText>
+            </w:r>
+            <w:r>
+              <w:rPr>
+                <w:noProof/>
+                <w:webHidden/>
+              </w:rPr>
+            </w:r>
+            <w:r>
+              <w:rPr>
+                <w:noProof/>
+                <w:webHidden/>
+              </w:rPr>
+              <w:fldChar w:fldCharType="separate"/>
+            </w:r>
+            <w:r>
+              <w:rPr>
+                <w:noProof/>
+                <w:webHidden/>
+              </w:rPr>
+              <w:t>XIII</w:t>
+            </w:r>
+            <w:r>
+              <w:rPr>
+                <w:noProof/>
+                <w:webHidden/>
+              </w:rPr>
+              <w:fldChar w:fldCharType="end"/>
+            </w:r>
+          </w:hyperlink>
+        </w:p>
+        <w:p>
+          <w:pPr>
+            <w:pStyle w:val="TOC1"/>
+            <w:tabs>
+              <w:tab w:val="right" w:leader="dot" w:pos="9350"/>
+            </w:tabs>
+            <w:rPr>
+              <w:rFonts w:asciiTheme="minorHAnsi" w:eastAsiaTheme="minorEastAsia" w:hAnsiTheme="minorHAnsi" w:cstheme="minorBidi"/>
+              <w:noProof/>
+              <w:kern w:val="2"/>
+              <w14:ligatures w14:val="standardContextual"/>
+            </w:rPr>
+          </w:pPr>
+          <w:hyperlink w:anchor="_Toc229513706" w:history="1">
+            <w:r>
+              <w:rPr>
+                <w:rStyle w:val="Hyperlink"/>
+                <w:rFonts w:ascii="Times New Roman" w:eastAsia="Bold" w:hAnsi="Times New Roman" w:cs="Times New Roman"/>
+                <w:b/>
+                <w:noProof/>
+              </w:rPr>
+              <w:t>CHƯƠNG</w:t>
+            </w:r>
+            <w:r>
+              <w:rPr>
+                <w:rStyle w:val="Hyperlink"/>
+                <w:rFonts w:ascii="Times New Roman" w:eastAsia="Bold" w:hAnsi="Times New Roman" w:cs="Times New Roman"/>
+                <w:b/>
+                <w:noProof/>
+                <w:lang w:val="vi-VN"/>
+              </w:rPr>
+              <w:t xml:space="preserve"> 1: TỔNG QUAN VỀ ĐỀ TÀI</w:t>
+            </w:r>
+            <w:r>
+              <w:rPr>
+                <w:noProof/>
+                <w:webHidden/>
+              </w:rPr>
+              <w:tab/>
+            </w:r>
+            <w:r>
+              <w:rPr>
+                <w:noProof/>
+                <w:webHidden/>
+              </w:rPr>
+              <w:fldChar w:fldCharType="begin"/>
+            </w:r>
+            <w:r>
+              <w:rPr>
+                <w:noProof/>
+                <w:webHidden/>
+              </w:rPr>
+              <w:instrText xml:space="preserve"> PAGEREF _Toc229513706 \h </w:instrText>
+            </w:r>
+            <w:r>
+              <w:rPr>
+                <w:noProof/>
+                <w:webHidden/>
+              </w:rPr>
+            </w:r>
+            <w:r>
+              <w:rPr>
+                <w:noProof/>
+                <w:webHidden/>
+              </w:rPr>
+              <w:fldChar w:fldCharType="separate"/>
+            </w:r>
+            <w:r>
+              <w:rPr>
+                <w:noProof/>
+                <w:webHidden/>
+              </w:rPr>
+              <w:t>1</w:t>
+            </w:r>
+            <w:r>
+              <w:rPr>
+                <w:noProof/>
+                <w:webHidden/>
+              </w:rPr>
+              <w:fldChar w:fldCharType="end"/>
+            </w:r>
+          </w:hyperlink>
+        </w:p>
+        <w:p>
+          <w:pPr>
+            <w:pStyle w:val="TOC2"/>
+            <w:tabs>
+              <w:tab w:val="left" w:pos="960"/>
+              <w:tab w:val="right" w:leader="dot" w:pos="9350"/>
+            </w:tabs>
+            <w:rPr>
+              <w:rFonts w:asciiTheme="minorHAnsi" w:eastAsiaTheme="minorEastAsia" w:hAnsiTheme="minorHAnsi" w:cstheme="minorBidi"/>
+              <w:noProof/>
+              <w:kern w:val="2"/>
+              <w14:ligatures w14:val="standardContextual"/>
+            </w:rPr>
+          </w:pPr>
+          <w:hyperlink w:anchor="_Toc229513707" w:history="1">
+            <w:r>
+              <w:rPr>
+                <w:rStyle w:val="Hyperlink"/>
+                <w:rFonts w:ascii="Times New Roman" w:eastAsia="Bold" w:hAnsi="Times New Roman" w:cs="Times New Roman"/>
+                <w:b/>
+                <w:noProof/>
+                <w:lang w:val="vi-VN"/>
+              </w:rPr>
+              <w:t>1.1</w:t>
+            </w:r>
+            <w:r>
+              <w:rPr>
+                <w:rFonts w:asciiTheme="minorHAnsi" w:eastAsiaTheme="minorEastAsia" w:hAnsiTheme="minorHAnsi" w:cstheme="minorBidi"/>
+                <w:noProof/>
+                <w:kern w:val="2"/>
+                <w14:ligatures w14:val="standardContextual"/>
+              </w:rPr>
+              <w:tab/>
+            </w:r>
+            <w:r>
+              <w:rPr>
+                <w:rStyle w:val="Hyperlink"/>
+                <w:rFonts w:ascii="Times New Roman" w:eastAsia="Bold" w:hAnsi="Times New Roman" w:cs="Times New Roman"/>
+                <w:b/>
+                <w:noProof/>
+                <w:lang w:val="vi-VN"/>
+              </w:rPr>
+              <w:t>Đối tượng nghiên cứu</w:t>
+            </w:r>
+            <w:r>
+              <w:rPr>
+                <w:noProof/>
+                <w:webHidden/>
+              </w:rPr>
+              <w:tab/>
+            </w:r>
+            <w:r>
+              <w:rPr>
+                <w:noProof/>
+                <w:webHidden/>
+              </w:rPr>
+              <w:fldChar w:fldCharType="begin"/>
+            </w:r>
+            <w:r>
+              <w:rPr>
+                <w:noProof/>
+                <w:webHidden/>
+              </w:rPr>
+              <w:instrText xml:space="preserve"> PAGEREF _Toc229513707 \h </w:instrText>
+            </w:r>
+            <w:r>
+              <w:rPr>
+                <w:noProof/>
+                <w:webHidden/>
+              </w:rPr>
+            </w:r>
+            <w:r>
+              <w:rPr>
+                <w:noProof/>
+                <w:webHidden/>
+              </w:rPr>
+              <w:fldChar w:fldCharType="separate"/>
+            </w:r>
+            <w:r>
+              <w:rPr>
+                <w:noProof/>
+                <w:webHidden/>
+              </w:rPr>
+              <w:t>1</w:t>
+            </w:r>
+            <w:r>
+              <w:rPr>
+                <w:noProof/>
+                <w:webHidden/>
+              </w:rPr>
+              <w:fldChar w:fldCharType="end"/>
+            </w:r>
+          </w:hyperlink>
+        </w:p>
+        <w:p>
+          <w:pPr>
+            <w:pStyle w:val="TOC2"/>
+            <w:tabs>
+              <w:tab w:val="left" w:pos="960"/>
+              <w:tab w:val="right" w:leader="dot" w:pos="9350"/>
+            </w:tabs>
+            <w:rPr>
+              <w:rFonts w:asciiTheme="minorHAnsi" w:eastAsiaTheme="minorEastAsia" w:hAnsiTheme="minorHAnsi" w:cstheme="minorBidi"/>
+              <w:noProof/>
+              <w:kern w:val="2"/>
+              <w14:ligatures w14:val="standardContextual"/>
+            </w:rPr>
+          </w:pPr>
+          <w:hyperlink w:anchor="_Toc229513708" w:history="1">
+            <w:r>
+              <w:rPr>
+                <w:rStyle w:val="Hyperlink"/>
+                <w:rFonts w:ascii="Times New Roman" w:eastAsia="Bold" w:hAnsi="Times New Roman" w:cs="Times New Roman"/>
+                <w:b/>
+                <w:noProof/>
+                <w:lang w:val="vi-VN"/>
+              </w:rPr>
+              <w:t>1.2</w:t>
+            </w:r>
+            <w:r>
+              <w:rPr>
+                <w:rFonts w:asciiTheme="minorHAnsi" w:eastAsiaTheme="minorEastAsia" w:hAnsiTheme="minorHAnsi" w:cstheme="minorBidi"/>
+                <w:noProof/>
+                <w:kern w:val="2"/>
+                <w14:ligatures w14:val="standardContextual"/>
+              </w:rPr>
+              <w:tab/>
+            </w:r>
+            <w:r>
+              <w:rPr>
+                <w:rStyle w:val="Hyperlink"/>
+                <w:rFonts w:ascii="Times New Roman" w:eastAsia="Bold" w:hAnsi="Times New Roman" w:cs="Times New Roman"/>
+                <w:b/>
+                <w:noProof/>
+                <w:lang w:val="vi-VN"/>
+              </w:rPr>
+              <w:t>Mục tiêu nghiên cứu</w:t>
+            </w:r>
+            <w:r>
+              <w:rPr>
+                <w:noProof/>
+                <w:webHidden/>
+              </w:rPr>
+              <w:tab/>
+            </w:r>
+            <w:r>
+              <w:rPr>
+                <w:noProof/>
+                <w:webHidden/>
+              </w:rPr>
+              <w:fldChar w:fldCharType="begin"/>
+            </w:r>
+            <w:r>
+              <w:rPr>
+                <w:noProof/>
+                <w:webHidden/>
+              </w:rPr>
+              <w:instrText xml:space="preserve"> PAGEREF _Toc229513708 \h </w:instrText>
+            </w:r>
+            <w:r>
+              <w:rPr>
+                <w:noProof/>
+                <w:webHidden/>
+              </w:rPr>
+            </w:r>
+            <w:r>
+              <w:rPr>
+                <w:noProof/>
+                <w:webHidden/>
+              </w:rPr>
+              <w:fldChar w:fldCharType="separate"/>
+            </w:r>
+            <w:r>
+              <w:rPr>
+                <w:noProof/>
+                <w:webHidden/>
+              </w:rPr>
+              <w:t>1</w:t>
+            </w:r>
+            <w:r>
+              <w:rPr>
+                <w:noProof/>
+                <w:webHidden/>
+              </w:rPr>
+              <w:fldChar w:fldCharType="end"/>
+            </w:r>
+          </w:hyperlink>
+        </w:p>
+        <w:p>
+          <w:pPr>
+            <w:pStyle w:val="TOC2"/>
+            <w:tabs>
+              <w:tab w:val="left" w:pos="960"/>
+              <w:tab w:val="right" w:leader="dot" w:pos="9350"/>
+            </w:tabs>
+            <w:rPr>
+              <w:rFonts w:asciiTheme="minorHAnsi" w:eastAsiaTheme="minorEastAsia" w:hAnsiTheme="minorHAnsi" w:cstheme="minorBidi"/>
+              <w:noProof/>
+              <w:kern w:val="2"/>
+              <w14:ligatures w14:val="standardContextual"/>
+            </w:rPr>
+          </w:pPr>
+          <w:hyperlink w:anchor="_Toc229513709" w:history="1">
+            <w:r>
+              <w:rPr>
+                <w:rStyle w:val="Hyperlink"/>
+                <w:rFonts w:ascii="Times New Roman" w:eastAsia="Bold" w:hAnsi="Times New Roman" w:cs="Times New Roman"/>
+                <w:b/>
+                <w:noProof/>
+                <w:lang w:val="vi-VN"/>
+              </w:rPr>
+              <w:t>1.3</w:t>
+            </w:r>
+            <w:r>
+              <w:rPr>
+                <w:rFonts w:asciiTheme="minorHAnsi" w:eastAsiaTheme="minorEastAsia" w:hAnsiTheme="minorHAnsi" w:cstheme="minorBidi"/>
+                <w:noProof/>
+                <w:kern w:val="2"/>
+                <w14:ligatures w14:val="standardContextual"/>
+              </w:rPr>
+              <w:tab/>
+            </w:r>
+            <w:r>
+              <w:rPr>
+                <w:rStyle w:val="Hyperlink"/>
+                <w:rFonts w:ascii="Times New Roman" w:eastAsia="Bold" w:hAnsi="Times New Roman" w:cs="Times New Roman"/>
+                <w:b/>
+                <w:noProof/>
+                <w:lang w:val="vi-VN"/>
+              </w:rPr>
+              <w:t>Nội dung nghiên cứu</w:t>
+            </w:r>
+            <w:r>
+              <w:rPr>
+                <w:noProof/>
+                <w:webHidden/>
+              </w:rPr>
+              <w:tab/>
+            </w:r>
+            <w:r>
+              <w:rPr>
+                <w:noProof/>
+                <w:webHidden/>
+              </w:rPr>
+              <w:fldChar w:fldCharType="begin"/>
+            </w:r>
+            <w:r>
+              <w:rPr>
+                <w:noProof/>
+                <w:webHidden/>
+              </w:rPr>
+              <w:instrText xml:space="preserve"> PAGEREF _Toc229513709 \h </w:instrText>
+            </w:r>
+            <w:r>
+              <w:rPr>
+                <w:noProof/>
+                <w:webHidden/>
+              </w:rPr>
+            </w:r>
+            <w:r>
+              <w:rPr>
+                <w:noProof/>
+                <w:webHidden/>
+              </w:rPr>
+              <w:fldChar w:fldCharType="separate"/>
+            </w:r>
+            <w:r>
+              <w:rPr>
+                <w:noProof/>
+                <w:webHidden/>
+              </w:rPr>
+              <w:t>1</w:t>
+            </w:r>
+            <w:r>
+              <w:rPr>
+                <w:noProof/>
+                <w:webHidden/>
+              </w:rPr>
+              <w:fldChar w:fldCharType="end"/>
+            </w:r>
+          </w:hyperlink>
+        </w:p>
+        <w:p>
+          <w:pPr>
+            <w:pStyle w:val="TOC2"/>
+            <w:tabs>
+              <w:tab w:val="left" w:pos="960"/>
+              <w:tab w:val="right" w:leader="dot" w:pos="9350"/>
+            </w:tabs>
+            <w:rPr>
+              <w:rFonts w:asciiTheme="minorHAnsi" w:eastAsiaTheme="minorEastAsia" w:hAnsiTheme="minorHAnsi" w:cstheme="minorBidi"/>
+              <w:noProof/>
+              <w:kern w:val="2"/>
+              <w14:ligatures w14:val="standardContextual"/>
+            </w:rPr>
+          </w:pPr>
+          <w:hyperlink w:anchor="_Toc229513710" w:history="1">
+            <w:r>
+              <w:rPr>
+                <w:rStyle w:val="Hyperlink"/>
+                <w:rFonts w:ascii="Times New Roman" w:eastAsia="Bold" w:hAnsi="Times New Roman" w:cs="Times New Roman"/>
+                <w:b/>
+                <w:noProof/>
+                <w:lang w:val="vi-VN"/>
+              </w:rPr>
+              <w:t>1.4</w:t>
+            </w:r>
+            <w:r>
+              <w:rPr>
+                <w:rFonts w:asciiTheme="minorHAnsi" w:eastAsiaTheme="minorEastAsia" w:hAnsiTheme="minorHAnsi" w:cstheme="minorBidi"/>
+                <w:noProof/>
+                <w:kern w:val="2"/>
+                <w14:ligatures w14:val="standardContextual"/>
+              </w:rPr>
+              <w:tab/>
+            </w:r>
+            <w:r>
+              <w:rPr>
+                <w:rStyle w:val="Hyperlink"/>
+                <w:rFonts w:ascii="Times New Roman" w:eastAsia="Bold" w:hAnsi="Times New Roman" w:cs="Times New Roman"/>
+                <w:b/>
+                <w:noProof/>
+                <w:lang w:val="vi-VN"/>
+              </w:rPr>
+              <w:t>Phương pháp nghiên cứu</w:t>
+            </w:r>
+            <w:r>
+              <w:rPr>
+                <w:noProof/>
+                <w:webHidden/>
+              </w:rPr>
+              <w:tab/>
+            </w:r>
+            <w:r>
+              <w:rPr>
+                <w:noProof/>
+                <w:webHidden/>
+              </w:rPr>
+              <w:fldChar w:fldCharType="begin"/>
+            </w:r>
+            <w:r>
+              <w:rPr>
+                <w:noProof/>
+                <w:webHidden/>
+              </w:rPr>
+              <w:instrText xml:space="preserve"> PAGEREF _Toc229513710 \h </w:instrText>
+            </w:r>
+            <w:r>
+              <w:rPr>
+                <w:noProof/>
+                <w:webHidden/>
+              </w:rPr>
+            </w:r>
+            <w:r>
+              <w:rPr>
+                <w:noProof/>
+                <w:webHidden/>
+              </w:rPr>
+              <w:fldChar w:fldCharType="separate"/>
+            </w:r>
+            <w:r>
+              <w:rPr>
+                <w:noProof/>
+                <w:webHidden/>
+              </w:rPr>
+              <w:t>1</w:t>
+            </w:r>
+            <w:r>
+              <w:rPr>
+                <w:noProof/>
+                <w:webHidden/>
+              </w:rPr>
+              <w:fldChar w:fldCharType="end"/>
+            </w:r>
+          </w:hyperlink>
+        </w:p>
+        <w:p>
+          <w:pPr>
+            <w:pStyle w:val="TOC1"/>
+            <w:tabs>
+              <w:tab w:val="right" w:leader="dot" w:pos="9350"/>
+            </w:tabs>
+            <w:rPr>
+              <w:rFonts w:asciiTheme="minorHAnsi" w:eastAsiaTheme="minorEastAsia" w:hAnsiTheme="minorHAnsi" w:cstheme="minorBidi"/>
+              <w:noProof/>
+              <w:kern w:val="2"/>
+              <w14:ligatures w14:val="standardContextual"/>
+            </w:rPr>
+          </w:pPr>
+          <w:hyperlink w:anchor="_Toc229513711" w:history="1">
+            <w:r>
+              <w:rPr>
+                <w:rStyle w:val="Hyperlink"/>
+                <w:rFonts w:ascii="Times New Roman" w:eastAsia="Bold" w:hAnsi="Times New Roman" w:cs="Times New Roman"/>
+                <w:b/>
+                <w:noProof/>
+                <w:lang w:val="vi-VN"/>
+              </w:rPr>
+              <w:t>CHƯƠNG 2: NGHIÊN CỨU LÝ THUYẾT</w:t>
+            </w:r>
+            <w:r>
+              <w:rPr>
+                <w:noProof/>
+                <w:webHidden/>
+              </w:rPr>
+              <w:tab/>
+            </w:r>
+            <w:r>
+              <w:rPr>
+                <w:noProof/>
+                <w:webHidden/>
+              </w:rPr>
+              <w:fldChar w:fldCharType="begin"/>
+            </w:r>
+            <w:r>
+              <w:rPr>
+                <w:noProof/>
+                <w:webHidden/>
+              </w:rPr>
+              <w:instrText xml:space="preserve"> PAGEREF _Toc229513711 \h </w:instrText>
+            </w:r>
+            <w:r>
+              <w:rPr>
+                <w:noProof/>
+                <w:webHidden/>
+              </w:rPr>
+            </w:r>
+            <w:r>
+              <w:rPr>
+                <w:noProof/>
+                <w:webHidden/>
+              </w:rPr>
+              <w:fldChar w:fldCharType="separate"/>
+            </w:r>
+            <w:r>
+              <w:rPr>
+                <w:noProof/>
+                <w:webHidden/>
+              </w:rPr>
+              <w:t>2</w:t>
+            </w:r>
+            <w:r>
+              <w:rPr>
+                <w:noProof/>
+                <w:webHidden/>
+              </w:rPr>
+              <w:fldChar w:fldCharType="end"/>
+            </w:r>
+          </w:hyperlink>
+        </w:p>
+        <w:p>
+          <w:pPr>
+            <w:pStyle w:val="TOC2"/>
+            <w:tabs>
+              <w:tab w:val="right" w:leader="dot" w:pos="9350"/>
+            </w:tabs>
+            <w:rPr>
+              <w:rFonts w:asciiTheme="minorHAnsi" w:eastAsiaTheme="minorEastAsia" w:hAnsiTheme="minorHAnsi" w:cstheme="minorBidi"/>
+              <w:noProof/>
+              <w:kern w:val="2"/>
+              <w14:ligatures w14:val="standardContextual"/>
+            </w:rPr>
+          </w:pPr>
+          <w:hyperlink w:anchor="_Toc229513712" w:history="1">
+            <w:r>
+              <w:rPr>
+                <w:rStyle w:val="Hyperlink"/>
+                <w:rFonts w:ascii="Times New Roman" w:eastAsia="Bold" w:hAnsi="Times New Roman" w:cs="Times New Roman"/>
+                <w:b/>
+                <w:noProof/>
+              </w:rPr>
+              <w:t>2.1 Ngôn</w:t>
+            </w:r>
+            <w:r>
+              <w:rPr>
+                <w:rStyle w:val="Hyperlink"/>
+                <w:rFonts w:ascii="Times New Roman" w:eastAsia="Bold" w:hAnsi="Times New Roman" w:cs="Times New Roman"/>
+                <w:b/>
+                <w:noProof/>
+                <w:lang w:val="vi-VN"/>
+              </w:rPr>
+              <w:t xml:space="preserve"> ngữ lập trình PHP</w:t>
+            </w:r>
+            <w:r>
+              <w:rPr>
+                <w:noProof/>
+                <w:webHidden/>
+              </w:rPr>
+              <w:tab/>
+            </w:r>
+            <w:r>
+              <w:rPr>
+                <w:noProof/>
+                <w:webHidden/>
+              </w:rPr>
+              <w:fldChar w:fldCharType="begin"/>
+            </w:r>
+            <w:r>
+              <w:rPr>
+                <w:noProof/>
+                <w:webHidden/>
+              </w:rPr>
+              <w:instrText xml:space="preserve"> PAGEREF _Toc229513712 \h </w:instrText>
+            </w:r>
+            <w:r>
+              <w:rPr>
+                <w:noProof/>
+                <w:webHidden/>
+              </w:rPr>
+            </w:r>
+            <w:r>
+              <w:rPr>
+                <w:noProof/>
+                <w:webHidden/>
+              </w:rPr>
+              <w:fldChar w:fldCharType="separate"/>
+            </w:r>
+            <w:r>
+              <w:rPr>
+                <w:noProof/>
+                <w:webHidden/>
+              </w:rPr>
+              <w:t>2</w:t>
+            </w:r>
+            <w:r>
+              <w:rPr>
+                <w:noProof/>
+                <w:webHidden/>
+              </w:rPr>
+              <w:fldChar w:fldCharType="end"/>
+            </w:r>
+          </w:hyperlink>
+        </w:p>
+        <w:p>
+          <w:pPr>
+            <w:pStyle w:val="TOC3"/>
+            <w:tabs>
+              <w:tab w:val="right" w:leader="dot" w:pos="9350"/>
+            </w:tabs>
+            <w:rPr>
+              <w:rFonts w:asciiTheme="minorHAnsi" w:eastAsiaTheme="minorEastAsia" w:hAnsiTheme="minorHAnsi" w:cstheme="minorBidi"/>
+              <w:noProof/>
+              <w:kern w:val="2"/>
+              <w14:ligatures w14:val="standardContextual"/>
+            </w:rPr>
+          </w:pPr>
+          <w:hyperlink w:anchor="_Toc229513713" w:history="1">
+            <w:r>
+              <w:rPr>
+                <w:rStyle w:val="Hyperlink"/>
+                <w:rFonts w:ascii="Times New Roman" w:eastAsia="Bold" w:hAnsi="Times New Roman" w:cs="Times New Roman"/>
+                <w:b/>
+                <w:i/>
+                <w:iCs/>
+                <w:noProof/>
+                <w:lang w:val="vi-VN"/>
+              </w:rPr>
+              <w:t>2.1.1 Khái niệm</w:t>
+            </w:r>
+            <w:r>
+              <w:rPr>
+                <w:noProof/>
+                <w:webHidden/>
+              </w:rPr>
+              <w:tab/>
+            </w:r>
+            <w:r>
+              <w:rPr>
+                <w:noProof/>
+                <w:webHidden/>
+              </w:rPr>
+              <w:fldChar w:fldCharType="begin"/>
+            </w:r>
+            <w:r>
+              <w:rPr>
+                <w:noProof/>
+                <w:webHidden/>
+              </w:rPr>
+              <w:instrText xml:space="preserve"> PAGEREF _Toc229513713 \h </w:instrText>
+            </w:r>
+            <w:r>
+              <w:rPr>
+                <w:noProof/>
+                <w:webHidden/>
+              </w:rPr>
+            </w:r>
+            <w:r>
+              <w:rPr>
+                <w:noProof/>
+                <w:webHidden/>
+              </w:rPr>
+              <w:fldChar w:fldCharType="separate"/>
+            </w:r>
+            <w:r>
+              <w:rPr>
+                <w:noProof/>
+                <w:webHidden/>
+              </w:rPr>
+              <w:t>2</w:t>
+            </w:r>
+            <w:r>
+              <w:rPr>
+                <w:noProof/>
+                <w:webHidden/>
+              </w:rPr>
+              <w:fldChar w:fldCharType="end"/>
+            </w:r>
+          </w:hyperlink>
+        </w:p>
+        <w:p>
+          <w:pPr>
+            <w:pStyle w:val="TOC3"/>
+            <w:tabs>
+              <w:tab w:val="right" w:leader="dot" w:pos="9350"/>
+            </w:tabs>
+            <w:rPr>
+              <w:rFonts w:asciiTheme="minorHAnsi" w:eastAsiaTheme="minorEastAsia" w:hAnsiTheme="minorHAnsi" w:cstheme="minorBidi"/>
+              <w:noProof/>
+              <w:kern w:val="2"/>
+              <w14:ligatures w14:val="standardContextual"/>
+            </w:rPr>
+          </w:pPr>
+          <w:hyperlink w:anchor="_Toc229513714" w:history="1">
+            <w:r>
+              <w:rPr>
+                <w:rStyle w:val="Hyperlink"/>
+                <w:rFonts w:ascii="Times New Roman" w:eastAsia="Bold" w:hAnsi="Times New Roman" w:cs="Times New Roman"/>
+                <w:b/>
+                <w:i/>
+                <w:iCs/>
+                <w:noProof/>
+                <w:lang w:val="vi-VN"/>
+              </w:rPr>
+              <w:t>2.1.2 Cú pháp cơ bản và cách kết nối</w:t>
+            </w:r>
+            <w:r>
+              <w:rPr>
+                <w:noProof/>
+                <w:webHidden/>
+              </w:rPr>
+              <w:tab/>
+            </w:r>
+            <w:r>
+              <w:rPr>
+                <w:noProof/>
+                <w:webHidden/>
+              </w:rPr>
+              <w:fldChar w:fldCharType="begin"/>
+            </w:r>
+            <w:r>
+              <w:rPr>
+                <w:noProof/>
+                <w:webHidden/>
+              </w:rPr>
+              <w:instrText xml:space="preserve"> PAGEREF _Toc229513714 \h </w:instrText>
+            </w:r>
+            <w:r>
+              <w:rPr>
+                <w:noProof/>
+                <w:webHidden/>
+              </w:rPr>
+            </w:r>
+            <w:r>
+              <w:rPr>
+                <w:noProof/>
+                <w:webHidden/>
+              </w:rPr>
+              <w:fldChar w:fldCharType="separate"/>
+            </w:r>
+            <w:r>
+              <w:rPr>
+                <w:noProof/>
+                <w:webHidden/>
+              </w:rPr>
+              <w:t>2</w:t>
+            </w:r>
+            <w:r>
+              <w:rPr>
+                <w:noProof/>
+                <w:webHidden/>
+              </w:rPr>
+              <w:fldChar w:fldCharType="end"/>
+            </w:r>
+          </w:hyperlink>
+        </w:p>
+        <w:p>
+          <w:pPr>
+            <w:pStyle w:val="TOC2"/>
+            <w:tabs>
+              <w:tab w:val="right" w:leader="dot" w:pos="9350"/>
+            </w:tabs>
+            <w:rPr>
+              <w:rFonts w:asciiTheme="minorHAnsi" w:eastAsiaTheme="minorEastAsia" w:hAnsiTheme="minorHAnsi" w:cstheme="minorBidi"/>
+              <w:noProof/>
+              <w:kern w:val="2"/>
+              <w14:ligatures w14:val="standardContextual"/>
+            </w:rPr>
+          </w:pPr>
+          <w:hyperlink w:anchor="_Toc229513715" w:history="1">
+            <w:r>
+              <w:rPr>
+                <w:rStyle w:val="Hyperlink"/>
+                <w:rFonts w:ascii="Times New Roman" w:eastAsia="Bold" w:hAnsi="Times New Roman" w:cs="Times New Roman"/>
+                <w:b/>
+                <w:noProof/>
+                <w:lang w:val="vi-VN"/>
+              </w:rPr>
+              <w:t>2.2 Lý thuyết về nghiệp vụ bán hàng</w:t>
+            </w:r>
+            <w:r>
+              <w:rPr>
+                <w:noProof/>
+                <w:webHidden/>
+              </w:rPr>
+              <w:tab/>
+            </w:r>
+            <w:r>
+              <w:rPr>
+                <w:noProof/>
+                <w:webHidden/>
+              </w:rPr>
+              <w:fldChar w:fldCharType="begin"/>
+            </w:r>
+            <w:r>
+              <w:rPr>
+                <w:noProof/>
+                <w:webHidden/>
+              </w:rPr>
+              <w:instrText xml:space="preserve"> PAGEREF _Toc229513715 \h </w:instrText>
+            </w:r>
+            <w:r>
+              <w:rPr>
+                <w:noProof/>
+                <w:webHidden/>
+              </w:rPr>
+            </w:r>
+            <w:r>
+              <w:rPr>
+                <w:noProof/>
+                <w:webHidden/>
+              </w:rPr>
+              <w:fldChar w:fldCharType="separate"/>
+            </w:r>
+            <w:r>
+              <w:rPr>
+                <w:noProof/>
+                <w:webHidden/>
+              </w:rPr>
+              <w:t>2</w:t>
+            </w:r>
+            <w:r>
+              <w:rPr>
+                <w:noProof/>
+                <w:webHidden/>
+              </w:rPr>
+              <w:fldChar w:fldCharType="end"/>
+            </w:r>
+          </w:hyperlink>
+        </w:p>
+        <w:p>
+          <w:pPr>
+            <w:pStyle w:val="TOC3"/>
+            <w:tabs>
+              <w:tab w:val="right" w:leader="dot" w:pos="9350"/>
+            </w:tabs>
+            <w:rPr>
+              <w:rFonts w:asciiTheme="minorHAnsi" w:eastAsiaTheme="minorEastAsia" w:hAnsiTheme="minorHAnsi" w:cstheme="minorBidi"/>
+              <w:noProof/>
+              <w:kern w:val="2"/>
+              <w14:ligatures w14:val="standardContextual"/>
+            </w:rPr>
+          </w:pPr>
+          <w:hyperlink w:anchor="_Toc229513716" w:history="1">
+            <w:r>
+              <w:rPr>
+                <w:rStyle w:val="Hyperlink"/>
+                <w:rFonts w:ascii="Times New Roman" w:eastAsia="Bold" w:hAnsi="Times New Roman" w:cs="Times New Roman"/>
+                <w:b/>
+                <w:i/>
+                <w:iCs/>
+                <w:noProof/>
+                <w:lang w:val="vi-VN"/>
+              </w:rPr>
+              <w:t>2.2.1 Quy trình quản lý sản phẩm</w:t>
+            </w:r>
+            <w:r>
+              <w:rPr>
+                <w:noProof/>
+                <w:webHidden/>
+              </w:rPr>
+              <w:tab/>
+            </w:r>
+            <w:r>
+              <w:rPr>
+                <w:noProof/>
+                <w:webHidden/>
+              </w:rPr>
+              <w:fldChar w:fldCharType="begin"/>
+            </w:r>
+            <w:r>
+              <w:rPr>
+                <w:noProof/>
+                <w:webHidden/>
+              </w:rPr>
+              <w:instrText xml:space="preserve"> PAGEREF _Toc229513716 \h </w:instrText>
+            </w:r>
+            <w:r>
+              <w:rPr>
+                <w:noProof/>
+                <w:webHidden/>
+              </w:rPr>
+            </w:r>
+            <w:r>
+              <w:rPr>
+                <w:noProof/>
+                <w:webHidden/>
+              </w:rPr>
+              <w:fldChar w:fldCharType="separate"/>
+            </w:r>
+            <w:r>
+              <w:rPr>
+                <w:noProof/>
+                <w:webHidden/>
+              </w:rPr>
+              <w:t>2</w:t>
+            </w:r>
+            <w:r>
+              <w:rPr>
+                <w:noProof/>
+                <w:webHidden/>
+              </w:rPr>
+              <w:fldChar w:fldCharType="end"/>
+            </w:r>
+          </w:hyperlink>
+        </w:p>
+        <w:p>
+          <w:pPr>
+            <w:pStyle w:val="TOC3"/>
+            <w:tabs>
+              <w:tab w:val="right" w:leader="dot" w:pos="9350"/>
+            </w:tabs>
+            <w:rPr>
+              <w:rFonts w:asciiTheme="minorHAnsi" w:eastAsiaTheme="minorEastAsia" w:hAnsiTheme="minorHAnsi" w:cstheme="minorBidi"/>
+              <w:noProof/>
+              <w:kern w:val="2"/>
+              <w14:ligatures w14:val="standardContextual"/>
+            </w:rPr>
+          </w:pPr>
+          <w:hyperlink w:anchor="_Toc229513717" w:history="1">
+            <w:r>
+              <w:rPr>
+                <w:rStyle w:val="Hyperlink"/>
+                <w:rFonts w:ascii="Times New Roman" w:eastAsia="Bold" w:hAnsi="Times New Roman" w:cs="Times New Roman"/>
+                <w:b/>
+                <w:i/>
+                <w:iCs/>
+                <w:noProof/>
+                <w:lang w:val="vi-VN"/>
+              </w:rPr>
+              <w:t>2.2.2 Quy trình quản lý danh mục sản phẩm và quy trình đặt hàng.</w:t>
+            </w:r>
+            <w:r>
+              <w:rPr>
+                <w:noProof/>
+                <w:webHidden/>
+              </w:rPr>
+              <w:tab/>
+            </w:r>
+            <w:r>
+              <w:rPr>
+                <w:noProof/>
+                <w:webHidden/>
+              </w:rPr>
+              <w:fldChar w:fldCharType="begin"/>
+            </w:r>
+            <w:r>
+              <w:rPr>
+                <w:noProof/>
+                <w:webHidden/>
+              </w:rPr>
+              <w:instrText xml:space="preserve"> PAGEREF _Toc229513717 \h </w:instrText>
+            </w:r>
+            <w:r>
+              <w:rPr>
+                <w:noProof/>
+                <w:webHidden/>
+              </w:rPr>
+            </w:r>
+            <w:r>
+              <w:rPr>
+                <w:noProof/>
+                <w:webHidden/>
+              </w:rPr>
+              <w:fldChar w:fldCharType="separate"/>
+            </w:r>
+            <w:r>
+              <w:rPr>
+                <w:noProof/>
+                <w:webHidden/>
+              </w:rPr>
+              <w:t>3</w:t>
+            </w:r>
+            <w:r>
+              <w:rPr>
+                <w:noProof/>
+                <w:webHidden/>
+              </w:rPr>
+              <w:fldChar w:fldCharType="end"/>
+            </w:r>
+          </w:hyperlink>
+        </w:p>
+        <w:p>
+          <w:pPr>
+            <w:pStyle w:val="TOC1"/>
+            <w:tabs>
+              <w:tab w:val="right" w:leader="dot" w:pos="9350"/>
+            </w:tabs>
+            <w:rPr>
+              <w:rFonts w:asciiTheme="minorHAnsi" w:eastAsiaTheme="minorEastAsia" w:hAnsiTheme="minorHAnsi" w:cstheme="minorBidi"/>
+              <w:noProof/>
+              <w:kern w:val="2"/>
+              <w14:ligatures w14:val="standardContextual"/>
+            </w:rPr>
+          </w:pPr>
+          <w:hyperlink w:anchor="_Toc229513718" w:history="1">
+            <w:r>
+              <w:rPr>
+                <w:rStyle w:val="Hyperlink"/>
+                <w:rFonts w:ascii="Times New Roman" w:eastAsia="Bold" w:hAnsi="Times New Roman" w:cs="Times New Roman"/>
+                <w:b/>
+                <w:noProof/>
+                <w:lang w:val="vi-VN"/>
+              </w:rPr>
+              <w:t>CHƯƠNG 3: PHÂN TÍCH HỆ THỐNG</w:t>
+            </w:r>
+            <w:r>
+              <w:rPr>
+                <w:noProof/>
+                <w:webHidden/>
+              </w:rPr>
+              <w:tab/>
+            </w:r>
+            <w:r>
+              <w:rPr>
+                <w:noProof/>
+                <w:webHidden/>
+              </w:rPr>
+              <w:fldChar w:fldCharType="begin"/>
+            </w:r>
+            <w:r>
+              <w:rPr>
+                <w:noProof/>
+                <w:webHidden/>
+              </w:rPr>
+              <w:instrText xml:space="preserve"> PAGEREF _Toc229513718 \h </w:instrText>
+            </w:r>
+            <w:r>
+              <w:rPr>
+                <w:noProof/>
+                <w:webHidden/>
+              </w:rPr>
+            </w:r>
+            <w:r>
+              <w:rPr>
+                <w:noProof/>
+                <w:webHidden/>
+              </w:rPr>
+              <w:fldChar w:fldCharType="separate"/>
+            </w:r>
+            <w:r>
+              <w:rPr>
+                <w:noProof/>
+                <w:webHidden/>
+              </w:rPr>
+              <w:t>3</w:t>
+            </w:r>
+            <w:r>
+              <w:rPr>
+                <w:noProof/>
+                <w:webHidden/>
+              </w:rPr>
+              <w:fldChar w:fldCharType="end"/>
+            </w:r>
+          </w:hyperlink>
+        </w:p>
+        <w:p>
+          <w:pPr>
+            <w:pStyle w:val="TOC2"/>
+            <w:tabs>
+              <w:tab w:val="right" w:leader="dot" w:pos="9350"/>
+            </w:tabs>
+            <w:rPr>
+              <w:rFonts w:asciiTheme="minorHAnsi" w:eastAsiaTheme="minorEastAsia" w:hAnsiTheme="minorHAnsi" w:cstheme="minorBidi"/>
+              <w:noProof/>
+              <w:kern w:val="2"/>
+              <w14:ligatures w14:val="standardContextual"/>
+            </w:rPr>
+          </w:pPr>
+          <w:hyperlink w:anchor="_Toc229513719" w:history="1">
+            <w:r>
+              <w:rPr>
+                <w:rStyle w:val="Hyperlink"/>
+                <w:rFonts w:ascii="Times New Roman" w:eastAsia="Bold" w:hAnsi="Times New Roman" w:cs="Times New Roman"/>
+                <w:b/>
+                <w:noProof/>
+                <w:lang w:val="vi-VN"/>
+              </w:rPr>
+              <w:t>3.1 Mô tả đề tài</w:t>
+            </w:r>
+            <w:r>
+              <w:rPr>
+                <w:noProof/>
+                <w:webHidden/>
+              </w:rPr>
+              <w:tab/>
+            </w:r>
+            <w:r>
+              <w:rPr>
+                <w:noProof/>
+                <w:webHidden/>
+              </w:rPr>
+              <w:fldChar w:fldCharType="begin"/>
+            </w:r>
+            <w:r>
+              <w:rPr>
+                <w:noProof/>
+                <w:webHidden/>
+              </w:rPr>
+              <w:instrText xml:space="preserve"> PAGEREF _Toc229513719 \h </w:instrText>
+            </w:r>
+            <w:r>
+              <w:rPr>
+                <w:noProof/>
+                <w:webHidden/>
+              </w:rPr>
+            </w:r>
+            <w:r>
+              <w:rPr>
+                <w:noProof/>
+                <w:webHidden/>
+              </w:rPr>
+              <w:fldChar w:fldCharType="separate"/>
+            </w:r>
+            <w:r>
+              <w:rPr>
+                <w:noProof/>
+                <w:webHidden/>
+              </w:rPr>
+              <w:t>3</w:t>
+            </w:r>
+            <w:r>
+              <w:rPr>
+                <w:noProof/>
+                <w:webHidden/>
+              </w:rPr>
+              <w:fldChar w:fldCharType="end"/>
+            </w:r>
+          </w:hyperlink>
+        </w:p>
+        <w:p>
+          <w:r>
+            <w:rPr>
+              <w:b/>
+              <w:bCs/>
+              <w:noProof/>
+            </w:rPr>
+            <w:fldChar w:fldCharType="end"/>
+          </w:r>
+        </w:p>
+      </w:sdtContent>
+    </w:sdt>
+    <w:p>
+      <w:pPr>
+        <w:rPr>
+          <w:rFonts w:ascii="Times New Roman" w:eastAsia="Bold" w:hAnsi="Times New Roman" w:cs="Times New Roman"/>
+          <w:b/>
+          <w:sz w:val="26"/>
+          <w:szCs w:val="26"/>
+          <w:lang w:val="vi-VN"/>
+        </w:rPr>
+      </w:pPr>
+      <w:r>
+        <w:rPr>
+          <w:rFonts w:ascii="Times New Roman" w:eastAsia="Bold" w:hAnsi="Times New Roman" w:cs="Times New Roman"/>
+          <w:b/>
+          <w:sz w:val="26"/>
+          <w:szCs w:val="26"/>
+          <w:lang w:val="vi-VN"/>
+        </w:rPr>
+        <w:br w:type="page"/>
+      </w:r>
+    </w:p>
+    <w:p>
+      <w:pPr>
+        <w:rPr>
+          <w:rFonts w:ascii="Times New Roman" w:eastAsia="Bold" w:hAnsi="Times New Roman" w:cs="Times New Roman"/>
+          <w:b/>
+          <w:sz w:val="26"/>
+          <w:szCs w:val="26"/>
+          <w:lang w:val="vi-VN"/>
+        </w:rPr>
+      </w:pPr>
+    </w:p>
+    <w:p>
+      <w:pPr>
+        <w:pStyle w:val="Heading1"/>
         <w:jc w:val="center"/>
         <w:rPr>
           <w:rFonts w:ascii="Times New Roman" w:eastAsia="Bold" w:hAnsi="Times New Roman" w:cs="Times New Roman"/>
           <w:b/>
-          <w:sz w:val="26"/>
-          <w:szCs w:val="26"/>
-        </w:rPr>
-      </w:pPr>
-      <w:r>
-        <w:rPr>
-          <w:rFonts w:ascii="Times New Roman" w:eastAsia="Bold" w:hAnsi="Times New Roman" w:cs="Times New Roman"/>
-          <w:b/>
-          <w:sz w:val="26"/>
-          <w:szCs w:val="26"/>
-        </w:rPr>
-        <w:t>MỤC LỤC</w:t>
-      </w:r>
+          <w:color w:val="auto"/>
+          <w:sz w:val="26"/>
+          <w:szCs w:val="26"/>
+        </w:rPr>
+      </w:pPr>
+      <w:bookmarkStart w:id="0" w:name="_Toc229513702"/>
+      <w:r>
+        <w:rPr>
+          <w:rFonts w:ascii="Times New Roman" w:eastAsia="Bold" w:hAnsi="Times New Roman" w:cs="Times New Roman"/>
+          <w:b/>
+          <w:color w:val="auto"/>
+          <w:sz w:val="26"/>
+          <w:szCs w:val="26"/>
+        </w:rPr>
+        <w:t>LỜI MỞ ĐẦU</w:t>
+      </w:r>
+      <w:bookmarkEnd w:id="0"/>
+    </w:p>
+    <w:p>
+      <w:pPr>
+        <w:jc w:val="both"/>
+        <w:rPr>
+          <w:rFonts w:ascii="Times New Roman" w:eastAsia="Bold" w:hAnsi="Times New Roman" w:cs="Times New Roman"/>
+          <w:bCs/>
+          <w:sz w:val="26"/>
+          <w:szCs w:val="26"/>
+          <w:lang w:val="vi-VN"/>
+        </w:rPr>
+      </w:pPr>
+      <w:r>
+        <w:rPr>
+          <w:rFonts w:ascii="Times New Roman" w:eastAsia="Bold" w:hAnsi="Times New Roman" w:cs="Times New Roman"/>
+          <w:bCs/>
+          <w:sz w:val="26"/>
+          <w:szCs w:val="26"/>
+          <w:lang w:val="vi-VN"/>
+        </w:rPr>
+        <w:t xml:space="preserve">Trong thời đại </w:t>
+      </w:r>
+      <w:r>
+        <w:rPr>
+          <w:rFonts w:ascii="Times New Roman" w:eastAsia="Bold" w:hAnsi="Times New Roman" w:cs="Times New Roman"/>
+          <w:bCs/>
+          <w:sz w:val="26"/>
+          <w:szCs w:val="26"/>
+          <w:lang w:val="vi-VN"/>
+        </w:rPr>
+        <w:t xml:space="preserve">chuyển đổi số hiện nay, việc ứng dụng thương mại điện tử vào kinh doanh không còn là xu hướng mà đã trở thành yêu cầu bắt buộc đối với các cửa hàng. </w:t>
+      </w:r>
+    </w:p>
+    <w:p>
+      <w:pPr>
+        <w:jc w:val="both"/>
+        <w:rPr>
+          <w:rFonts w:ascii="Times New Roman" w:eastAsia="Bold" w:hAnsi="Times New Roman" w:cs="Times New Roman"/>
+          <w:bCs/>
+          <w:sz w:val="26"/>
+          <w:szCs w:val="26"/>
+          <w:lang w:val="vi-VN"/>
+        </w:rPr>
+      </w:pPr>
+      <w:r>
+        <w:rPr>
+          <w:rFonts w:ascii="Times New Roman" w:eastAsia="Bold" w:hAnsi="Times New Roman" w:cs="Times New Roman"/>
+          <w:bCs/>
+          <w:sz w:val="26"/>
+          <w:szCs w:val="26"/>
+          <w:lang w:val="vi-VN"/>
+        </w:rPr>
+        <w:t xml:space="preserve">Là một sinh viên nghành Công nghệ thông tin, em luôn tìm cách để vận dụng những kiến thức đã học vào thực tiễn để giải quyết các bài toán cụ thể. </w:t>
+      </w:r>
+      <w:r>
+        <w:rPr>
+          <w:rFonts w:ascii="Times New Roman" w:eastAsia="Bold" w:hAnsi="Times New Roman" w:cs="Times New Roman"/>
+          <w:bCs/>
+          <w:sz w:val="26"/>
+          <w:szCs w:val="26"/>
+          <w:lang w:val="vi-VN"/>
+        </w:rPr>
+        <w:t>Với mong muốn tối ưu hóa quy trình quản lý và tiếp cận khách hàng một cách chuyên nghiệp hơn cho mô hình kinh doanh quà tặng (đồ lưu niệm, gấu bông, ly sứ...), em đã quyết định thực hiện đề tài: “Xây dựng website bán quà lưu niệm”</w:t>
+      </w:r>
+      <w:r>
+        <w:rPr>
+          <w:rFonts w:ascii="Times New Roman" w:eastAsia="Bold" w:hAnsi="Times New Roman" w:cs="Times New Roman"/>
+          <w:bCs/>
+          <w:sz w:val="26"/>
+          <w:szCs w:val="26"/>
+          <w:lang w:val="vi-VN"/>
+        </w:rPr>
+        <w:t xml:space="preserve"> làm đồ án cho môn học này.</w:t>
+      </w:r>
+    </w:p>
+    <w:p>
+      <w:pPr>
+        <w:jc w:val="both"/>
+        <w:rPr>
+          <w:rFonts w:ascii="Times New Roman" w:eastAsia="Bold" w:hAnsi="Times New Roman" w:cs="Times New Roman"/>
+          <w:bCs/>
+          <w:sz w:val="26"/>
+          <w:szCs w:val="26"/>
+          <w:lang w:val="vi-VN"/>
+        </w:rPr>
+      </w:pPr>
+      <w:r>
+        <w:rPr>
+          <w:rFonts w:ascii="Times New Roman" w:eastAsia="Bold" w:hAnsi="Times New Roman" w:cs="Times New Roman"/>
+          <w:bCs/>
+          <w:sz w:val="26"/>
+          <w:szCs w:val="26"/>
+          <w:lang w:val="vi-VN"/>
+        </w:rPr>
+        <w:t xml:space="preserve"> Qua dự án, em hy vọng sẽ xây dựng được một sản phẩm hoàn thiện, hỗ trợ tốt cho việc quảng bá và bán lẻ các mặt hàng lưu niệm, đồng thời nâng cao kỹ năng lập trình PHP và quản lý cơ sở dữ liệu của bản thân.</w:t>
+      </w:r>
+    </w:p>
+    <w:p>
+      <w:pPr>
+        <w:rPr>
+          <w:rFonts w:ascii="Times New Roman" w:eastAsia="Bold" w:hAnsi="Times New Roman" w:cs="Times New Roman"/>
+          <w:bCs/>
+          <w:sz w:val="26"/>
+          <w:szCs w:val="26"/>
+          <w:lang w:val="vi-VN"/>
+        </w:rPr>
+      </w:pPr>
     </w:p>
     <w:p>
       <w:pPr>
@@ -1094,64 +2812,2811 @@
     </w:p>
     <w:p>
       <w:pPr>
+        <w:pStyle w:val="Heading1"/>
         <w:jc w:val="center"/>
         <w:rPr>
           <w:rFonts w:ascii="Times New Roman" w:eastAsia="Bold" w:hAnsi="Times New Roman" w:cs="Times New Roman"/>
           <w:b/>
-          <w:sz w:val="26"/>
-          <w:szCs w:val="26"/>
-        </w:rPr>
-      </w:pPr>
-      <w:r>
-        <w:rPr>
-          <w:rFonts w:ascii="Times New Roman" w:eastAsia="Bold" w:hAnsi="Times New Roman" w:cs="Times New Roman"/>
-          <w:b/>
-          <w:sz w:val="26"/>
-          <w:szCs w:val="26"/>
-        </w:rPr>
-        <w:lastRenderedPageBreak/>
-        <w:t>LỜI MỞ ĐẦU</w:t>
-      </w:r>
-    </w:p>
-    <w:p>
-      <w:pPr>
-        <w:rPr>
-          <w:rFonts w:ascii="Times New Roman" w:eastAsia="Bold" w:hAnsi="Times New Roman" w:cs="Times New Roman"/>
-          <w:b/>
-          <w:sz w:val="26"/>
-          <w:szCs w:val="26"/>
-        </w:rPr>
-      </w:pPr>
-      <w:r>
-        <w:rPr>
-          <w:rFonts w:ascii="Times New Roman" w:eastAsia="Bold" w:hAnsi="Times New Roman" w:cs="Times New Roman"/>
-          <w:b/>
-          <w:sz w:val="26"/>
-          <w:szCs w:val="26"/>
-        </w:rPr>
-        <w:br w:type="page"/>
-      </w:r>
-    </w:p>
-    <w:p>
-      <w:pPr>
-        <w:jc w:val="center"/>
-        <w:rPr>
-          <w:rFonts w:ascii="Times New Roman" w:eastAsia="Bold" w:hAnsi="Times New Roman" w:cs="Times New Roman"/>
-          <w:b/>
-          <w:sz w:val="26"/>
-          <w:szCs w:val="26"/>
-        </w:rPr>
-      </w:pPr>
-      <w:r>
-        <w:rPr>
-          <w:rFonts w:ascii="Times New Roman" w:eastAsia="Bold" w:hAnsi="Times New Roman" w:cs="Times New Roman"/>
-          <w:b/>
+          <w:color w:val="auto"/>
+          <w:sz w:val="26"/>
+          <w:szCs w:val="26"/>
+          <w:lang w:val="vi-VN"/>
+        </w:rPr>
+      </w:pPr>
+      <w:bookmarkStart w:id="1" w:name="_Toc229513703"/>
+      <w:r>
+        <w:rPr>
+          <w:rFonts w:ascii="Times New Roman" w:eastAsia="Bold" w:hAnsi="Times New Roman" w:cs="Times New Roman"/>
+          <w:b/>
+          <w:color w:val="auto"/>
           <w:sz w:val="26"/>
           <w:szCs w:val="26"/>
         </w:rPr>
         <w:lastRenderedPageBreak/>
         <w:t>LỜI CẢM ƠN</w:t>
       </w:r>
+      <w:bookmarkEnd w:id="1"/>
+    </w:p>
+    <w:p>
+      <w:pPr>
+        <w:jc w:val="both"/>
+        <w:rPr>
+          <w:rFonts w:ascii="Times New Roman" w:hAnsi="Times New Roman" w:cs="Times New Roman"/>
+          <w:sz w:val="26"/>
+          <w:szCs w:val="26"/>
+        </w:rPr>
+      </w:pPr>
+      <w:proofErr w:type="spellStart"/>
+      <w:r>
+        <w:rPr>
+          <w:rFonts w:ascii="Times New Roman" w:hAnsi="Times New Roman" w:cs="Times New Roman"/>
+          <w:sz w:val="26"/>
+          <w:szCs w:val="26"/>
+        </w:rPr>
+        <w:t>Đầu</w:t>
+      </w:r>
+      <w:proofErr w:type="spellEnd"/>
+      <w:r>
+        <w:rPr>
+          <w:rFonts w:ascii="Times New Roman" w:hAnsi="Times New Roman" w:cs="Times New Roman"/>
+          <w:sz w:val="26"/>
+          <w:szCs w:val="26"/>
+        </w:rPr>
+        <w:t xml:space="preserve"> </w:t>
+      </w:r>
+      <w:proofErr w:type="spellStart"/>
+      <w:r>
+        <w:rPr>
+          <w:rFonts w:ascii="Times New Roman" w:hAnsi="Times New Roman" w:cs="Times New Roman"/>
+          <w:sz w:val="26"/>
+          <w:szCs w:val="26"/>
+        </w:rPr>
+        <w:t>tiên</w:t>
+      </w:r>
+      <w:proofErr w:type="spellEnd"/>
+      <w:r>
+        <w:rPr>
+          <w:rFonts w:ascii="Times New Roman" w:hAnsi="Times New Roman" w:cs="Times New Roman"/>
+          <w:sz w:val="26"/>
+          <w:szCs w:val="26"/>
+        </w:rPr>
+        <w:t xml:space="preserve"> </w:t>
+      </w:r>
+      <w:proofErr w:type="spellStart"/>
+      <w:r>
+        <w:rPr>
+          <w:rFonts w:ascii="Times New Roman" w:hAnsi="Times New Roman" w:cs="Times New Roman"/>
+          <w:sz w:val="26"/>
+          <w:szCs w:val="26"/>
+        </w:rPr>
+        <w:t>cho</w:t>
+      </w:r>
+      <w:proofErr w:type="spellEnd"/>
+      <w:r>
+        <w:rPr>
+          <w:rFonts w:ascii="Times New Roman" w:hAnsi="Times New Roman" w:cs="Times New Roman"/>
+          <w:sz w:val="26"/>
+          <w:szCs w:val="26"/>
+        </w:rPr>
+        <w:t xml:space="preserve"> </w:t>
+      </w:r>
+      <w:proofErr w:type="spellStart"/>
+      <w:r>
+        <w:rPr>
+          <w:rFonts w:ascii="Times New Roman" w:hAnsi="Times New Roman" w:cs="Times New Roman"/>
+          <w:sz w:val="26"/>
+          <w:szCs w:val="26"/>
+        </w:rPr>
+        <w:t>em</w:t>
+      </w:r>
+      <w:proofErr w:type="spellEnd"/>
+      <w:r>
+        <w:rPr>
+          <w:rFonts w:ascii="Times New Roman" w:hAnsi="Times New Roman" w:cs="Times New Roman"/>
+          <w:sz w:val="26"/>
+          <w:szCs w:val="26"/>
+        </w:rPr>
+        <w:t xml:space="preserve"> </w:t>
+      </w:r>
+      <w:proofErr w:type="spellStart"/>
+      <w:r>
+        <w:rPr>
+          <w:rFonts w:ascii="Times New Roman" w:hAnsi="Times New Roman" w:cs="Times New Roman"/>
+          <w:sz w:val="26"/>
+          <w:szCs w:val="26"/>
+        </w:rPr>
+        <w:t>xin</w:t>
+      </w:r>
+      <w:proofErr w:type="spellEnd"/>
+      <w:r>
+        <w:rPr>
+          <w:rFonts w:ascii="Times New Roman" w:hAnsi="Times New Roman" w:cs="Times New Roman"/>
+          <w:sz w:val="26"/>
+          <w:szCs w:val="26"/>
+        </w:rPr>
+        <w:t xml:space="preserve"> </w:t>
+      </w:r>
+      <w:proofErr w:type="spellStart"/>
+      <w:r>
+        <w:rPr>
+          <w:rFonts w:ascii="Times New Roman" w:hAnsi="Times New Roman" w:cs="Times New Roman"/>
+          <w:sz w:val="26"/>
+          <w:szCs w:val="26"/>
+        </w:rPr>
+        <w:t>trân</w:t>
+      </w:r>
+      <w:proofErr w:type="spellEnd"/>
+      <w:r>
+        <w:rPr>
+          <w:rFonts w:ascii="Times New Roman" w:hAnsi="Times New Roman" w:cs="Times New Roman"/>
+          <w:sz w:val="26"/>
+          <w:szCs w:val="26"/>
+        </w:rPr>
+        <w:t xml:space="preserve"> </w:t>
+      </w:r>
+      <w:proofErr w:type="spellStart"/>
+      <w:r>
+        <w:rPr>
+          <w:rFonts w:ascii="Times New Roman" w:hAnsi="Times New Roman" w:cs="Times New Roman"/>
+          <w:sz w:val="26"/>
+          <w:szCs w:val="26"/>
+        </w:rPr>
+        <w:t>trọng</w:t>
+      </w:r>
+      <w:proofErr w:type="spellEnd"/>
+      <w:r>
+        <w:rPr>
+          <w:rFonts w:ascii="Times New Roman" w:hAnsi="Times New Roman" w:cs="Times New Roman"/>
+          <w:sz w:val="26"/>
+          <w:szCs w:val="26"/>
+        </w:rPr>
+        <w:t xml:space="preserve"> </w:t>
+      </w:r>
+      <w:proofErr w:type="spellStart"/>
+      <w:r>
+        <w:rPr>
+          <w:rFonts w:ascii="Times New Roman" w:hAnsi="Times New Roman" w:cs="Times New Roman"/>
+          <w:sz w:val="26"/>
+          <w:szCs w:val="26"/>
+        </w:rPr>
+        <w:t>gửi</w:t>
+      </w:r>
+      <w:proofErr w:type="spellEnd"/>
+      <w:r>
+        <w:rPr>
+          <w:rFonts w:ascii="Times New Roman" w:hAnsi="Times New Roman" w:cs="Times New Roman"/>
+          <w:sz w:val="26"/>
+          <w:szCs w:val="26"/>
+        </w:rPr>
+        <w:t xml:space="preserve"> </w:t>
+      </w:r>
+      <w:proofErr w:type="spellStart"/>
+      <w:r>
+        <w:rPr>
+          <w:rFonts w:ascii="Times New Roman" w:hAnsi="Times New Roman" w:cs="Times New Roman"/>
+          <w:sz w:val="26"/>
+          <w:szCs w:val="26"/>
+        </w:rPr>
+        <w:t>lời</w:t>
+      </w:r>
+      <w:proofErr w:type="spellEnd"/>
+      <w:r>
+        <w:rPr>
+          <w:rFonts w:ascii="Times New Roman" w:hAnsi="Times New Roman" w:cs="Times New Roman"/>
+          <w:sz w:val="26"/>
+          <w:szCs w:val="26"/>
+        </w:rPr>
+        <w:t xml:space="preserve"> </w:t>
+      </w:r>
+      <w:proofErr w:type="spellStart"/>
+      <w:r>
+        <w:rPr>
+          <w:rFonts w:ascii="Times New Roman" w:hAnsi="Times New Roman" w:cs="Times New Roman"/>
+          <w:sz w:val="26"/>
+          <w:szCs w:val="26"/>
+        </w:rPr>
+        <w:t>cảm</w:t>
+      </w:r>
+      <w:proofErr w:type="spellEnd"/>
+      <w:r>
+        <w:rPr>
+          <w:rFonts w:ascii="Times New Roman" w:hAnsi="Times New Roman" w:cs="Times New Roman"/>
+          <w:sz w:val="26"/>
+          <w:szCs w:val="26"/>
+        </w:rPr>
+        <w:t xml:space="preserve"> </w:t>
+      </w:r>
+      <w:proofErr w:type="spellStart"/>
+      <w:r>
+        <w:rPr>
+          <w:rFonts w:ascii="Times New Roman" w:hAnsi="Times New Roman" w:cs="Times New Roman"/>
+          <w:sz w:val="26"/>
+          <w:szCs w:val="26"/>
+        </w:rPr>
+        <w:t>ơn</w:t>
+      </w:r>
+      <w:proofErr w:type="spellEnd"/>
+      <w:r>
+        <w:rPr>
+          <w:rFonts w:ascii="Times New Roman" w:hAnsi="Times New Roman" w:cs="Times New Roman"/>
+          <w:sz w:val="26"/>
+          <w:szCs w:val="26"/>
+        </w:rPr>
+        <w:t xml:space="preserve"> </w:t>
+      </w:r>
+      <w:proofErr w:type="spellStart"/>
+      <w:r>
+        <w:rPr>
+          <w:rFonts w:ascii="Times New Roman" w:hAnsi="Times New Roman" w:cs="Times New Roman"/>
+          <w:sz w:val="26"/>
+          <w:szCs w:val="26"/>
+        </w:rPr>
+        <w:t>chân</w:t>
+      </w:r>
+      <w:proofErr w:type="spellEnd"/>
+      <w:r>
+        <w:rPr>
+          <w:rFonts w:ascii="Times New Roman" w:hAnsi="Times New Roman" w:cs="Times New Roman"/>
+          <w:sz w:val="26"/>
+          <w:szCs w:val="26"/>
+        </w:rPr>
+        <w:t xml:space="preserve"> </w:t>
+      </w:r>
+      <w:proofErr w:type="spellStart"/>
+      <w:r>
+        <w:rPr>
+          <w:rFonts w:ascii="Times New Roman" w:hAnsi="Times New Roman" w:cs="Times New Roman"/>
+          <w:sz w:val="26"/>
+          <w:szCs w:val="26"/>
+        </w:rPr>
+        <w:t>thành</w:t>
+      </w:r>
+      <w:proofErr w:type="spellEnd"/>
+      <w:r>
+        <w:rPr>
+          <w:rFonts w:ascii="Times New Roman" w:hAnsi="Times New Roman" w:cs="Times New Roman"/>
+          <w:sz w:val="26"/>
+          <w:szCs w:val="26"/>
+        </w:rPr>
+        <w:t xml:space="preserve"> </w:t>
+      </w:r>
+      <w:proofErr w:type="spellStart"/>
+      <w:r>
+        <w:rPr>
+          <w:rFonts w:ascii="Times New Roman" w:hAnsi="Times New Roman" w:cs="Times New Roman"/>
+          <w:sz w:val="26"/>
+          <w:szCs w:val="26"/>
+        </w:rPr>
+        <w:t>và</w:t>
+      </w:r>
+      <w:proofErr w:type="spellEnd"/>
+      <w:r>
+        <w:rPr>
+          <w:rFonts w:ascii="Times New Roman" w:hAnsi="Times New Roman" w:cs="Times New Roman"/>
+          <w:sz w:val="26"/>
+          <w:szCs w:val="26"/>
+        </w:rPr>
+        <w:t xml:space="preserve"> </w:t>
+      </w:r>
+      <w:proofErr w:type="spellStart"/>
+      <w:r>
+        <w:rPr>
+          <w:rFonts w:ascii="Times New Roman" w:hAnsi="Times New Roman" w:cs="Times New Roman"/>
+          <w:sz w:val="26"/>
+          <w:szCs w:val="26"/>
+        </w:rPr>
+        <w:t>sự</w:t>
+      </w:r>
+      <w:proofErr w:type="spellEnd"/>
+      <w:r>
+        <w:rPr>
+          <w:rFonts w:ascii="Times New Roman" w:hAnsi="Times New Roman" w:cs="Times New Roman"/>
+          <w:sz w:val="26"/>
+          <w:szCs w:val="26"/>
+        </w:rPr>
+        <w:t xml:space="preserve"> </w:t>
+      </w:r>
+      <w:proofErr w:type="spellStart"/>
+      <w:r>
+        <w:rPr>
+          <w:rFonts w:ascii="Times New Roman" w:hAnsi="Times New Roman" w:cs="Times New Roman"/>
+          <w:sz w:val="26"/>
+          <w:szCs w:val="26"/>
+        </w:rPr>
+        <w:t>kính</w:t>
+      </w:r>
+      <w:proofErr w:type="spellEnd"/>
+      <w:r>
+        <w:rPr>
+          <w:rFonts w:ascii="Times New Roman" w:hAnsi="Times New Roman" w:cs="Times New Roman"/>
+          <w:sz w:val="26"/>
+          <w:szCs w:val="26"/>
+        </w:rPr>
+        <w:t xml:space="preserve"> </w:t>
+      </w:r>
+      <w:proofErr w:type="spellStart"/>
+      <w:r>
+        <w:rPr>
+          <w:rFonts w:ascii="Times New Roman" w:hAnsi="Times New Roman" w:cs="Times New Roman"/>
+          <w:sz w:val="26"/>
+          <w:szCs w:val="26"/>
+        </w:rPr>
+        <w:t>trọng</w:t>
+      </w:r>
+      <w:proofErr w:type="spellEnd"/>
+      <w:r>
+        <w:rPr>
+          <w:rFonts w:ascii="Times New Roman" w:hAnsi="Times New Roman" w:cs="Times New Roman"/>
+          <w:sz w:val="26"/>
+          <w:szCs w:val="26"/>
+        </w:rPr>
+        <w:t xml:space="preserve"> </w:t>
+      </w:r>
+      <w:proofErr w:type="spellStart"/>
+      <w:r>
+        <w:rPr>
+          <w:rFonts w:ascii="Times New Roman" w:hAnsi="Times New Roman" w:cs="Times New Roman"/>
+          <w:sz w:val="26"/>
+          <w:szCs w:val="26"/>
+        </w:rPr>
+        <w:t>tới</w:t>
+      </w:r>
+      <w:proofErr w:type="spellEnd"/>
+      <w:r>
+        <w:rPr>
+          <w:rFonts w:ascii="Times New Roman" w:hAnsi="Times New Roman" w:cs="Times New Roman"/>
+          <w:sz w:val="26"/>
+          <w:szCs w:val="26"/>
+        </w:rPr>
+        <w:t xml:space="preserve"> </w:t>
+      </w:r>
+      <w:proofErr w:type="spellStart"/>
+      <w:r>
+        <w:rPr>
+          <w:rFonts w:ascii="Times New Roman" w:hAnsi="Times New Roman" w:cs="Times New Roman"/>
+          <w:sz w:val="26"/>
+          <w:szCs w:val="26"/>
+        </w:rPr>
+        <w:t>các</w:t>
+      </w:r>
+      <w:proofErr w:type="spellEnd"/>
+      <w:r>
+        <w:rPr>
+          <w:rFonts w:ascii="Times New Roman" w:hAnsi="Times New Roman" w:cs="Times New Roman"/>
+          <w:sz w:val="26"/>
+          <w:szCs w:val="26"/>
+        </w:rPr>
+        <w:t xml:space="preserve"> </w:t>
+      </w:r>
+      <w:proofErr w:type="spellStart"/>
+      <w:r>
+        <w:rPr>
+          <w:rFonts w:ascii="Times New Roman" w:hAnsi="Times New Roman" w:cs="Times New Roman"/>
+          <w:sz w:val="26"/>
+          <w:szCs w:val="26"/>
+        </w:rPr>
+        <w:t>t</w:t>
+      </w:r>
+      <w:r>
+        <w:rPr>
+          <w:rFonts w:ascii="Times New Roman" w:hAnsi="Times New Roman" w:cs="Times New Roman"/>
+          <w:sz w:val="26"/>
+          <w:szCs w:val="26"/>
+        </w:rPr>
+        <w:t>hầy</w:t>
+      </w:r>
+      <w:proofErr w:type="spellEnd"/>
+      <w:r>
+        <w:rPr>
+          <w:rFonts w:ascii="Times New Roman" w:hAnsi="Times New Roman" w:cs="Times New Roman"/>
+          <w:sz w:val="26"/>
+          <w:szCs w:val="26"/>
+        </w:rPr>
+        <w:t>/</w:t>
+      </w:r>
+      <w:proofErr w:type="spellStart"/>
+      <w:r>
+        <w:rPr>
+          <w:rFonts w:ascii="Times New Roman" w:hAnsi="Times New Roman" w:cs="Times New Roman"/>
+          <w:sz w:val="26"/>
+          <w:szCs w:val="26"/>
+        </w:rPr>
+        <w:t>c</w:t>
+      </w:r>
+      <w:r>
+        <w:rPr>
+          <w:rFonts w:ascii="Times New Roman" w:hAnsi="Times New Roman" w:cs="Times New Roman"/>
+          <w:sz w:val="26"/>
+          <w:szCs w:val="26"/>
+        </w:rPr>
+        <w:t>ô</w:t>
+      </w:r>
+      <w:proofErr w:type="spellEnd"/>
+      <w:r>
+        <w:rPr>
+          <w:rFonts w:ascii="Times New Roman" w:hAnsi="Times New Roman" w:cs="Times New Roman"/>
+          <w:sz w:val="26"/>
+          <w:szCs w:val="26"/>
+        </w:rPr>
+        <w:t xml:space="preserve"> </w:t>
+      </w:r>
+      <w:r>
+        <w:rPr>
+          <w:rFonts w:ascii="Times New Roman" w:hAnsi="Times New Roman" w:cs="Times New Roman"/>
+          <w:sz w:val="26"/>
+          <w:szCs w:val="26"/>
+        </w:rPr>
+        <w:t xml:space="preserve">Khoa </w:t>
+      </w:r>
+      <w:proofErr w:type="spellStart"/>
+      <w:r>
+        <w:rPr>
+          <w:rFonts w:ascii="Times New Roman" w:hAnsi="Times New Roman" w:cs="Times New Roman"/>
+          <w:sz w:val="26"/>
+          <w:szCs w:val="26"/>
+        </w:rPr>
+        <w:t>Kỹ</w:t>
+      </w:r>
+      <w:proofErr w:type="spellEnd"/>
+      <w:r>
+        <w:rPr>
+          <w:rFonts w:ascii="Times New Roman" w:hAnsi="Times New Roman" w:cs="Times New Roman"/>
+          <w:sz w:val="26"/>
+          <w:szCs w:val="26"/>
+        </w:rPr>
+        <w:t xml:space="preserve"> </w:t>
+      </w:r>
+      <w:proofErr w:type="spellStart"/>
+      <w:r>
+        <w:rPr>
+          <w:rFonts w:ascii="Times New Roman" w:hAnsi="Times New Roman" w:cs="Times New Roman"/>
+          <w:sz w:val="26"/>
+          <w:szCs w:val="26"/>
+        </w:rPr>
+        <w:t>thuật</w:t>
+      </w:r>
+      <w:proofErr w:type="spellEnd"/>
+      <w:r>
+        <w:rPr>
+          <w:rFonts w:ascii="Times New Roman" w:hAnsi="Times New Roman" w:cs="Times New Roman"/>
+          <w:sz w:val="26"/>
+          <w:szCs w:val="26"/>
+        </w:rPr>
+        <w:t xml:space="preserve"> </w:t>
+      </w:r>
+      <w:proofErr w:type="spellStart"/>
+      <w:r>
+        <w:rPr>
+          <w:rFonts w:ascii="Times New Roman" w:hAnsi="Times New Roman" w:cs="Times New Roman"/>
+          <w:sz w:val="26"/>
+          <w:szCs w:val="26"/>
+        </w:rPr>
+        <w:t>và</w:t>
+      </w:r>
+      <w:proofErr w:type="spellEnd"/>
+      <w:r>
+        <w:rPr>
+          <w:rFonts w:ascii="Times New Roman" w:hAnsi="Times New Roman" w:cs="Times New Roman"/>
+          <w:sz w:val="26"/>
+          <w:szCs w:val="26"/>
+        </w:rPr>
+        <w:t xml:space="preserve"> Công </w:t>
+      </w:r>
+      <w:proofErr w:type="spellStart"/>
+      <w:r>
+        <w:rPr>
+          <w:rFonts w:ascii="Times New Roman" w:hAnsi="Times New Roman" w:cs="Times New Roman"/>
+          <w:sz w:val="26"/>
+          <w:szCs w:val="26"/>
+        </w:rPr>
+        <w:t>nghệ</w:t>
+      </w:r>
+      <w:proofErr w:type="spellEnd"/>
+      <w:r>
+        <w:rPr>
+          <w:rFonts w:ascii="Times New Roman" w:hAnsi="Times New Roman" w:cs="Times New Roman"/>
+          <w:sz w:val="26"/>
+          <w:szCs w:val="26"/>
+        </w:rPr>
+        <w:t xml:space="preserve">, Trường </w:t>
+      </w:r>
+      <w:proofErr w:type="spellStart"/>
+      <w:r>
+        <w:rPr>
+          <w:rFonts w:ascii="Times New Roman" w:hAnsi="Times New Roman" w:cs="Times New Roman"/>
+          <w:sz w:val="26"/>
+          <w:szCs w:val="26"/>
+        </w:rPr>
+        <w:t>Đại</w:t>
+      </w:r>
+      <w:proofErr w:type="spellEnd"/>
+      <w:r>
+        <w:rPr>
+          <w:rFonts w:ascii="Times New Roman" w:hAnsi="Times New Roman" w:cs="Times New Roman"/>
+          <w:sz w:val="26"/>
+          <w:szCs w:val="26"/>
+        </w:rPr>
+        <w:t xml:space="preserve"> </w:t>
+      </w:r>
+      <w:proofErr w:type="spellStart"/>
+      <w:r>
+        <w:rPr>
+          <w:rFonts w:ascii="Times New Roman" w:hAnsi="Times New Roman" w:cs="Times New Roman"/>
+          <w:sz w:val="26"/>
+          <w:szCs w:val="26"/>
+        </w:rPr>
+        <w:t>học</w:t>
+      </w:r>
+      <w:proofErr w:type="spellEnd"/>
+      <w:r>
+        <w:rPr>
+          <w:rFonts w:ascii="Times New Roman" w:hAnsi="Times New Roman" w:cs="Times New Roman"/>
+          <w:sz w:val="26"/>
+          <w:szCs w:val="26"/>
+        </w:rPr>
+        <w:t xml:space="preserve"> Trà Vinh.</w:t>
+      </w:r>
+      <w:r>
+        <w:rPr>
+          <w:rFonts w:ascii="Times New Roman" w:hAnsi="Times New Roman" w:cs="Times New Roman"/>
+          <w:sz w:val="26"/>
+          <w:szCs w:val="26"/>
+        </w:rPr>
+        <w:t xml:space="preserve"> </w:t>
+      </w:r>
+      <w:proofErr w:type="spellStart"/>
+      <w:r>
+        <w:rPr>
+          <w:rFonts w:ascii="Times New Roman" w:hAnsi="Times New Roman" w:cs="Times New Roman"/>
+          <w:sz w:val="26"/>
+          <w:szCs w:val="26"/>
+        </w:rPr>
+        <w:t>Đ</w:t>
+      </w:r>
+      <w:r>
+        <w:rPr>
+          <w:rFonts w:ascii="Times New Roman" w:hAnsi="Times New Roman" w:cs="Times New Roman"/>
+          <w:sz w:val="26"/>
+          <w:szCs w:val="26"/>
+        </w:rPr>
+        <w:t>ặc</w:t>
+      </w:r>
+      <w:proofErr w:type="spellEnd"/>
+      <w:r>
+        <w:rPr>
+          <w:rFonts w:ascii="Times New Roman" w:hAnsi="Times New Roman" w:cs="Times New Roman"/>
+          <w:sz w:val="26"/>
+          <w:szCs w:val="26"/>
+        </w:rPr>
+        <w:t xml:space="preserve"> </w:t>
+      </w:r>
+      <w:proofErr w:type="spellStart"/>
+      <w:r>
+        <w:rPr>
+          <w:rFonts w:ascii="Times New Roman" w:hAnsi="Times New Roman" w:cs="Times New Roman"/>
+          <w:sz w:val="26"/>
+          <w:szCs w:val="26"/>
+        </w:rPr>
+        <w:t>biệt</w:t>
+      </w:r>
+      <w:proofErr w:type="spellEnd"/>
+      <w:r>
+        <w:rPr>
+          <w:rFonts w:ascii="Times New Roman" w:hAnsi="Times New Roman" w:cs="Times New Roman"/>
+          <w:sz w:val="26"/>
+          <w:szCs w:val="26"/>
+        </w:rPr>
+        <w:t xml:space="preserve"> </w:t>
+      </w:r>
+      <w:proofErr w:type="spellStart"/>
+      <w:r>
+        <w:rPr>
+          <w:rFonts w:ascii="Times New Roman" w:hAnsi="Times New Roman" w:cs="Times New Roman"/>
+          <w:sz w:val="26"/>
+          <w:szCs w:val="26"/>
+        </w:rPr>
+        <w:t>là</w:t>
+      </w:r>
+      <w:proofErr w:type="spellEnd"/>
+      <w:r>
+        <w:rPr>
+          <w:rFonts w:ascii="Times New Roman" w:hAnsi="Times New Roman" w:cs="Times New Roman"/>
+          <w:sz w:val="26"/>
+          <w:szCs w:val="26"/>
+        </w:rPr>
+        <w:t xml:space="preserve"> </w:t>
+      </w:r>
+      <w:proofErr w:type="spellStart"/>
+      <w:r>
+        <w:rPr>
+          <w:rFonts w:ascii="Times New Roman" w:hAnsi="Times New Roman" w:cs="Times New Roman"/>
+          <w:sz w:val="26"/>
+          <w:szCs w:val="26"/>
+        </w:rPr>
+        <w:t>các</w:t>
+      </w:r>
+      <w:proofErr w:type="spellEnd"/>
+      <w:r>
+        <w:rPr>
+          <w:rFonts w:ascii="Times New Roman" w:hAnsi="Times New Roman" w:cs="Times New Roman"/>
+          <w:sz w:val="26"/>
+          <w:szCs w:val="26"/>
+        </w:rPr>
+        <w:t xml:space="preserve"> </w:t>
+      </w:r>
+      <w:proofErr w:type="spellStart"/>
+      <w:r>
+        <w:rPr>
+          <w:rFonts w:ascii="Times New Roman" w:hAnsi="Times New Roman" w:cs="Times New Roman"/>
+          <w:sz w:val="26"/>
+          <w:szCs w:val="26"/>
+        </w:rPr>
+        <w:t>thầy</w:t>
+      </w:r>
+      <w:proofErr w:type="spellEnd"/>
+      <w:r>
+        <w:rPr>
+          <w:rFonts w:ascii="Times New Roman" w:hAnsi="Times New Roman" w:cs="Times New Roman"/>
+          <w:sz w:val="26"/>
+          <w:szCs w:val="26"/>
+        </w:rPr>
+        <w:t>/</w:t>
+      </w:r>
+      <w:proofErr w:type="spellStart"/>
+      <w:r>
+        <w:rPr>
+          <w:rFonts w:ascii="Times New Roman" w:hAnsi="Times New Roman" w:cs="Times New Roman"/>
+          <w:sz w:val="26"/>
+          <w:szCs w:val="26"/>
+        </w:rPr>
+        <w:t>cô</w:t>
+      </w:r>
+      <w:proofErr w:type="spellEnd"/>
+      <w:r>
+        <w:rPr>
+          <w:rFonts w:ascii="Times New Roman" w:hAnsi="Times New Roman" w:cs="Times New Roman"/>
+          <w:sz w:val="26"/>
+          <w:szCs w:val="26"/>
+        </w:rPr>
+        <w:t xml:space="preserve"> </w:t>
+      </w:r>
+      <w:proofErr w:type="spellStart"/>
+      <w:r>
+        <w:rPr>
+          <w:rFonts w:ascii="Times New Roman" w:hAnsi="Times New Roman" w:cs="Times New Roman"/>
+          <w:sz w:val="26"/>
+          <w:szCs w:val="26"/>
+        </w:rPr>
+        <w:t>Bộ</w:t>
+      </w:r>
+      <w:proofErr w:type="spellEnd"/>
+      <w:r>
+        <w:rPr>
+          <w:rFonts w:ascii="Times New Roman" w:hAnsi="Times New Roman" w:cs="Times New Roman"/>
+          <w:sz w:val="26"/>
+          <w:szCs w:val="26"/>
+        </w:rPr>
+        <w:t xml:space="preserve"> </w:t>
+      </w:r>
+      <w:proofErr w:type="spellStart"/>
+      <w:r>
+        <w:rPr>
+          <w:rFonts w:ascii="Times New Roman" w:hAnsi="Times New Roman" w:cs="Times New Roman"/>
+          <w:sz w:val="26"/>
+          <w:szCs w:val="26"/>
+        </w:rPr>
+        <w:t>môn</w:t>
+      </w:r>
+      <w:proofErr w:type="spellEnd"/>
+      <w:r>
+        <w:rPr>
+          <w:rFonts w:ascii="Times New Roman" w:hAnsi="Times New Roman" w:cs="Times New Roman"/>
+          <w:sz w:val="26"/>
+          <w:szCs w:val="26"/>
+        </w:rPr>
+        <w:t xml:space="preserve"> Công </w:t>
+      </w:r>
+      <w:proofErr w:type="spellStart"/>
+      <w:r>
+        <w:rPr>
+          <w:rFonts w:ascii="Times New Roman" w:hAnsi="Times New Roman" w:cs="Times New Roman"/>
+          <w:sz w:val="26"/>
+          <w:szCs w:val="26"/>
+        </w:rPr>
+        <w:t>nghệ</w:t>
+      </w:r>
+      <w:proofErr w:type="spellEnd"/>
+      <w:r>
+        <w:rPr>
+          <w:rFonts w:ascii="Times New Roman" w:hAnsi="Times New Roman" w:cs="Times New Roman"/>
+          <w:sz w:val="26"/>
+          <w:szCs w:val="26"/>
+        </w:rPr>
+        <w:t xml:space="preserve"> Thông tin – Khoa </w:t>
+      </w:r>
+      <w:proofErr w:type="spellStart"/>
+      <w:r>
+        <w:rPr>
+          <w:rFonts w:ascii="Times New Roman" w:hAnsi="Times New Roman" w:cs="Times New Roman"/>
+          <w:sz w:val="26"/>
+          <w:szCs w:val="26"/>
+        </w:rPr>
+        <w:t>Kỹ</w:t>
+      </w:r>
+      <w:proofErr w:type="spellEnd"/>
+      <w:r>
+        <w:rPr>
+          <w:rFonts w:ascii="Times New Roman" w:hAnsi="Times New Roman" w:cs="Times New Roman"/>
+          <w:sz w:val="26"/>
+          <w:szCs w:val="26"/>
+        </w:rPr>
+        <w:t xml:space="preserve"> </w:t>
+      </w:r>
+      <w:proofErr w:type="spellStart"/>
+      <w:r>
+        <w:rPr>
+          <w:rFonts w:ascii="Times New Roman" w:hAnsi="Times New Roman" w:cs="Times New Roman"/>
+          <w:sz w:val="26"/>
+          <w:szCs w:val="26"/>
+        </w:rPr>
+        <w:t>thuật</w:t>
+      </w:r>
+      <w:proofErr w:type="spellEnd"/>
+      <w:r>
+        <w:rPr>
+          <w:rFonts w:ascii="Times New Roman" w:hAnsi="Times New Roman" w:cs="Times New Roman"/>
+          <w:sz w:val="26"/>
+          <w:szCs w:val="26"/>
+        </w:rPr>
+        <w:t xml:space="preserve"> </w:t>
+      </w:r>
+      <w:proofErr w:type="spellStart"/>
+      <w:r>
+        <w:rPr>
+          <w:rFonts w:ascii="Times New Roman" w:hAnsi="Times New Roman" w:cs="Times New Roman"/>
+          <w:sz w:val="26"/>
+          <w:szCs w:val="26"/>
+        </w:rPr>
+        <w:t>và</w:t>
+      </w:r>
+      <w:proofErr w:type="spellEnd"/>
+      <w:r>
+        <w:rPr>
+          <w:rFonts w:ascii="Times New Roman" w:hAnsi="Times New Roman" w:cs="Times New Roman"/>
+          <w:sz w:val="26"/>
+          <w:szCs w:val="26"/>
+        </w:rPr>
+        <w:t xml:space="preserve"> Công </w:t>
+      </w:r>
+      <w:proofErr w:type="spellStart"/>
+      <w:r>
+        <w:rPr>
+          <w:rFonts w:ascii="Times New Roman" w:hAnsi="Times New Roman" w:cs="Times New Roman"/>
+          <w:sz w:val="26"/>
+          <w:szCs w:val="26"/>
+        </w:rPr>
+        <w:t>nghệ</w:t>
+      </w:r>
+      <w:proofErr w:type="spellEnd"/>
+      <w:r>
+        <w:rPr>
+          <w:rFonts w:ascii="Times New Roman" w:hAnsi="Times New Roman" w:cs="Times New Roman"/>
+          <w:sz w:val="26"/>
+          <w:szCs w:val="26"/>
+        </w:rPr>
+        <w:t xml:space="preserve"> </w:t>
+      </w:r>
+      <w:proofErr w:type="spellStart"/>
+      <w:r>
+        <w:rPr>
+          <w:rFonts w:ascii="Times New Roman" w:hAnsi="Times New Roman" w:cs="Times New Roman"/>
+          <w:sz w:val="26"/>
+          <w:szCs w:val="26"/>
+        </w:rPr>
+        <w:t>đã</w:t>
+      </w:r>
+      <w:proofErr w:type="spellEnd"/>
+      <w:r>
+        <w:rPr>
+          <w:rFonts w:ascii="Times New Roman" w:hAnsi="Times New Roman" w:cs="Times New Roman"/>
+          <w:sz w:val="26"/>
+          <w:szCs w:val="26"/>
+        </w:rPr>
+        <w:t xml:space="preserve"> </w:t>
+      </w:r>
+      <w:proofErr w:type="spellStart"/>
+      <w:r>
+        <w:rPr>
+          <w:rFonts w:ascii="Times New Roman" w:hAnsi="Times New Roman" w:cs="Times New Roman"/>
+          <w:sz w:val="26"/>
+          <w:szCs w:val="26"/>
+        </w:rPr>
+        <w:t>tận</w:t>
+      </w:r>
+      <w:proofErr w:type="spellEnd"/>
+      <w:r>
+        <w:rPr>
+          <w:rFonts w:ascii="Times New Roman" w:hAnsi="Times New Roman" w:cs="Times New Roman"/>
+          <w:sz w:val="26"/>
+          <w:szCs w:val="26"/>
+        </w:rPr>
+        <w:t xml:space="preserve"> </w:t>
+      </w:r>
+      <w:proofErr w:type="spellStart"/>
+      <w:r>
+        <w:rPr>
+          <w:rFonts w:ascii="Times New Roman" w:hAnsi="Times New Roman" w:cs="Times New Roman"/>
+          <w:sz w:val="26"/>
+          <w:szCs w:val="26"/>
+        </w:rPr>
+        <w:t>tình</w:t>
+      </w:r>
+      <w:proofErr w:type="spellEnd"/>
+      <w:r>
+        <w:rPr>
+          <w:rFonts w:ascii="Times New Roman" w:hAnsi="Times New Roman" w:cs="Times New Roman"/>
+          <w:sz w:val="26"/>
+          <w:szCs w:val="26"/>
+        </w:rPr>
+        <w:t xml:space="preserve"> </w:t>
+      </w:r>
+      <w:proofErr w:type="spellStart"/>
+      <w:r>
+        <w:rPr>
+          <w:rFonts w:ascii="Times New Roman" w:hAnsi="Times New Roman" w:cs="Times New Roman"/>
+          <w:sz w:val="26"/>
+          <w:szCs w:val="26"/>
+        </w:rPr>
+        <w:t>hướng</w:t>
+      </w:r>
+      <w:proofErr w:type="spellEnd"/>
+      <w:r>
+        <w:rPr>
+          <w:rFonts w:ascii="Times New Roman" w:hAnsi="Times New Roman" w:cs="Times New Roman"/>
+          <w:sz w:val="26"/>
+          <w:szCs w:val="26"/>
+        </w:rPr>
+        <w:t xml:space="preserve"> </w:t>
+      </w:r>
+      <w:proofErr w:type="spellStart"/>
+      <w:r>
+        <w:rPr>
+          <w:rFonts w:ascii="Times New Roman" w:hAnsi="Times New Roman" w:cs="Times New Roman"/>
+          <w:sz w:val="26"/>
+          <w:szCs w:val="26"/>
+        </w:rPr>
+        <w:t>dẫn</w:t>
+      </w:r>
+      <w:proofErr w:type="spellEnd"/>
+      <w:r>
+        <w:rPr>
+          <w:rFonts w:ascii="Times New Roman" w:hAnsi="Times New Roman" w:cs="Times New Roman"/>
+          <w:sz w:val="26"/>
+          <w:szCs w:val="26"/>
+        </w:rPr>
+        <w:t xml:space="preserve">, </w:t>
+      </w:r>
+      <w:proofErr w:type="spellStart"/>
+      <w:r>
+        <w:rPr>
+          <w:rFonts w:ascii="Times New Roman" w:hAnsi="Times New Roman" w:cs="Times New Roman"/>
+          <w:sz w:val="26"/>
+          <w:szCs w:val="26"/>
+        </w:rPr>
+        <w:t>chỉ</w:t>
+      </w:r>
+      <w:proofErr w:type="spellEnd"/>
+      <w:r>
+        <w:rPr>
+          <w:rFonts w:ascii="Times New Roman" w:hAnsi="Times New Roman" w:cs="Times New Roman"/>
+          <w:sz w:val="26"/>
+          <w:szCs w:val="26"/>
+        </w:rPr>
+        <w:t xml:space="preserve"> </w:t>
+      </w:r>
+      <w:proofErr w:type="spellStart"/>
+      <w:r>
+        <w:rPr>
+          <w:rFonts w:ascii="Times New Roman" w:hAnsi="Times New Roman" w:cs="Times New Roman"/>
+          <w:sz w:val="26"/>
+          <w:szCs w:val="26"/>
+        </w:rPr>
+        <w:t>bảo</w:t>
+      </w:r>
+      <w:proofErr w:type="spellEnd"/>
+      <w:r>
+        <w:rPr>
+          <w:rFonts w:ascii="Times New Roman" w:hAnsi="Times New Roman" w:cs="Times New Roman"/>
+          <w:sz w:val="26"/>
+          <w:szCs w:val="26"/>
+        </w:rPr>
+        <w:t xml:space="preserve"> </w:t>
+      </w:r>
+      <w:proofErr w:type="spellStart"/>
+      <w:r>
+        <w:rPr>
+          <w:rFonts w:ascii="Times New Roman" w:hAnsi="Times New Roman" w:cs="Times New Roman"/>
+          <w:sz w:val="26"/>
+          <w:szCs w:val="26"/>
+        </w:rPr>
+        <w:t>em</w:t>
+      </w:r>
+      <w:proofErr w:type="spellEnd"/>
+      <w:r>
+        <w:rPr>
+          <w:rFonts w:ascii="Times New Roman" w:hAnsi="Times New Roman" w:cs="Times New Roman"/>
+          <w:sz w:val="26"/>
+          <w:szCs w:val="26"/>
+        </w:rPr>
+        <w:t xml:space="preserve"> </w:t>
+      </w:r>
+      <w:proofErr w:type="spellStart"/>
+      <w:r>
+        <w:rPr>
+          <w:rFonts w:ascii="Times New Roman" w:hAnsi="Times New Roman" w:cs="Times New Roman"/>
+          <w:sz w:val="26"/>
+          <w:szCs w:val="26"/>
+        </w:rPr>
+        <w:t>trong</w:t>
+      </w:r>
+      <w:proofErr w:type="spellEnd"/>
+      <w:r>
+        <w:rPr>
+          <w:rFonts w:ascii="Times New Roman" w:hAnsi="Times New Roman" w:cs="Times New Roman"/>
+          <w:sz w:val="26"/>
+          <w:szCs w:val="26"/>
+        </w:rPr>
+        <w:t xml:space="preserve"> </w:t>
+      </w:r>
+      <w:proofErr w:type="spellStart"/>
+      <w:r>
+        <w:rPr>
+          <w:rFonts w:ascii="Times New Roman" w:hAnsi="Times New Roman" w:cs="Times New Roman"/>
+          <w:sz w:val="26"/>
+          <w:szCs w:val="26"/>
+        </w:rPr>
+        <w:t>suốt</w:t>
+      </w:r>
+      <w:proofErr w:type="spellEnd"/>
+      <w:r>
+        <w:rPr>
+          <w:rFonts w:ascii="Times New Roman" w:hAnsi="Times New Roman" w:cs="Times New Roman"/>
+          <w:sz w:val="26"/>
+          <w:szCs w:val="26"/>
+        </w:rPr>
+        <w:t xml:space="preserve"> </w:t>
+      </w:r>
+      <w:proofErr w:type="spellStart"/>
+      <w:r>
+        <w:rPr>
+          <w:rFonts w:ascii="Times New Roman" w:hAnsi="Times New Roman" w:cs="Times New Roman"/>
+          <w:sz w:val="26"/>
+          <w:szCs w:val="26"/>
+        </w:rPr>
+        <w:t>quá</w:t>
+      </w:r>
+      <w:proofErr w:type="spellEnd"/>
+      <w:r>
+        <w:rPr>
+          <w:rFonts w:ascii="Times New Roman" w:hAnsi="Times New Roman" w:cs="Times New Roman"/>
+          <w:sz w:val="26"/>
+          <w:szCs w:val="26"/>
+        </w:rPr>
+        <w:t xml:space="preserve"> </w:t>
+      </w:r>
+      <w:proofErr w:type="spellStart"/>
+      <w:r>
+        <w:rPr>
+          <w:rFonts w:ascii="Times New Roman" w:hAnsi="Times New Roman" w:cs="Times New Roman"/>
+          <w:sz w:val="26"/>
+          <w:szCs w:val="26"/>
+        </w:rPr>
+        <w:t>trình</w:t>
+      </w:r>
+      <w:proofErr w:type="spellEnd"/>
+      <w:r>
+        <w:rPr>
+          <w:rFonts w:ascii="Times New Roman" w:hAnsi="Times New Roman" w:cs="Times New Roman"/>
+          <w:sz w:val="26"/>
+          <w:szCs w:val="26"/>
+        </w:rPr>
+        <w:t xml:space="preserve"> </w:t>
+      </w:r>
+      <w:proofErr w:type="spellStart"/>
+      <w:r>
+        <w:rPr>
+          <w:rFonts w:ascii="Times New Roman" w:hAnsi="Times New Roman" w:cs="Times New Roman"/>
+          <w:sz w:val="26"/>
+          <w:szCs w:val="26"/>
+        </w:rPr>
+        <w:t>thực</w:t>
+      </w:r>
+      <w:proofErr w:type="spellEnd"/>
+      <w:r>
+        <w:rPr>
+          <w:rFonts w:ascii="Times New Roman" w:hAnsi="Times New Roman" w:cs="Times New Roman"/>
+          <w:sz w:val="26"/>
+          <w:szCs w:val="26"/>
+        </w:rPr>
+        <w:t xml:space="preserve"> </w:t>
+      </w:r>
+      <w:proofErr w:type="spellStart"/>
+      <w:r>
+        <w:rPr>
+          <w:rFonts w:ascii="Times New Roman" w:hAnsi="Times New Roman" w:cs="Times New Roman"/>
+          <w:sz w:val="26"/>
+          <w:szCs w:val="26"/>
+        </w:rPr>
+        <w:t>hiện</w:t>
+      </w:r>
+      <w:proofErr w:type="spellEnd"/>
+      <w:r>
+        <w:rPr>
+          <w:rFonts w:ascii="Times New Roman" w:hAnsi="Times New Roman" w:cs="Times New Roman"/>
+          <w:sz w:val="26"/>
+          <w:szCs w:val="26"/>
+        </w:rPr>
+        <w:t xml:space="preserve"> </w:t>
+      </w:r>
+      <w:proofErr w:type="spellStart"/>
+      <w:r>
+        <w:rPr>
+          <w:rFonts w:ascii="Times New Roman" w:hAnsi="Times New Roman" w:cs="Times New Roman"/>
+          <w:sz w:val="26"/>
+          <w:szCs w:val="26"/>
+        </w:rPr>
+        <w:t>đồ</w:t>
+      </w:r>
+      <w:proofErr w:type="spellEnd"/>
+      <w:r>
+        <w:rPr>
+          <w:rFonts w:ascii="Times New Roman" w:hAnsi="Times New Roman" w:cs="Times New Roman"/>
+          <w:sz w:val="26"/>
+          <w:szCs w:val="26"/>
+        </w:rPr>
+        <w:t xml:space="preserve"> </w:t>
+      </w:r>
+      <w:proofErr w:type="spellStart"/>
+      <w:r>
+        <w:rPr>
+          <w:rFonts w:ascii="Times New Roman" w:hAnsi="Times New Roman" w:cs="Times New Roman"/>
+          <w:sz w:val="26"/>
+          <w:szCs w:val="26"/>
+        </w:rPr>
+        <w:t>án</w:t>
+      </w:r>
+      <w:proofErr w:type="spellEnd"/>
+      <w:r>
+        <w:rPr>
+          <w:rFonts w:ascii="Times New Roman" w:hAnsi="Times New Roman" w:cs="Times New Roman"/>
+          <w:sz w:val="26"/>
+          <w:szCs w:val="26"/>
+        </w:rPr>
+        <w:t xml:space="preserve"> </w:t>
+      </w:r>
+      <w:proofErr w:type="spellStart"/>
+      <w:r>
+        <w:rPr>
+          <w:rFonts w:ascii="Times New Roman" w:hAnsi="Times New Roman" w:cs="Times New Roman"/>
+          <w:sz w:val="26"/>
+          <w:szCs w:val="26"/>
+        </w:rPr>
+        <w:t>này</w:t>
+      </w:r>
+      <w:proofErr w:type="spellEnd"/>
+      <w:r>
+        <w:rPr>
+          <w:rFonts w:ascii="Times New Roman" w:hAnsi="Times New Roman" w:cs="Times New Roman"/>
+          <w:sz w:val="26"/>
+          <w:szCs w:val="26"/>
+        </w:rPr>
+        <w:t>.</w:t>
+      </w:r>
+    </w:p>
+    <w:p>
+      <w:pPr>
+        <w:jc w:val="both"/>
+        <w:rPr>
+          <w:rFonts w:ascii="Times New Roman" w:hAnsi="Times New Roman" w:cs="Times New Roman"/>
+          <w:sz w:val="26"/>
+          <w:szCs w:val="26"/>
+        </w:rPr>
+      </w:pPr>
+      <w:proofErr w:type="spellStart"/>
+      <w:r>
+        <w:rPr>
+          <w:rFonts w:ascii="Times New Roman" w:hAnsi="Times New Roman" w:cs="Times New Roman"/>
+          <w:sz w:val="26"/>
+          <w:szCs w:val="26"/>
+        </w:rPr>
+        <w:t>Tiếp</w:t>
+      </w:r>
+      <w:proofErr w:type="spellEnd"/>
+      <w:r>
+        <w:rPr>
+          <w:rFonts w:ascii="Times New Roman" w:hAnsi="Times New Roman" w:cs="Times New Roman"/>
+          <w:sz w:val="26"/>
+          <w:szCs w:val="26"/>
+        </w:rPr>
+        <w:t xml:space="preserve"> </w:t>
+      </w:r>
+      <w:proofErr w:type="spellStart"/>
+      <w:r>
+        <w:rPr>
+          <w:rFonts w:ascii="Times New Roman" w:hAnsi="Times New Roman" w:cs="Times New Roman"/>
+          <w:sz w:val="26"/>
+          <w:szCs w:val="26"/>
+        </w:rPr>
+        <w:t>theo</w:t>
+      </w:r>
+      <w:proofErr w:type="spellEnd"/>
+      <w:r>
+        <w:rPr>
+          <w:rFonts w:ascii="Times New Roman" w:hAnsi="Times New Roman" w:cs="Times New Roman"/>
+          <w:sz w:val="26"/>
+          <w:szCs w:val="26"/>
+        </w:rPr>
+        <w:t xml:space="preserve">, </w:t>
+      </w:r>
+      <w:proofErr w:type="spellStart"/>
+      <w:r>
+        <w:rPr>
+          <w:rFonts w:ascii="Times New Roman" w:hAnsi="Times New Roman" w:cs="Times New Roman"/>
+          <w:sz w:val="26"/>
+          <w:szCs w:val="26"/>
+        </w:rPr>
+        <w:t>em</w:t>
+      </w:r>
+      <w:proofErr w:type="spellEnd"/>
+      <w:r>
+        <w:rPr>
+          <w:rFonts w:ascii="Times New Roman" w:hAnsi="Times New Roman" w:cs="Times New Roman"/>
+          <w:sz w:val="26"/>
+          <w:szCs w:val="26"/>
+        </w:rPr>
+        <w:t xml:space="preserve"> </w:t>
+      </w:r>
+      <w:proofErr w:type="spellStart"/>
+      <w:r>
+        <w:rPr>
+          <w:rFonts w:ascii="Times New Roman" w:hAnsi="Times New Roman" w:cs="Times New Roman"/>
+          <w:sz w:val="26"/>
+          <w:szCs w:val="26"/>
+        </w:rPr>
+        <w:t>xin</w:t>
+      </w:r>
+      <w:proofErr w:type="spellEnd"/>
+      <w:r>
+        <w:rPr>
+          <w:rFonts w:ascii="Times New Roman" w:hAnsi="Times New Roman" w:cs="Times New Roman"/>
+          <w:sz w:val="26"/>
+          <w:szCs w:val="26"/>
+        </w:rPr>
+        <w:t xml:space="preserve"> </w:t>
+      </w:r>
+      <w:proofErr w:type="spellStart"/>
+      <w:r>
+        <w:rPr>
+          <w:rFonts w:ascii="Times New Roman" w:hAnsi="Times New Roman" w:cs="Times New Roman"/>
+          <w:sz w:val="26"/>
+          <w:szCs w:val="26"/>
+        </w:rPr>
+        <w:t>gửi</w:t>
+      </w:r>
+      <w:proofErr w:type="spellEnd"/>
+      <w:r>
+        <w:rPr>
+          <w:rFonts w:ascii="Times New Roman" w:hAnsi="Times New Roman" w:cs="Times New Roman"/>
+          <w:sz w:val="26"/>
+          <w:szCs w:val="26"/>
+        </w:rPr>
+        <w:t xml:space="preserve"> </w:t>
+      </w:r>
+      <w:proofErr w:type="spellStart"/>
+      <w:r>
+        <w:rPr>
+          <w:rFonts w:ascii="Times New Roman" w:hAnsi="Times New Roman" w:cs="Times New Roman"/>
+          <w:sz w:val="26"/>
+          <w:szCs w:val="26"/>
+        </w:rPr>
+        <w:t>lời</w:t>
+      </w:r>
+      <w:proofErr w:type="spellEnd"/>
+      <w:r>
+        <w:rPr>
+          <w:rFonts w:ascii="Times New Roman" w:hAnsi="Times New Roman" w:cs="Times New Roman"/>
+          <w:sz w:val="26"/>
+          <w:szCs w:val="26"/>
+        </w:rPr>
+        <w:t xml:space="preserve"> </w:t>
+      </w:r>
+      <w:proofErr w:type="spellStart"/>
+      <w:r>
+        <w:rPr>
+          <w:rFonts w:ascii="Times New Roman" w:hAnsi="Times New Roman" w:cs="Times New Roman"/>
+          <w:sz w:val="26"/>
+          <w:szCs w:val="26"/>
+        </w:rPr>
+        <w:t>cảm</w:t>
+      </w:r>
+      <w:proofErr w:type="spellEnd"/>
+      <w:r>
+        <w:rPr>
+          <w:rFonts w:ascii="Times New Roman" w:hAnsi="Times New Roman" w:cs="Times New Roman"/>
+          <w:sz w:val="26"/>
+          <w:szCs w:val="26"/>
+        </w:rPr>
+        <w:t xml:space="preserve"> </w:t>
+      </w:r>
+      <w:proofErr w:type="spellStart"/>
+      <w:r>
+        <w:rPr>
+          <w:rFonts w:ascii="Times New Roman" w:hAnsi="Times New Roman" w:cs="Times New Roman"/>
+          <w:sz w:val="26"/>
+          <w:szCs w:val="26"/>
+        </w:rPr>
+        <w:t>ơn</w:t>
+      </w:r>
+      <w:proofErr w:type="spellEnd"/>
+      <w:r>
+        <w:rPr>
+          <w:rFonts w:ascii="Times New Roman" w:hAnsi="Times New Roman" w:cs="Times New Roman"/>
+          <w:sz w:val="26"/>
+          <w:szCs w:val="26"/>
+        </w:rPr>
+        <w:t xml:space="preserve"> </w:t>
+      </w:r>
+      <w:proofErr w:type="spellStart"/>
+      <w:r>
+        <w:rPr>
+          <w:rFonts w:ascii="Times New Roman" w:hAnsi="Times New Roman" w:cs="Times New Roman"/>
+          <w:sz w:val="26"/>
+          <w:szCs w:val="26"/>
+        </w:rPr>
+        <w:t>đến</w:t>
+      </w:r>
+      <w:proofErr w:type="spellEnd"/>
+      <w:r>
+        <w:rPr>
+          <w:rFonts w:ascii="Times New Roman" w:hAnsi="Times New Roman" w:cs="Times New Roman"/>
+          <w:sz w:val="26"/>
+          <w:szCs w:val="26"/>
+        </w:rPr>
+        <w:t xml:space="preserve"> </w:t>
+      </w:r>
+      <w:proofErr w:type="spellStart"/>
+      <w:r>
+        <w:rPr>
+          <w:rFonts w:ascii="Times New Roman" w:hAnsi="Times New Roman" w:cs="Times New Roman"/>
+          <w:sz w:val="26"/>
+          <w:szCs w:val="26"/>
+        </w:rPr>
+        <w:t>giảng</w:t>
+      </w:r>
+      <w:proofErr w:type="spellEnd"/>
+      <w:r>
+        <w:rPr>
+          <w:rFonts w:ascii="Times New Roman" w:hAnsi="Times New Roman" w:cs="Times New Roman"/>
+          <w:sz w:val="26"/>
+          <w:szCs w:val="26"/>
+        </w:rPr>
+        <w:t xml:space="preserve"> </w:t>
+      </w:r>
+      <w:proofErr w:type="spellStart"/>
+      <w:r>
+        <w:rPr>
+          <w:rFonts w:ascii="Times New Roman" w:hAnsi="Times New Roman" w:cs="Times New Roman"/>
+          <w:sz w:val="26"/>
+          <w:szCs w:val="26"/>
+        </w:rPr>
+        <w:t>viên</w:t>
+      </w:r>
+      <w:proofErr w:type="spellEnd"/>
+      <w:r>
+        <w:rPr>
+          <w:rFonts w:ascii="Times New Roman" w:hAnsi="Times New Roman" w:cs="Times New Roman"/>
+          <w:sz w:val="26"/>
+          <w:szCs w:val="26"/>
+        </w:rPr>
+        <w:t xml:space="preserve"> </w:t>
+      </w:r>
+      <w:proofErr w:type="spellStart"/>
+      <w:r>
+        <w:rPr>
+          <w:rFonts w:ascii="Times New Roman" w:hAnsi="Times New Roman" w:cs="Times New Roman"/>
+          <w:sz w:val="26"/>
+          <w:szCs w:val="26"/>
+        </w:rPr>
+        <w:t>hướng</w:t>
+      </w:r>
+      <w:proofErr w:type="spellEnd"/>
+      <w:r>
+        <w:rPr>
+          <w:rFonts w:ascii="Times New Roman" w:hAnsi="Times New Roman" w:cs="Times New Roman"/>
+          <w:sz w:val="26"/>
+          <w:szCs w:val="26"/>
+        </w:rPr>
+        <w:t xml:space="preserve"> </w:t>
+      </w:r>
+      <w:proofErr w:type="spellStart"/>
+      <w:r>
+        <w:rPr>
+          <w:rFonts w:ascii="Times New Roman" w:hAnsi="Times New Roman" w:cs="Times New Roman"/>
+          <w:sz w:val="26"/>
+          <w:szCs w:val="26"/>
+        </w:rPr>
+        <w:t>dẫn</w:t>
+      </w:r>
+      <w:proofErr w:type="spellEnd"/>
+      <w:r>
+        <w:rPr>
+          <w:rFonts w:ascii="Times New Roman" w:hAnsi="Times New Roman" w:cs="Times New Roman"/>
+          <w:sz w:val="26"/>
+          <w:szCs w:val="26"/>
+        </w:rPr>
+        <w:t xml:space="preserve"> </w:t>
+      </w:r>
+      <w:proofErr w:type="spellStart"/>
+      <w:r>
+        <w:rPr>
+          <w:rFonts w:ascii="Times New Roman" w:hAnsi="Times New Roman" w:cs="Times New Roman"/>
+          <w:sz w:val="26"/>
+          <w:szCs w:val="26"/>
+        </w:rPr>
+        <w:t>đã</w:t>
+      </w:r>
+      <w:proofErr w:type="spellEnd"/>
+      <w:r>
+        <w:rPr>
+          <w:rFonts w:ascii="Times New Roman" w:hAnsi="Times New Roman" w:cs="Times New Roman"/>
+          <w:sz w:val="26"/>
+          <w:szCs w:val="26"/>
+        </w:rPr>
+        <w:t xml:space="preserve"> </w:t>
+      </w:r>
+      <w:proofErr w:type="spellStart"/>
+      <w:r>
+        <w:rPr>
+          <w:rFonts w:ascii="Times New Roman" w:hAnsi="Times New Roman" w:cs="Times New Roman"/>
+          <w:sz w:val="26"/>
+          <w:szCs w:val="26"/>
+        </w:rPr>
+        <w:t>tận</w:t>
+      </w:r>
+      <w:proofErr w:type="spellEnd"/>
+      <w:r>
+        <w:rPr>
+          <w:rFonts w:ascii="Times New Roman" w:hAnsi="Times New Roman" w:cs="Times New Roman"/>
+          <w:sz w:val="26"/>
+          <w:szCs w:val="26"/>
+        </w:rPr>
+        <w:t xml:space="preserve"> </w:t>
+      </w:r>
+      <w:proofErr w:type="spellStart"/>
+      <w:r>
+        <w:rPr>
+          <w:rFonts w:ascii="Times New Roman" w:hAnsi="Times New Roman" w:cs="Times New Roman"/>
+          <w:sz w:val="26"/>
+          <w:szCs w:val="26"/>
+        </w:rPr>
+        <w:t>tình</w:t>
+      </w:r>
+      <w:proofErr w:type="spellEnd"/>
+      <w:r>
+        <w:rPr>
+          <w:rFonts w:ascii="Times New Roman" w:hAnsi="Times New Roman" w:cs="Times New Roman"/>
+          <w:sz w:val="26"/>
+          <w:szCs w:val="26"/>
+        </w:rPr>
+        <w:t xml:space="preserve"> </w:t>
+      </w:r>
+      <w:proofErr w:type="spellStart"/>
+      <w:r>
+        <w:rPr>
+          <w:rFonts w:ascii="Times New Roman" w:hAnsi="Times New Roman" w:cs="Times New Roman"/>
+          <w:sz w:val="26"/>
+          <w:szCs w:val="26"/>
+        </w:rPr>
+        <w:t>giúp</w:t>
+      </w:r>
+      <w:proofErr w:type="spellEnd"/>
+      <w:r>
+        <w:rPr>
+          <w:rFonts w:ascii="Times New Roman" w:hAnsi="Times New Roman" w:cs="Times New Roman"/>
+          <w:sz w:val="26"/>
+          <w:szCs w:val="26"/>
+        </w:rPr>
+        <w:t xml:space="preserve"> </w:t>
+      </w:r>
+      <w:proofErr w:type="spellStart"/>
+      <w:r>
+        <w:rPr>
+          <w:rFonts w:ascii="Times New Roman" w:hAnsi="Times New Roman" w:cs="Times New Roman"/>
+          <w:sz w:val="26"/>
+          <w:szCs w:val="26"/>
+        </w:rPr>
+        <w:t>đỡ</w:t>
+      </w:r>
+      <w:proofErr w:type="spellEnd"/>
+      <w:r>
+        <w:rPr>
+          <w:rFonts w:ascii="Times New Roman" w:hAnsi="Times New Roman" w:cs="Times New Roman"/>
+          <w:sz w:val="26"/>
+          <w:szCs w:val="26"/>
+        </w:rPr>
+        <w:t xml:space="preserve"> </w:t>
+      </w:r>
+      <w:proofErr w:type="spellStart"/>
+      <w:r>
+        <w:rPr>
+          <w:rFonts w:ascii="Times New Roman" w:hAnsi="Times New Roman" w:cs="Times New Roman"/>
+          <w:sz w:val="26"/>
+          <w:szCs w:val="26"/>
+        </w:rPr>
+        <w:t>em</w:t>
+      </w:r>
+      <w:proofErr w:type="spellEnd"/>
+      <w:r>
+        <w:rPr>
+          <w:rFonts w:ascii="Times New Roman" w:hAnsi="Times New Roman" w:cs="Times New Roman"/>
+          <w:sz w:val="26"/>
+          <w:szCs w:val="26"/>
+        </w:rPr>
+        <w:t xml:space="preserve">, </w:t>
+      </w:r>
+      <w:proofErr w:type="spellStart"/>
+      <w:r>
+        <w:rPr>
+          <w:rFonts w:ascii="Times New Roman" w:hAnsi="Times New Roman" w:cs="Times New Roman"/>
+          <w:sz w:val="26"/>
+          <w:szCs w:val="26"/>
+        </w:rPr>
+        <w:t>cung</w:t>
+      </w:r>
+      <w:proofErr w:type="spellEnd"/>
+      <w:r>
+        <w:rPr>
+          <w:rFonts w:ascii="Times New Roman" w:hAnsi="Times New Roman" w:cs="Times New Roman"/>
+          <w:sz w:val="26"/>
+          <w:szCs w:val="26"/>
+        </w:rPr>
+        <w:t xml:space="preserve"> </w:t>
+      </w:r>
+      <w:proofErr w:type="spellStart"/>
+      <w:r>
+        <w:rPr>
+          <w:rFonts w:ascii="Times New Roman" w:hAnsi="Times New Roman" w:cs="Times New Roman"/>
+          <w:sz w:val="26"/>
+          <w:szCs w:val="26"/>
+        </w:rPr>
+        <w:t>cấp</w:t>
+      </w:r>
+      <w:proofErr w:type="spellEnd"/>
+      <w:r>
+        <w:rPr>
+          <w:rFonts w:ascii="Times New Roman" w:hAnsi="Times New Roman" w:cs="Times New Roman"/>
+          <w:sz w:val="26"/>
+          <w:szCs w:val="26"/>
+        </w:rPr>
+        <w:t xml:space="preserve"> </w:t>
+      </w:r>
+      <w:proofErr w:type="spellStart"/>
+      <w:r>
+        <w:rPr>
+          <w:rFonts w:ascii="Times New Roman" w:hAnsi="Times New Roman" w:cs="Times New Roman"/>
+          <w:sz w:val="26"/>
+          <w:szCs w:val="26"/>
+        </w:rPr>
+        <w:t>cho</w:t>
+      </w:r>
+      <w:proofErr w:type="spellEnd"/>
+      <w:r>
+        <w:rPr>
+          <w:rFonts w:ascii="Times New Roman" w:hAnsi="Times New Roman" w:cs="Times New Roman"/>
+          <w:sz w:val="26"/>
+          <w:szCs w:val="26"/>
+        </w:rPr>
+        <w:t xml:space="preserve"> </w:t>
+      </w:r>
+      <w:proofErr w:type="spellStart"/>
+      <w:r>
+        <w:rPr>
+          <w:rFonts w:ascii="Times New Roman" w:hAnsi="Times New Roman" w:cs="Times New Roman"/>
+          <w:sz w:val="26"/>
+          <w:szCs w:val="26"/>
+        </w:rPr>
+        <w:t>em</w:t>
+      </w:r>
+      <w:proofErr w:type="spellEnd"/>
+      <w:r>
+        <w:rPr>
+          <w:rFonts w:ascii="Times New Roman" w:hAnsi="Times New Roman" w:cs="Times New Roman"/>
+          <w:sz w:val="26"/>
+          <w:szCs w:val="26"/>
+        </w:rPr>
+        <w:t xml:space="preserve"> </w:t>
+      </w:r>
+      <w:proofErr w:type="spellStart"/>
+      <w:r>
+        <w:rPr>
+          <w:rFonts w:ascii="Times New Roman" w:hAnsi="Times New Roman" w:cs="Times New Roman"/>
+          <w:sz w:val="26"/>
+          <w:szCs w:val="26"/>
+        </w:rPr>
+        <w:t>những</w:t>
+      </w:r>
+      <w:proofErr w:type="spellEnd"/>
+      <w:r>
+        <w:rPr>
+          <w:rFonts w:ascii="Times New Roman" w:hAnsi="Times New Roman" w:cs="Times New Roman"/>
+          <w:sz w:val="26"/>
+          <w:szCs w:val="26"/>
+        </w:rPr>
+        <w:t xml:space="preserve"> </w:t>
+      </w:r>
+      <w:proofErr w:type="spellStart"/>
+      <w:r>
+        <w:rPr>
+          <w:rFonts w:ascii="Times New Roman" w:hAnsi="Times New Roman" w:cs="Times New Roman"/>
+          <w:sz w:val="26"/>
+          <w:szCs w:val="26"/>
+        </w:rPr>
+        <w:t>kiến</w:t>
+      </w:r>
+      <w:proofErr w:type="spellEnd"/>
+      <w:r>
+        <w:rPr>
+          <w:rFonts w:ascii="Times New Roman" w:hAnsi="Times New Roman" w:cs="Times New Roman"/>
+          <w:sz w:val="26"/>
+          <w:szCs w:val="26"/>
+        </w:rPr>
+        <w:t xml:space="preserve"> </w:t>
+      </w:r>
+      <w:proofErr w:type="spellStart"/>
+      <w:r>
+        <w:rPr>
+          <w:rFonts w:ascii="Times New Roman" w:hAnsi="Times New Roman" w:cs="Times New Roman"/>
+          <w:sz w:val="26"/>
+          <w:szCs w:val="26"/>
+        </w:rPr>
+        <w:t>thức</w:t>
+      </w:r>
+      <w:proofErr w:type="spellEnd"/>
+      <w:r>
+        <w:rPr>
+          <w:rFonts w:ascii="Times New Roman" w:hAnsi="Times New Roman" w:cs="Times New Roman"/>
+          <w:sz w:val="26"/>
+          <w:szCs w:val="26"/>
+        </w:rPr>
+        <w:t xml:space="preserve"> </w:t>
+      </w:r>
+      <w:proofErr w:type="spellStart"/>
+      <w:r>
+        <w:rPr>
+          <w:rFonts w:ascii="Times New Roman" w:hAnsi="Times New Roman" w:cs="Times New Roman"/>
+          <w:sz w:val="26"/>
+          <w:szCs w:val="26"/>
+        </w:rPr>
+        <w:t>hữu</w:t>
+      </w:r>
+      <w:proofErr w:type="spellEnd"/>
+      <w:r>
+        <w:rPr>
+          <w:rFonts w:ascii="Times New Roman" w:hAnsi="Times New Roman" w:cs="Times New Roman"/>
+          <w:sz w:val="26"/>
+          <w:szCs w:val="26"/>
+        </w:rPr>
+        <w:t xml:space="preserve"> </w:t>
+      </w:r>
+      <w:proofErr w:type="spellStart"/>
+      <w:r>
+        <w:rPr>
+          <w:rFonts w:ascii="Times New Roman" w:hAnsi="Times New Roman" w:cs="Times New Roman"/>
+          <w:sz w:val="26"/>
+          <w:szCs w:val="26"/>
+        </w:rPr>
+        <w:t>ích</w:t>
+      </w:r>
+      <w:proofErr w:type="spellEnd"/>
+      <w:r>
+        <w:rPr>
+          <w:rFonts w:ascii="Times New Roman" w:hAnsi="Times New Roman" w:cs="Times New Roman"/>
+          <w:sz w:val="26"/>
+          <w:szCs w:val="26"/>
+        </w:rPr>
+        <w:t xml:space="preserve"> </w:t>
+      </w:r>
+      <w:proofErr w:type="spellStart"/>
+      <w:r>
+        <w:rPr>
+          <w:rFonts w:ascii="Times New Roman" w:hAnsi="Times New Roman" w:cs="Times New Roman"/>
+          <w:sz w:val="26"/>
+          <w:szCs w:val="26"/>
+        </w:rPr>
+        <w:t>và</w:t>
+      </w:r>
+      <w:proofErr w:type="spellEnd"/>
+      <w:r>
+        <w:rPr>
+          <w:rFonts w:ascii="Times New Roman" w:hAnsi="Times New Roman" w:cs="Times New Roman"/>
+          <w:sz w:val="26"/>
+          <w:szCs w:val="26"/>
+        </w:rPr>
+        <w:t xml:space="preserve"> </w:t>
+      </w:r>
+      <w:proofErr w:type="spellStart"/>
+      <w:r>
+        <w:rPr>
+          <w:rFonts w:ascii="Times New Roman" w:hAnsi="Times New Roman" w:cs="Times New Roman"/>
+          <w:sz w:val="26"/>
+          <w:szCs w:val="26"/>
+        </w:rPr>
+        <w:t>quan</w:t>
+      </w:r>
+      <w:proofErr w:type="spellEnd"/>
+      <w:r>
+        <w:rPr>
+          <w:rFonts w:ascii="Times New Roman" w:hAnsi="Times New Roman" w:cs="Times New Roman"/>
+          <w:sz w:val="26"/>
+          <w:szCs w:val="26"/>
+        </w:rPr>
+        <w:t xml:space="preserve"> </w:t>
+      </w:r>
+      <w:proofErr w:type="spellStart"/>
+      <w:r>
+        <w:rPr>
+          <w:rFonts w:ascii="Times New Roman" w:hAnsi="Times New Roman" w:cs="Times New Roman"/>
+          <w:sz w:val="26"/>
+          <w:szCs w:val="26"/>
+        </w:rPr>
+        <w:t>trọng</w:t>
+      </w:r>
+      <w:proofErr w:type="spellEnd"/>
+      <w:r>
+        <w:rPr>
+          <w:rFonts w:ascii="Times New Roman" w:hAnsi="Times New Roman" w:cs="Times New Roman"/>
+          <w:sz w:val="26"/>
+          <w:szCs w:val="26"/>
+        </w:rPr>
+        <w:t xml:space="preserve"> </w:t>
+      </w:r>
+      <w:proofErr w:type="spellStart"/>
+      <w:r>
+        <w:rPr>
+          <w:rFonts w:ascii="Times New Roman" w:hAnsi="Times New Roman" w:cs="Times New Roman"/>
+          <w:sz w:val="26"/>
+          <w:szCs w:val="26"/>
+        </w:rPr>
+        <w:t>nhất</w:t>
+      </w:r>
+      <w:proofErr w:type="spellEnd"/>
+      <w:r>
+        <w:rPr>
+          <w:rFonts w:ascii="Times New Roman" w:hAnsi="Times New Roman" w:cs="Times New Roman"/>
+          <w:sz w:val="26"/>
+          <w:szCs w:val="26"/>
+        </w:rPr>
+        <w:t>.</w:t>
+      </w:r>
+    </w:p>
+    <w:p>
+      <w:pPr>
+        <w:jc w:val="both"/>
+        <w:rPr>
+          <w:rFonts w:ascii="Times New Roman" w:hAnsi="Times New Roman" w:cs="Times New Roman"/>
+          <w:sz w:val="26"/>
+          <w:szCs w:val="26"/>
+        </w:rPr>
+      </w:pPr>
+      <w:proofErr w:type="spellStart"/>
+      <w:r>
+        <w:rPr>
+          <w:rFonts w:ascii="Times New Roman" w:hAnsi="Times New Roman" w:cs="Times New Roman"/>
+          <w:sz w:val="26"/>
+          <w:szCs w:val="26"/>
+        </w:rPr>
+        <w:t>Vì</w:t>
+      </w:r>
+      <w:proofErr w:type="spellEnd"/>
+      <w:r>
+        <w:rPr>
+          <w:rFonts w:ascii="Times New Roman" w:hAnsi="Times New Roman" w:cs="Times New Roman"/>
+          <w:sz w:val="26"/>
+          <w:szCs w:val="26"/>
+        </w:rPr>
+        <w:t xml:space="preserve"> </w:t>
+      </w:r>
+      <w:proofErr w:type="spellStart"/>
+      <w:r>
+        <w:rPr>
+          <w:rFonts w:ascii="Times New Roman" w:hAnsi="Times New Roman" w:cs="Times New Roman"/>
+          <w:sz w:val="26"/>
+          <w:szCs w:val="26"/>
+        </w:rPr>
+        <w:t>kiến</w:t>
+      </w:r>
+      <w:proofErr w:type="spellEnd"/>
+      <w:r>
+        <w:rPr>
+          <w:rFonts w:ascii="Times New Roman" w:hAnsi="Times New Roman" w:cs="Times New Roman"/>
+          <w:sz w:val="26"/>
+          <w:szCs w:val="26"/>
+        </w:rPr>
+        <w:t xml:space="preserve"> </w:t>
+      </w:r>
+      <w:proofErr w:type="spellStart"/>
+      <w:r>
+        <w:rPr>
+          <w:rFonts w:ascii="Times New Roman" w:hAnsi="Times New Roman" w:cs="Times New Roman"/>
+          <w:sz w:val="26"/>
+          <w:szCs w:val="26"/>
+        </w:rPr>
+        <w:t>thức</w:t>
+      </w:r>
+      <w:proofErr w:type="spellEnd"/>
+      <w:r>
+        <w:rPr>
+          <w:rFonts w:ascii="Times New Roman" w:hAnsi="Times New Roman" w:cs="Times New Roman"/>
+          <w:sz w:val="26"/>
+          <w:szCs w:val="26"/>
+        </w:rPr>
+        <w:t xml:space="preserve"> </w:t>
+      </w:r>
+      <w:proofErr w:type="spellStart"/>
+      <w:r>
+        <w:rPr>
+          <w:rFonts w:ascii="Times New Roman" w:hAnsi="Times New Roman" w:cs="Times New Roman"/>
+          <w:sz w:val="26"/>
+          <w:szCs w:val="26"/>
+        </w:rPr>
+        <w:t>bản</w:t>
+      </w:r>
+      <w:proofErr w:type="spellEnd"/>
+      <w:r>
+        <w:rPr>
+          <w:rFonts w:ascii="Times New Roman" w:hAnsi="Times New Roman" w:cs="Times New Roman"/>
+          <w:sz w:val="26"/>
+          <w:szCs w:val="26"/>
+        </w:rPr>
+        <w:t xml:space="preserve"> </w:t>
+      </w:r>
+      <w:proofErr w:type="spellStart"/>
+      <w:r>
+        <w:rPr>
+          <w:rFonts w:ascii="Times New Roman" w:hAnsi="Times New Roman" w:cs="Times New Roman"/>
+          <w:sz w:val="26"/>
+          <w:szCs w:val="26"/>
+        </w:rPr>
+        <w:t>thân</w:t>
+      </w:r>
+      <w:proofErr w:type="spellEnd"/>
+      <w:r>
+        <w:rPr>
+          <w:rFonts w:ascii="Times New Roman" w:hAnsi="Times New Roman" w:cs="Times New Roman"/>
+          <w:sz w:val="26"/>
+          <w:szCs w:val="26"/>
+        </w:rPr>
+        <w:t xml:space="preserve"> </w:t>
+      </w:r>
+      <w:proofErr w:type="spellStart"/>
+      <w:r>
+        <w:rPr>
+          <w:rFonts w:ascii="Times New Roman" w:hAnsi="Times New Roman" w:cs="Times New Roman"/>
+          <w:sz w:val="26"/>
+          <w:szCs w:val="26"/>
+        </w:rPr>
+        <w:t>còn</w:t>
+      </w:r>
+      <w:proofErr w:type="spellEnd"/>
+      <w:r>
+        <w:rPr>
+          <w:rFonts w:ascii="Times New Roman" w:hAnsi="Times New Roman" w:cs="Times New Roman"/>
+          <w:sz w:val="26"/>
+          <w:szCs w:val="26"/>
+        </w:rPr>
+        <w:t xml:space="preserve"> </w:t>
+      </w:r>
+      <w:proofErr w:type="spellStart"/>
+      <w:r>
+        <w:rPr>
+          <w:rFonts w:ascii="Times New Roman" w:hAnsi="Times New Roman" w:cs="Times New Roman"/>
+          <w:sz w:val="26"/>
+          <w:szCs w:val="26"/>
+        </w:rPr>
+        <w:t>hạn</w:t>
+      </w:r>
+      <w:proofErr w:type="spellEnd"/>
+      <w:r>
+        <w:rPr>
+          <w:rFonts w:ascii="Times New Roman" w:hAnsi="Times New Roman" w:cs="Times New Roman"/>
+          <w:sz w:val="26"/>
+          <w:szCs w:val="26"/>
+        </w:rPr>
+        <w:t xml:space="preserve"> </w:t>
+      </w:r>
+      <w:proofErr w:type="spellStart"/>
+      <w:r>
+        <w:rPr>
+          <w:rFonts w:ascii="Times New Roman" w:hAnsi="Times New Roman" w:cs="Times New Roman"/>
+          <w:sz w:val="26"/>
+          <w:szCs w:val="26"/>
+        </w:rPr>
+        <w:t>chế</w:t>
+      </w:r>
+      <w:proofErr w:type="spellEnd"/>
+      <w:r>
+        <w:rPr>
+          <w:rFonts w:ascii="Times New Roman" w:hAnsi="Times New Roman" w:cs="Times New Roman"/>
+          <w:sz w:val="26"/>
+          <w:szCs w:val="26"/>
+        </w:rPr>
+        <w:t xml:space="preserve"> </w:t>
+      </w:r>
+      <w:proofErr w:type="spellStart"/>
+      <w:r>
+        <w:rPr>
+          <w:rFonts w:ascii="Times New Roman" w:hAnsi="Times New Roman" w:cs="Times New Roman"/>
+          <w:sz w:val="26"/>
+          <w:szCs w:val="26"/>
+        </w:rPr>
+        <w:t>trong</w:t>
+      </w:r>
+      <w:proofErr w:type="spellEnd"/>
+      <w:r>
+        <w:rPr>
+          <w:rFonts w:ascii="Times New Roman" w:hAnsi="Times New Roman" w:cs="Times New Roman"/>
+          <w:sz w:val="26"/>
+          <w:szCs w:val="26"/>
+        </w:rPr>
+        <w:t xml:space="preserve"> </w:t>
+      </w:r>
+      <w:proofErr w:type="spellStart"/>
+      <w:r>
+        <w:rPr>
+          <w:rFonts w:ascii="Times New Roman" w:hAnsi="Times New Roman" w:cs="Times New Roman"/>
+          <w:sz w:val="26"/>
+          <w:szCs w:val="26"/>
+        </w:rPr>
+        <w:t>quá</w:t>
+      </w:r>
+      <w:proofErr w:type="spellEnd"/>
+      <w:r>
+        <w:rPr>
+          <w:rFonts w:ascii="Times New Roman" w:hAnsi="Times New Roman" w:cs="Times New Roman"/>
+          <w:sz w:val="26"/>
+          <w:szCs w:val="26"/>
+        </w:rPr>
+        <w:t xml:space="preserve"> </w:t>
+      </w:r>
+      <w:proofErr w:type="spellStart"/>
+      <w:r>
+        <w:rPr>
+          <w:rFonts w:ascii="Times New Roman" w:hAnsi="Times New Roman" w:cs="Times New Roman"/>
+          <w:sz w:val="26"/>
+          <w:szCs w:val="26"/>
+        </w:rPr>
+        <w:t>trình</w:t>
+      </w:r>
+      <w:proofErr w:type="spellEnd"/>
+      <w:r>
+        <w:rPr>
+          <w:rFonts w:ascii="Times New Roman" w:hAnsi="Times New Roman" w:cs="Times New Roman"/>
+          <w:sz w:val="26"/>
+          <w:szCs w:val="26"/>
+        </w:rPr>
+        <w:t xml:space="preserve"> </w:t>
+      </w:r>
+      <w:proofErr w:type="spellStart"/>
+      <w:r>
+        <w:rPr>
+          <w:rFonts w:ascii="Times New Roman" w:hAnsi="Times New Roman" w:cs="Times New Roman"/>
+          <w:sz w:val="26"/>
+          <w:szCs w:val="26"/>
+        </w:rPr>
+        <w:t>học</w:t>
+      </w:r>
+      <w:proofErr w:type="spellEnd"/>
+      <w:r>
+        <w:rPr>
+          <w:rFonts w:ascii="Times New Roman" w:hAnsi="Times New Roman" w:cs="Times New Roman"/>
+          <w:sz w:val="26"/>
+          <w:szCs w:val="26"/>
+        </w:rPr>
+        <w:t xml:space="preserve"> </w:t>
+      </w:r>
+      <w:proofErr w:type="spellStart"/>
+      <w:r>
+        <w:rPr>
+          <w:rFonts w:ascii="Times New Roman" w:hAnsi="Times New Roman" w:cs="Times New Roman"/>
+          <w:sz w:val="26"/>
+          <w:szCs w:val="26"/>
+        </w:rPr>
+        <w:t>tập</w:t>
+      </w:r>
+      <w:proofErr w:type="spellEnd"/>
+      <w:r>
+        <w:rPr>
+          <w:rFonts w:ascii="Times New Roman" w:hAnsi="Times New Roman" w:cs="Times New Roman"/>
+          <w:sz w:val="26"/>
+          <w:szCs w:val="26"/>
+        </w:rPr>
+        <w:t xml:space="preserve">, </w:t>
+      </w:r>
+      <w:proofErr w:type="spellStart"/>
+      <w:r>
+        <w:rPr>
+          <w:rFonts w:ascii="Times New Roman" w:hAnsi="Times New Roman" w:cs="Times New Roman"/>
+          <w:sz w:val="26"/>
+          <w:szCs w:val="26"/>
+        </w:rPr>
+        <w:t>nên</w:t>
+      </w:r>
+      <w:proofErr w:type="spellEnd"/>
+      <w:r>
+        <w:rPr>
+          <w:rFonts w:ascii="Times New Roman" w:hAnsi="Times New Roman" w:cs="Times New Roman"/>
+          <w:sz w:val="26"/>
+          <w:szCs w:val="26"/>
+        </w:rPr>
+        <w:t xml:space="preserve"> </w:t>
+      </w:r>
+      <w:proofErr w:type="spellStart"/>
+      <w:r>
+        <w:rPr>
+          <w:rFonts w:ascii="Times New Roman" w:hAnsi="Times New Roman" w:cs="Times New Roman"/>
+          <w:sz w:val="26"/>
+          <w:szCs w:val="26"/>
+        </w:rPr>
+        <w:t>đồ</w:t>
+      </w:r>
+      <w:proofErr w:type="spellEnd"/>
+      <w:r>
+        <w:rPr>
+          <w:rFonts w:ascii="Times New Roman" w:hAnsi="Times New Roman" w:cs="Times New Roman"/>
+          <w:sz w:val="26"/>
+          <w:szCs w:val="26"/>
+        </w:rPr>
+        <w:t xml:space="preserve"> </w:t>
+      </w:r>
+      <w:proofErr w:type="spellStart"/>
+      <w:r>
+        <w:rPr>
+          <w:rFonts w:ascii="Times New Roman" w:hAnsi="Times New Roman" w:cs="Times New Roman"/>
+          <w:sz w:val="26"/>
+          <w:szCs w:val="26"/>
+        </w:rPr>
+        <w:t>án</w:t>
+      </w:r>
+      <w:proofErr w:type="spellEnd"/>
+      <w:r>
+        <w:rPr>
+          <w:rFonts w:ascii="Times New Roman" w:hAnsi="Times New Roman" w:cs="Times New Roman"/>
+          <w:sz w:val="26"/>
+          <w:szCs w:val="26"/>
+        </w:rPr>
+        <w:t xml:space="preserve"> </w:t>
+      </w:r>
+      <w:proofErr w:type="spellStart"/>
+      <w:r>
+        <w:rPr>
+          <w:rFonts w:ascii="Times New Roman" w:hAnsi="Times New Roman" w:cs="Times New Roman"/>
+          <w:sz w:val="26"/>
+          <w:szCs w:val="26"/>
+        </w:rPr>
+        <w:t>này</w:t>
+      </w:r>
+      <w:proofErr w:type="spellEnd"/>
+      <w:r>
+        <w:rPr>
+          <w:rFonts w:ascii="Times New Roman" w:hAnsi="Times New Roman" w:cs="Times New Roman"/>
+          <w:sz w:val="26"/>
+          <w:szCs w:val="26"/>
+        </w:rPr>
+        <w:t xml:space="preserve"> </w:t>
+      </w:r>
+      <w:proofErr w:type="spellStart"/>
+      <w:r>
+        <w:rPr>
+          <w:rFonts w:ascii="Times New Roman" w:hAnsi="Times New Roman" w:cs="Times New Roman"/>
+          <w:sz w:val="26"/>
+          <w:szCs w:val="26"/>
+        </w:rPr>
+        <w:t>không</w:t>
+      </w:r>
+      <w:proofErr w:type="spellEnd"/>
+      <w:r>
+        <w:rPr>
+          <w:rFonts w:ascii="Times New Roman" w:hAnsi="Times New Roman" w:cs="Times New Roman"/>
+          <w:sz w:val="26"/>
+          <w:szCs w:val="26"/>
+        </w:rPr>
+        <w:t xml:space="preserve"> </w:t>
+      </w:r>
+      <w:proofErr w:type="spellStart"/>
+      <w:r>
+        <w:rPr>
+          <w:rFonts w:ascii="Times New Roman" w:hAnsi="Times New Roman" w:cs="Times New Roman"/>
+          <w:sz w:val="26"/>
+          <w:szCs w:val="26"/>
+        </w:rPr>
+        <w:t>tránh</w:t>
+      </w:r>
+      <w:proofErr w:type="spellEnd"/>
+      <w:r>
+        <w:rPr>
+          <w:rFonts w:ascii="Times New Roman" w:hAnsi="Times New Roman" w:cs="Times New Roman"/>
+          <w:sz w:val="26"/>
+          <w:szCs w:val="26"/>
+        </w:rPr>
+        <w:t xml:space="preserve"> </w:t>
+      </w:r>
+      <w:proofErr w:type="spellStart"/>
+      <w:r>
+        <w:rPr>
+          <w:rFonts w:ascii="Times New Roman" w:hAnsi="Times New Roman" w:cs="Times New Roman"/>
+          <w:sz w:val="26"/>
+          <w:szCs w:val="26"/>
+        </w:rPr>
+        <w:t>khỏi</w:t>
+      </w:r>
+      <w:proofErr w:type="spellEnd"/>
+      <w:r>
+        <w:rPr>
+          <w:rFonts w:ascii="Times New Roman" w:hAnsi="Times New Roman" w:cs="Times New Roman"/>
+          <w:sz w:val="26"/>
+          <w:szCs w:val="26"/>
+        </w:rPr>
+        <w:t xml:space="preserve"> </w:t>
+      </w:r>
+      <w:proofErr w:type="spellStart"/>
+      <w:r>
+        <w:rPr>
+          <w:rFonts w:ascii="Times New Roman" w:hAnsi="Times New Roman" w:cs="Times New Roman"/>
+          <w:sz w:val="26"/>
+          <w:szCs w:val="26"/>
+        </w:rPr>
+        <w:t>những</w:t>
+      </w:r>
+      <w:proofErr w:type="spellEnd"/>
+      <w:r>
+        <w:rPr>
+          <w:rFonts w:ascii="Times New Roman" w:hAnsi="Times New Roman" w:cs="Times New Roman"/>
+          <w:sz w:val="26"/>
+          <w:szCs w:val="26"/>
+        </w:rPr>
+        <w:t xml:space="preserve"> </w:t>
+      </w:r>
+      <w:proofErr w:type="spellStart"/>
+      <w:r>
+        <w:rPr>
+          <w:rFonts w:ascii="Times New Roman" w:hAnsi="Times New Roman" w:cs="Times New Roman"/>
+          <w:sz w:val="26"/>
+          <w:szCs w:val="26"/>
+        </w:rPr>
+        <w:t>thiếu</w:t>
+      </w:r>
+      <w:proofErr w:type="spellEnd"/>
+      <w:r>
+        <w:rPr>
+          <w:rFonts w:ascii="Times New Roman" w:hAnsi="Times New Roman" w:cs="Times New Roman"/>
+          <w:sz w:val="26"/>
+          <w:szCs w:val="26"/>
+        </w:rPr>
+        <w:t xml:space="preserve"> </w:t>
+      </w:r>
+      <w:proofErr w:type="spellStart"/>
+      <w:r>
+        <w:rPr>
+          <w:rFonts w:ascii="Times New Roman" w:hAnsi="Times New Roman" w:cs="Times New Roman"/>
+          <w:sz w:val="26"/>
+          <w:szCs w:val="26"/>
+        </w:rPr>
+        <w:t>sót</w:t>
+      </w:r>
+      <w:proofErr w:type="spellEnd"/>
+      <w:r>
+        <w:rPr>
+          <w:rFonts w:ascii="Times New Roman" w:hAnsi="Times New Roman" w:cs="Times New Roman"/>
+          <w:sz w:val="26"/>
+          <w:szCs w:val="26"/>
+        </w:rPr>
+        <w:t xml:space="preserve"> </w:t>
+      </w:r>
+      <w:proofErr w:type="spellStart"/>
+      <w:r>
+        <w:rPr>
+          <w:rFonts w:ascii="Times New Roman" w:hAnsi="Times New Roman" w:cs="Times New Roman"/>
+          <w:sz w:val="26"/>
+          <w:szCs w:val="26"/>
+        </w:rPr>
+        <w:t>và</w:t>
+      </w:r>
+      <w:proofErr w:type="spellEnd"/>
+      <w:r>
+        <w:rPr>
+          <w:rFonts w:ascii="Times New Roman" w:hAnsi="Times New Roman" w:cs="Times New Roman"/>
+          <w:sz w:val="26"/>
+          <w:szCs w:val="26"/>
+        </w:rPr>
+        <w:t xml:space="preserve"> </w:t>
+      </w:r>
+      <w:proofErr w:type="spellStart"/>
+      <w:r>
+        <w:rPr>
+          <w:rFonts w:ascii="Times New Roman" w:hAnsi="Times New Roman" w:cs="Times New Roman"/>
+          <w:sz w:val="26"/>
+          <w:szCs w:val="26"/>
+        </w:rPr>
+        <w:t>lỗi</w:t>
+      </w:r>
+      <w:proofErr w:type="spellEnd"/>
+      <w:r>
+        <w:rPr>
+          <w:rFonts w:ascii="Times New Roman" w:hAnsi="Times New Roman" w:cs="Times New Roman"/>
+          <w:sz w:val="26"/>
+          <w:szCs w:val="26"/>
+        </w:rPr>
+        <w:t xml:space="preserve"> </w:t>
+      </w:r>
+      <w:proofErr w:type="spellStart"/>
+      <w:r>
+        <w:rPr>
+          <w:rFonts w:ascii="Times New Roman" w:hAnsi="Times New Roman" w:cs="Times New Roman"/>
+          <w:sz w:val="26"/>
+          <w:szCs w:val="26"/>
+        </w:rPr>
+        <w:t>trình</w:t>
+      </w:r>
+      <w:proofErr w:type="spellEnd"/>
+      <w:r>
+        <w:rPr>
+          <w:rFonts w:ascii="Times New Roman" w:hAnsi="Times New Roman" w:cs="Times New Roman"/>
+          <w:sz w:val="26"/>
+          <w:szCs w:val="26"/>
+        </w:rPr>
+        <w:t xml:space="preserve"> </w:t>
+      </w:r>
+      <w:proofErr w:type="spellStart"/>
+      <w:r>
+        <w:rPr>
+          <w:rFonts w:ascii="Times New Roman" w:hAnsi="Times New Roman" w:cs="Times New Roman"/>
+          <w:sz w:val="26"/>
+          <w:szCs w:val="26"/>
+        </w:rPr>
+        <w:t>bày</w:t>
+      </w:r>
+      <w:proofErr w:type="spellEnd"/>
+      <w:r>
+        <w:rPr>
+          <w:rFonts w:ascii="Times New Roman" w:hAnsi="Times New Roman" w:cs="Times New Roman"/>
+          <w:sz w:val="26"/>
+          <w:szCs w:val="26"/>
+        </w:rPr>
+        <w:t xml:space="preserve">. Em </w:t>
+      </w:r>
+      <w:proofErr w:type="spellStart"/>
+      <w:r>
+        <w:rPr>
+          <w:rFonts w:ascii="Times New Roman" w:hAnsi="Times New Roman" w:cs="Times New Roman"/>
+          <w:sz w:val="26"/>
+          <w:szCs w:val="26"/>
+        </w:rPr>
+        <w:t>rất</w:t>
+      </w:r>
+      <w:proofErr w:type="spellEnd"/>
+      <w:r>
+        <w:rPr>
+          <w:rFonts w:ascii="Times New Roman" w:hAnsi="Times New Roman" w:cs="Times New Roman"/>
+          <w:sz w:val="26"/>
+          <w:szCs w:val="26"/>
+        </w:rPr>
+        <w:t xml:space="preserve"> </w:t>
+      </w:r>
+      <w:proofErr w:type="spellStart"/>
+      <w:r>
+        <w:rPr>
+          <w:rFonts w:ascii="Times New Roman" w:hAnsi="Times New Roman" w:cs="Times New Roman"/>
+          <w:sz w:val="26"/>
+          <w:szCs w:val="26"/>
+        </w:rPr>
+        <w:t>mong</w:t>
+      </w:r>
+      <w:proofErr w:type="spellEnd"/>
+      <w:r>
+        <w:rPr>
+          <w:rFonts w:ascii="Times New Roman" w:hAnsi="Times New Roman" w:cs="Times New Roman"/>
+          <w:sz w:val="26"/>
+          <w:szCs w:val="26"/>
+        </w:rPr>
+        <w:t xml:space="preserve"> </w:t>
+      </w:r>
+      <w:proofErr w:type="spellStart"/>
+      <w:r>
+        <w:rPr>
+          <w:rFonts w:ascii="Times New Roman" w:hAnsi="Times New Roman" w:cs="Times New Roman"/>
+          <w:sz w:val="26"/>
+          <w:szCs w:val="26"/>
+        </w:rPr>
+        <w:t>được</w:t>
+      </w:r>
+      <w:proofErr w:type="spellEnd"/>
+      <w:r>
+        <w:rPr>
+          <w:rFonts w:ascii="Times New Roman" w:hAnsi="Times New Roman" w:cs="Times New Roman"/>
+          <w:sz w:val="26"/>
+          <w:szCs w:val="26"/>
+        </w:rPr>
+        <w:t xml:space="preserve"> </w:t>
+      </w:r>
+      <w:proofErr w:type="spellStart"/>
+      <w:r>
+        <w:rPr>
+          <w:rFonts w:ascii="Times New Roman" w:hAnsi="Times New Roman" w:cs="Times New Roman"/>
+          <w:sz w:val="26"/>
+          <w:szCs w:val="26"/>
+        </w:rPr>
+        <w:t>sự</w:t>
+      </w:r>
+      <w:proofErr w:type="spellEnd"/>
+      <w:r>
+        <w:rPr>
+          <w:rFonts w:ascii="Times New Roman" w:hAnsi="Times New Roman" w:cs="Times New Roman"/>
+          <w:sz w:val="26"/>
+          <w:szCs w:val="26"/>
+        </w:rPr>
+        <w:t xml:space="preserve"> </w:t>
+      </w:r>
+      <w:proofErr w:type="spellStart"/>
+      <w:r>
+        <w:rPr>
+          <w:rFonts w:ascii="Times New Roman" w:hAnsi="Times New Roman" w:cs="Times New Roman"/>
+          <w:sz w:val="26"/>
+          <w:szCs w:val="26"/>
+        </w:rPr>
+        <w:t>đóng</w:t>
+      </w:r>
+      <w:proofErr w:type="spellEnd"/>
+      <w:r>
+        <w:rPr>
+          <w:rFonts w:ascii="Times New Roman" w:hAnsi="Times New Roman" w:cs="Times New Roman"/>
+          <w:sz w:val="26"/>
+          <w:szCs w:val="26"/>
+        </w:rPr>
+        <w:t xml:space="preserve"> </w:t>
+      </w:r>
+      <w:proofErr w:type="spellStart"/>
+      <w:r>
+        <w:rPr>
+          <w:rFonts w:ascii="Times New Roman" w:hAnsi="Times New Roman" w:cs="Times New Roman"/>
+          <w:sz w:val="26"/>
+          <w:szCs w:val="26"/>
+        </w:rPr>
+        <w:t>góp</w:t>
+      </w:r>
+      <w:proofErr w:type="spellEnd"/>
+      <w:r>
+        <w:rPr>
+          <w:rFonts w:ascii="Times New Roman" w:hAnsi="Times New Roman" w:cs="Times New Roman"/>
+          <w:sz w:val="26"/>
+          <w:szCs w:val="26"/>
+        </w:rPr>
+        <w:t xml:space="preserve"> ý </w:t>
+      </w:r>
+      <w:proofErr w:type="spellStart"/>
+      <w:r>
+        <w:rPr>
+          <w:rFonts w:ascii="Times New Roman" w:hAnsi="Times New Roman" w:cs="Times New Roman"/>
+          <w:sz w:val="26"/>
+          <w:szCs w:val="26"/>
+        </w:rPr>
+        <w:t>kiến</w:t>
+      </w:r>
+      <w:proofErr w:type="spellEnd"/>
+      <w:r>
+        <w:rPr>
+          <w:rFonts w:ascii="Times New Roman" w:hAnsi="Times New Roman" w:cs="Times New Roman"/>
+          <w:sz w:val="26"/>
+          <w:szCs w:val="26"/>
+        </w:rPr>
+        <w:t xml:space="preserve"> </w:t>
+      </w:r>
+      <w:proofErr w:type="spellStart"/>
+      <w:r>
+        <w:rPr>
+          <w:rFonts w:ascii="Times New Roman" w:hAnsi="Times New Roman" w:cs="Times New Roman"/>
+          <w:sz w:val="26"/>
+          <w:szCs w:val="26"/>
+        </w:rPr>
+        <w:t>của</w:t>
+      </w:r>
+      <w:proofErr w:type="spellEnd"/>
+      <w:r>
+        <w:rPr>
+          <w:rFonts w:ascii="Times New Roman" w:hAnsi="Times New Roman" w:cs="Times New Roman"/>
+          <w:sz w:val="26"/>
+          <w:szCs w:val="26"/>
+        </w:rPr>
+        <w:t xml:space="preserve"> </w:t>
+      </w:r>
+      <w:proofErr w:type="spellStart"/>
+      <w:r>
+        <w:rPr>
+          <w:rFonts w:ascii="Times New Roman" w:hAnsi="Times New Roman" w:cs="Times New Roman"/>
+          <w:sz w:val="26"/>
+          <w:szCs w:val="26"/>
+        </w:rPr>
+        <w:t>quý</w:t>
+      </w:r>
+      <w:proofErr w:type="spellEnd"/>
+      <w:r>
+        <w:rPr>
+          <w:rFonts w:ascii="Times New Roman" w:hAnsi="Times New Roman" w:cs="Times New Roman"/>
+          <w:sz w:val="26"/>
+          <w:szCs w:val="26"/>
+        </w:rPr>
+        <w:t xml:space="preserve"> </w:t>
+      </w:r>
+      <w:proofErr w:type="spellStart"/>
+      <w:r>
+        <w:rPr>
+          <w:rFonts w:ascii="Times New Roman" w:hAnsi="Times New Roman" w:cs="Times New Roman"/>
+          <w:sz w:val="26"/>
+          <w:szCs w:val="26"/>
+        </w:rPr>
+        <w:t>thầy</w:t>
+      </w:r>
+      <w:proofErr w:type="spellEnd"/>
+      <w:r>
+        <w:rPr>
+          <w:rFonts w:ascii="Times New Roman" w:hAnsi="Times New Roman" w:cs="Times New Roman"/>
+          <w:sz w:val="26"/>
+          <w:szCs w:val="26"/>
+        </w:rPr>
+        <w:t xml:space="preserve"> </w:t>
+      </w:r>
+      <w:proofErr w:type="spellStart"/>
+      <w:r>
+        <w:rPr>
+          <w:rFonts w:ascii="Times New Roman" w:hAnsi="Times New Roman" w:cs="Times New Roman"/>
+          <w:sz w:val="26"/>
+          <w:szCs w:val="26"/>
+        </w:rPr>
+        <w:t>cô</w:t>
+      </w:r>
+      <w:proofErr w:type="spellEnd"/>
+      <w:r>
+        <w:rPr>
+          <w:rFonts w:ascii="Times New Roman" w:hAnsi="Times New Roman" w:cs="Times New Roman"/>
+          <w:sz w:val="26"/>
+          <w:szCs w:val="26"/>
+        </w:rPr>
+        <w:t xml:space="preserve"> </w:t>
+      </w:r>
+      <w:proofErr w:type="spellStart"/>
+      <w:r>
+        <w:rPr>
+          <w:rFonts w:ascii="Times New Roman" w:hAnsi="Times New Roman" w:cs="Times New Roman"/>
+          <w:sz w:val="26"/>
+          <w:szCs w:val="26"/>
+        </w:rPr>
+        <w:t>và</w:t>
+      </w:r>
+      <w:proofErr w:type="spellEnd"/>
+      <w:r>
+        <w:rPr>
+          <w:rFonts w:ascii="Times New Roman" w:hAnsi="Times New Roman" w:cs="Times New Roman"/>
+          <w:sz w:val="26"/>
+          <w:szCs w:val="26"/>
+        </w:rPr>
+        <w:t xml:space="preserve"> Ban </w:t>
+      </w:r>
+      <w:proofErr w:type="spellStart"/>
+      <w:r>
+        <w:rPr>
+          <w:rFonts w:ascii="Times New Roman" w:hAnsi="Times New Roman" w:cs="Times New Roman"/>
+          <w:sz w:val="26"/>
+          <w:szCs w:val="26"/>
+        </w:rPr>
+        <w:t>lãnh</w:t>
+      </w:r>
+      <w:proofErr w:type="spellEnd"/>
+      <w:r>
+        <w:rPr>
+          <w:rFonts w:ascii="Times New Roman" w:hAnsi="Times New Roman" w:cs="Times New Roman"/>
+          <w:sz w:val="26"/>
+          <w:szCs w:val="26"/>
+        </w:rPr>
+        <w:t xml:space="preserve"> </w:t>
+      </w:r>
+      <w:proofErr w:type="spellStart"/>
+      <w:r>
+        <w:rPr>
+          <w:rFonts w:ascii="Times New Roman" w:hAnsi="Times New Roman" w:cs="Times New Roman"/>
+          <w:sz w:val="26"/>
+          <w:szCs w:val="26"/>
+        </w:rPr>
+        <w:t>đạo</w:t>
+      </w:r>
+      <w:proofErr w:type="spellEnd"/>
+      <w:r>
+        <w:rPr>
+          <w:rFonts w:ascii="Times New Roman" w:hAnsi="Times New Roman" w:cs="Times New Roman"/>
+          <w:sz w:val="26"/>
+          <w:szCs w:val="26"/>
+        </w:rPr>
+        <w:t xml:space="preserve">, </w:t>
+      </w:r>
+      <w:proofErr w:type="spellStart"/>
+      <w:r>
+        <w:rPr>
+          <w:rFonts w:ascii="Times New Roman" w:hAnsi="Times New Roman" w:cs="Times New Roman"/>
+          <w:sz w:val="26"/>
+          <w:szCs w:val="26"/>
+        </w:rPr>
+        <w:t>các</w:t>
+      </w:r>
+      <w:proofErr w:type="spellEnd"/>
+      <w:r>
+        <w:rPr>
+          <w:rFonts w:ascii="Times New Roman" w:hAnsi="Times New Roman" w:cs="Times New Roman"/>
+          <w:sz w:val="26"/>
+          <w:szCs w:val="26"/>
+        </w:rPr>
+        <w:t xml:space="preserve"> </w:t>
+      </w:r>
+      <w:proofErr w:type="spellStart"/>
+      <w:r>
+        <w:rPr>
+          <w:rFonts w:ascii="Times New Roman" w:hAnsi="Times New Roman" w:cs="Times New Roman"/>
+          <w:sz w:val="26"/>
+          <w:szCs w:val="26"/>
+        </w:rPr>
+        <w:t>bạn</w:t>
+      </w:r>
+      <w:proofErr w:type="spellEnd"/>
+      <w:r>
+        <w:rPr>
+          <w:rFonts w:ascii="Times New Roman" w:hAnsi="Times New Roman" w:cs="Times New Roman"/>
+          <w:sz w:val="26"/>
+          <w:szCs w:val="26"/>
+        </w:rPr>
+        <w:t xml:space="preserve"> </w:t>
+      </w:r>
+      <w:proofErr w:type="spellStart"/>
+      <w:r>
+        <w:rPr>
+          <w:rFonts w:ascii="Times New Roman" w:hAnsi="Times New Roman" w:cs="Times New Roman"/>
+          <w:sz w:val="26"/>
+          <w:szCs w:val="26"/>
+        </w:rPr>
+        <w:t>trong</w:t>
+      </w:r>
+      <w:proofErr w:type="spellEnd"/>
+      <w:r>
+        <w:rPr>
+          <w:rFonts w:ascii="Times New Roman" w:hAnsi="Times New Roman" w:cs="Times New Roman"/>
+          <w:sz w:val="26"/>
+          <w:szCs w:val="26"/>
+        </w:rPr>
+        <w:t xml:space="preserve"> </w:t>
+      </w:r>
+      <w:proofErr w:type="spellStart"/>
+      <w:r>
+        <w:rPr>
+          <w:rFonts w:ascii="Times New Roman" w:hAnsi="Times New Roman" w:cs="Times New Roman"/>
+          <w:sz w:val="26"/>
+          <w:szCs w:val="26"/>
+        </w:rPr>
+        <w:t>lớp</w:t>
+      </w:r>
+      <w:proofErr w:type="spellEnd"/>
+      <w:r>
+        <w:rPr>
+          <w:rFonts w:ascii="Times New Roman" w:hAnsi="Times New Roman" w:cs="Times New Roman"/>
+          <w:sz w:val="26"/>
+          <w:szCs w:val="26"/>
+        </w:rPr>
+        <w:t xml:space="preserve"> </w:t>
+      </w:r>
+      <w:proofErr w:type="spellStart"/>
+      <w:r>
+        <w:rPr>
+          <w:rFonts w:ascii="Times New Roman" w:hAnsi="Times New Roman" w:cs="Times New Roman"/>
+          <w:sz w:val="26"/>
+          <w:szCs w:val="26"/>
+        </w:rPr>
+        <w:t>để</w:t>
+      </w:r>
+      <w:proofErr w:type="spellEnd"/>
+      <w:r>
+        <w:rPr>
+          <w:rFonts w:ascii="Times New Roman" w:hAnsi="Times New Roman" w:cs="Times New Roman"/>
+          <w:sz w:val="26"/>
+          <w:szCs w:val="26"/>
+        </w:rPr>
+        <w:t xml:space="preserve"> </w:t>
+      </w:r>
+      <w:proofErr w:type="spellStart"/>
+      <w:r>
+        <w:rPr>
+          <w:rFonts w:ascii="Times New Roman" w:hAnsi="Times New Roman" w:cs="Times New Roman"/>
+          <w:sz w:val="26"/>
+          <w:szCs w:val="26"/>
+        </w:rPr>
+        <w:t>đồ</w:t>
+      </w:r>
+      <w:proofErr w:type="spellEnd"/>
+      <w:r>
+        <w:rPr>
+          <w:rFonts w:ascii="Times New Roman" w:hAnsi="Times New Roman" w:cs="Times New Roman"/>
+          <w:sz w:val="26"/>
+          <w:szCs w:val="26"/>
+        </w:rPr>
+        <w:t xml:space="preserve"> </w:t>
+      </w:r>
+      <w:proofErr w:type="spellStart"/>
+      <w:r>
+        <w:rPr>
+          <w:rFonts w:ascii="Times New Roman" w:hAnsi="Times New Roman" w:cs="Times New Roman"/>
+          <w:sz w:val="26"/>
+          <w:szCs w:val="26"/>
+        </w:rPr>
+        <w:t>án</w:t>
+      </w:r>
+      <w:proofErr w:type="spellEnd"/>
+      <w:r>
+        <w:rPr>
+          <w:rFonts w:ascii="Times New Roman" w:hAnsi="Times New Roman" w:cs="Times New Roman"/>
+          <w:sz w:val="26"/>
+          <w:szCs w:val="26"/>
+        </w:rPr>
+        <w:t xml:space="preserve"> </w:t>
+      </w:r>
+      <w:proofErr w:type="spellStart"/>
+      <w:r>
+        <w:rPr>
+          <w:rFonts w:ascii="Times New Roman" w:hAnsi="Times New Roman" w:cs="Times New Roman"/>
+          <w:sz w:val="26"/>
+          <w:szCs w:val="26"/>
+        </w:rPr>
+        <w:t>này</w:t>
+      </w:r>
+      <w:proofErr w:type="spellEnd"/>
+      <w:r>
+        <w:rPr>
+          <w:rFonts w:ascii="Times New Roman" w:hAnsi="Times New Roman" w:cs="Times New Roman"/>
+          <w:sz w:val="26"/>
+          <w:szCs w:val="26"/>
+        </w:rPr>
+        <w:t xml:space="preserve"> </w:t>
+      </w:r>
+      <w:proofErr w:type="spellStart"/>
+      <w:r>
+        <w:rPr>
+          <w:rFonts w:ascii="Times New Roman" w:hAnsi="Times New Roman" w:cs="Times New Roman"/>
+          <w:sz w:val="26"/>
+          <w:szCs w:val="26"/>
+        </w:rPr>
+        <w:t>đạt</w:t>
+      </w:r>
+      <w:proofErr w:type="spellEnd"/>
+      <w:r>
+        <w:rPr>
+          <w:rFonts w:ascii="Times New Roman" w:hAnsi="Times New Roman" w:cs="Times New Roman"/>
+          <w:sz w:val="26"/>
+          <w:szCs w:val="26"/>
+        </w:rPr>
+        <w:t xml:space="preserve"> </w:t>
+      </w:r>
+      <w:proofErr w:type="spellStart"/>
+      <w:r>
+        <w:rPr>
+          <w:rFonts w:ascii="Times New Roman" w:hAnsi="Times New Roman" w:cs="Times New Roman"/>
+          <w:sz w:val="26"/>
+          <w:szCs w:val="26"/>
+        </w:rPr>
+        <w:t>được</w:t>
+      </w:r>
+      <w:proofErr w:type="spellEnd"/>
+      <w:r>
+        <w:rPr>
+          <w:rFonts w:ascii="Times New Roman" w:hAnsi="Times New Roman" w:cs="Times New Roman"/>
+          <w:sz w:val="26"/>
+          <w:szCs w:val="26"/>
+        </w:rPr>
+        <w:t xml:space="preserve"> </w:t>
+      </w:r>
+      <w:proofErr w:type="spellStart"/>
+      <w:r>
+        <w:rPr>
+          <w:rFonts w:ascii="Times New Roman" w:hAnsi="Times New Roman" w:cs="Times New Roman"/>
+          <w:sz w:val="26"/>
+          <w:szCs w:val="26"/>
+        </w:rPr>
+        <w:t>kết</w:t>
+      </w:r>
+      <w:proofErr w:type="spellEnd"/>
+      <w:r>
+        <w:rPr>
+          <w:rFonts w:ascii="Times New Roman" w:hAnsi="Times New Roman" w:cs="Times New Roman"/>
+          <w:sz w:val="26"/>
+          <w:szCs w:val="26"/>
+        </w:rPr>
+        <w:t xml:space="preserve"> </w:t>
+      </w:r>
+      <w:proofErr w:type="spellStart"/>
+      <w:r>
+        <w:rPr>
+          <w:rFonts w:ascii="Times New Roman" w:hAnsi="Times New Roman" w:cs="Times New Roman"/>
+          <w:sz w:val="26"/>
+          <w:szCs w:val="26"/>
+        </w:rPr>
+        <w:t>quả</w:t>
+      </w:r>
+      <w:proofErr w:type="spellEnd"/>
+      <w:r>
+        <w:rPr>
+          <w:rFonts w:ascii="Times New Roman" w:hAnsi="Times New Roman" w:cs="Times New Roman"/>
+          <w:sz w:val="26"/>
+          <w:szCs w:val="26"/>
+        </w:rPr>
+        <w:t xml:space="preserve"> </w:t>
+      </w:r>
+      <w:proofErr w:type="spellStart"/>
+      <w:r>
+        <w:rPr>
+          <w:rFonts w:ascii="Times New Roman" w:hAnsi="Times New Roman" w:cs="Times New Roman"/>
+          <w:sz w:val="26"/>
+          <w:szCs w:val="26"/>
+        </w:rPr>
+        <w:t>tốt</w:t>
+      </w:r>
+      <w:proofErr w:type="spellEnd"/>
+      <w:r>
+        <w:rPr>
+          <w:rFonts w:ascii="Times New Roman" w:hAnsi="Times New Roman" w:cs="Times New Roman"/>
+          <w:sz w:val="26"/>
+          <w:szCs w:val="26"/>
+        </w:rPr>
+        <w:t xml:space="preserve"> </w:t>
+      </w:r>
+      <w:proofErr w:type="spellStart"/>
+      <w:r>
+        <w:rPr>
+          <w:rFonts w:ascii="Times New Roman" w:hAnsi="Times New Roman" w:cs="Times New Roman"/>
+          <w:sz w:val="26"/>
+          <w:szCs w:val="26"/>
+        </w:rPr>
+        <w:t>hơn</w:t>
+      </w:r>
+      <w:proofErr w:type="spellEnd"/>
+      <w:r>
+        <w:rPr>
+          <w:rFonts w:ascii="Times New Roman" w:hAnsi="Times New Roman" w:cs="Times New Roman"/>
+          <w:sz w:val="26"/>
+          <w:szCs w:val="26"/>
+        </w:rPr>
+        <w:t>.</w:t>
+      </w:r>
+    </w:p>
+    <w:p>
+      <w:pPr>
+        <w:jc w:val="both"/>
+        <w:rPr>
+          <w:rFonts w:ascii="Times New Roman" w:hAnsi="Times New Roman" w:cs="Times New Roman"/>
+          <w:sz w:val="26"/>
+          <w:szCs w:val="26"/>
+        </w:rPr>
+      </w:pPr>
+      <w:r>
+        <w:rPr>
+          <w:rFonts w:ascii="Times New Roman" w:hAnsi="Times New Roman" w:cs="Times New Roman"/>
+          <w:sz w:val="26"/>
+          <w:szCs w:val="26"/>
+        </w:rPr>
+        <w:t xml:space="preserve">Em </w:t>
+      </w:r>
+      <w:proofErr w:type="spellStart"/>
+      <w:r>
+        <w:rPr>
+          <w:rFonts w:ascii="Times New Roman" w:hAnsi="Times New Roman" w:cs="Times New Roman"/>
+          <w:sz w:val="26"/>
+          <w:szCs w:val="26"/>
+        </w:rPr>
+        <w:t>xin</w:t>
+      </w:r>
+      <w:proofErr w:type="spellEnd"/>
+      <w:r>
+        <w:rPr>
+          <w:rFonts w:ascii="Times New Roman" w:hAnsi="Times New Roman" w:cs="Times New Roman"/>
+          <w:sz w:val="26"/>
+          <w:szCs w:val="26"/>
+        </w:rPr>
+        <w:t xml:space="preserve"> </w:t>
+      </w:r>
+      <w:proofErr w:type="spellStart"/>
+      <w:r>
+        <w:rPr>
+          <w:rFonts w:ascii="Times New Roman" w:hAnsi="Times New Roman" w:cs="Times New Roman"/>
+          <w:sz w:val="26"/>
+          <w:szCs w:val="26"/>
+        </w:rPr>
+        <w:t>chân</w:t>
+      </w:r>
+      <w:proofErr w:type="spellEnd"/>
+      <w:r>
+        <w:rPr>
+          <w:rFonts w:ascii="Times New Roman" w:hAnsi="Times New Roman" w:cs="Times New Roman"/>
+          <w:sz w:val="26"/>
+          <w:szCs w:val="26"/>
+        </w:rPr>
+        <w:t xml:space="preserve"> </w:t>
+      </w:r>
+      <w:proofErr w:type="spellStart"/>
+      <w:r>
+        <w:rPr>
+          <w:rFonts w:ascii="Times New Roman" w:hAnsi="Times New Roman" w:cs="Times New Roman"/>
+          <w:sz w:val="26"/>
+          <w:szCs w:val="26"/>
+        </w:rPr>
+        <w:t>thành</w:t>
+      </w:r>
+      <w:proofErr w:type="spellEnd"/>
+      <w:r>
+        <w:rPr>
+          <w:rFonts w:ascii="Times New Roman" w:hAnsi="Times New Roman" w:cs="Times New Roman"/>
+          <w:sz w:val="26"/>
+          <w:szCs w:val="26"/>
+        </w:rPr>
+        <w:t xml:space="preserve"> </w:t>
+      </w:r>
+      <w:proofErr w:type="spellStart"/>
+      <w:r>
+        <w:rPr>
+          <w:rFonts w:ascii="Times New Roman" w:hAnsi="Times New Roman" w:cs="Times New Roman"/>
+          <w:sz w:val="26"/>
+          <w:szCs w:val="26"/>
+        </w:rPr>
+        <w:t>cảm</w:t>
+      </w:r>
+      <w:proofErr w:type="spellEnd"/>
+      <w:r>
+        <w:rPr>
+          <w:rFonts w:ascii="Times New Roman" w:hAnsi="Times New Roman" w:cs="Times New Roman"/>
+          <w:sz w:val="26"/>
+          <w:szCs w:val="26"/>
+        </w:rPr>
+        <w:t xml:space="preserve"> </w:t>
+      </w:r>
+      <w:proofErr w:type="spellStart"/>
+      <w:r>
+        <w:rPr>
+          <w:rFonts w:ascii="Times New Roman" w:hAnsi="Times New Roman" w:cs="Times New Roman"/>
+          <w:sz w:val="26"/>
+          <w:szCs w:val="26"/>
+        </w:rPr>
+        <w:t>ơn</w:t>
+      </w:r>
+      <w:proofErr w:type="spellEnd"/>
+      <w:r>
+        <w:rPr>
+          <w:rFonts w:ascii="Times New Roman" w:hAnsi="Times New Roman" w:cs="Times New Roman"/>
+          <w:sz w:val="26"/>
+          <w:szCs w:val="26"/>
+        </w:rPr>
+        <w:t>!</w:t>
+      </w:r>
+    </w:p>
+    <w:p>
+      <w:pPr>
+        <w:rPr>
+          <w:rFonts w:ascii="Times New Roman" w:eastAsia="Bold" w:hAnsi="Times New Roman" w:cs="Times New Roman"/>
+          <w:b/>
+          <w:sz w:val="26"/>
+          <w:szCs w:val="26"/>
+          <w:lang w:val="vi-VN"/>
+        </w:rPr>
+      </w:pPr>
     </w:p>
     <w:p>
       <w:pPr>
@@ -3909,11 +8374,20 @@
         <w:jc w:val="center"/>
         <w:rPr>
           <w:rFonts w:ascii="Times New Roman" w:hAnsi="Times New Roman"/>
+          <w:bCs/>
+          <w:sz w:val="26"/>
+          <w:szCs w:val="26"/>
+        </w:rPr>
+      </w:pPr>
+      <w:r>
+        <w:rPr>
+          <w:rFonts w:ascii="Times New Roman" w:hAnsi="Times New Roman"/>
           <w:b/>
           <w:sz w:val="28"/>
           <w:szCs w:val="28"/>
         </w:rPr>
-      </w:pPr>
+        <w:t xml:space="preserve"> </w:t>
+      </w:r>
       <w:r>
         <w:rPr>
           <w:rFonts w:ascii="Times New Roman" w:hAnsi="Times New Roman"/>
@@ -3921,7 +8395,7 @@
           <w:sz w:val="28"/>
           <w:szCs w:val="28"/>
         </w:rPr>
-        <w:t xml:space="preserve"> </w:t>
+        <w:tab/>
       </w:r>
       <w:r>
         <w:rPr>
@@ -4007,18 +8481,9 @@
       <w:r>
         <w:rPr>
           <w:rFonts w:ascii="Times New Roman" w:hAnsi="Times New Roman"/>
-          <w:b/>
-          <w:sz w:val="28"/>
-          <w:szCs w:val="28"/>
-        </w:rPr>
-        <w:tab/>
-      </w:r>
-      <w:r>
-        <w:rPr>
-          <w:rFonts w:ascii="Times New Roman" w:hAnsi="Times New Roman"/>
-          <w:b/>
-          <w:sz w:val="28"/>
-          <w:szCs w:val="28"/>
+          <w:bCs/>
+          <w:sz w:val="26"/>
+          <w:szCs w:val="26"/>
         </w:rPr>
         <w:t>Giảng viên chấm</w:t>
       </w:r>
@@ -4028,25 +8493,21 @@
         <w:jc w:val="right"/>
         <w:rPr>
           <w:rFonts w:ascii="Times New Roman" w:hAnsi="Times New Roman"/>
-          <w:sz w:val="28"/>
-          <w:szCs w:val="28"/>
-        </w:rPr>
-      </w:pPr>
-      <w:r>
-        <w:rPr>
-          <w:rFonts w:ascii="Times New Roman" w:hAnsi="Times New Roman"/>
-          <w:sz w:val="28"/>
-          <w:szCs w:val="28"/>
-        </w:rPr>
-        <w:t xml:space="preserve"> </w:t>
-      </w:r>
-      <w:r>
-        <w:rPr>
-          <w:rFonts w:ascii="Times New Roman" w:hAnsi="Times New Roman"/>
-          <w:sz w:val="28"/>
-          <w:szCs w:val="28"/>
-        </w:rPr>
-        <w:t>(ký và ghi rõ họ tên)</w:t>
+          <w:i/>
+          <w:iCs/>
+          <w:sz w:val="26"/>
+          <w:szCs w:val="26"/>
+        </w:rPr>
+      </w:pPr>
+      <w:r>
+        <w:rPr>
+          <w:rFonts w:ascii="Times New Roman" w:hAnsi="Times New Roman"/>
+          <w:i/>
+          <w:iCs/>
+          <w:sz w:val="26"/>
+          <w:szCs w:val="26"/>
+        </w:rPr>
+        <w:t xml:space="preserve"> (ký và ghi rõ họ tên)</w:t>
       </w:r>
     </w:p>
     <w:p>
@@ -4111,8 +8572,8 @@
         </w:rPr>
         <w:t xml:space="preserve">CỘNG HOÀ XÃ HỘI CHỦ NGHĨA VIỆT </w:t>
       </w:r>
-      <w:smartTag w:uri="urn:schemas-microsoft-com:office:smarttags" w:element="place">
-        <w:smartTag w:uri="urn:schemas-microsoft-com:office:smarttags" w:element="country-region">
+      <w:smartTag w:uri="urn:schemas-microsoft-com:office:smarttags" w:element="country-region">
+        <w:smartTag w:uri="urn:schemas-microsoft-com:office:smarttags" w:element="place">
           <w:r>
             <w:rPr>
               <w:rFonts w:ascii="Times New Roman" w:hAnsi="Times New Roman"/>
@@ -5849,32 +10310,33 @@
     </w:p>
     <w:p>
       <w:pPr>
-        <w:tabs>
-          <w:tab w:val="center" w:pos="6840"/>
-        </w:tabs>
-        <w:spacing w:line="288" w:lineRule="auto"/>
+        <w:pStyle w:val="Heading1"/>
         <w:jc w:val="center"/>
         <w:rPr>
           <w:rFonts w:ascii="Times New Roman" w:hAnsi="Times New Roman"/>
           <w:b/>
           <w:bCs/>
           <w:iCs/>
+          <w:color w:val="auto"/>
           <w:sz w:val="28"/>
           <w:szCs w:val="28"/>
         </w:rPr>
       </w:pPr>
+      <w:bookmarkStart w:id="2" w:name="_Toc229513704"/>
       <w:r>
         <w:rPr>
           <w:rFonts w:ascii="Times New Roman" w:hAnsi="Times New Roman"/>
           <w:b/>
           <w:bCs/>
           <w:iCs/>
+          <w:color w:val="auto"/>
           <w:sz w:val="28"/>
           <w:szCs w:val="28"/>
         </w:rPr>
         <w:lastRenderedPageBreak/>
         <w:t>DANH MỤC CÁC BẢNG</w:t>
       </w:r>
+      <w:bookmarkEnd w:id="2"/>
     </w:p>
     <w:p>
       <w:pPr>
@@ -5897,111 +10359,474 @@
     </w:p>
     <w:p>
       <w:pPr>
-        <w:tabs>
-          <w:tab w:val="center" w:pos="6840"/>
-        </w:tabs>
-        <w:spacing w:line="288" w:lineRule="auto"/>
+        <w:pStyle w:val="Heading1"/>
         <w:jc w:val="center"/>
         <w:rPr>
           <w:rFonts w:ascii="Times New Roman" w:hAnsi="Times New Roman"/>
           <w:b/>
           <w:bCs/>
           <w:iCs/>
+          <w:color w:val="auto"/>
           <w:sz w:val="28"/>
           <w:szCs w:val="28"/>
         </w:rPr>
       </w:pPr>
+      <w:bookmarkStart w:id="3" w:name="_Toc229513705"/>
       <w:r>
         <w:rPr>
           <w:rFonts w:ascii="Times New Roman" w:hAnsi="Times New Roman"/>
           <w:b/>
           <w:bCs/>
           <w:iCs/>
+          <w:color w:val="auto"/>
           <w:sz w:val="28"/>
           <w:szCs w:val="28"/>
         </w:rPr>
         <w:lastRenderedPageBreak/>
         <w:t>KÍ HIỆU CÁC CỤM TỪ VIẾT TẮT</w:t>
       </w:r>
-    </w:p>
-    <w:p>
-      <w:pPr>
-        <w:rPr>
-          <w:rFonts w:ascii="Times New Roman" w:eastAsia="Bold" w:hAnsi="Times New Roman" w:cs="Times New Roman"/>
-          <w:b/>
-          <w:sz w:val="26"/>
-          <w:szCs w:val="26"/>
-        </w:rPr>
-      </w:pPr>
-    </w:p>
-    <w:p>
-      <w:pPr>
-        <w:rPr>
-          <w:rFonts w:ascii="Times New Roman" w:eastAsia="Bold" w:hAnsi="Times New Roman" w:cs="Times New Roman"/>
-          <w:b/>
-          <w:sz w:val="26"/>
-          <w:szCs w:val="26"/>
-        </w:rPr>
-      </w:pPr>
-      <w:r>
-        <w:rPr>
-          <w:rFonts w:ascii="Times New Roman" w:eastAsia="Bold" w:hAnsi="Times New Roman" w:cs="Times New Roman"/>
-          <w:b/>
-          <w:sz w:val="26"/>
-          <w:szCs w:val="26"/>
-        </w:rPr>
-        <w:br w:type="page"/>
-      </w:r>
-    </w:p>
-    <w:p>
-      <w:pPr>
+      <w:bookmarkEnd w:id="3"/>
+    </w:p>
+    <w:p>
+      <w:pPr>
+        <w:rPr>
+          <w:rFonts w:ascii="Times New Roman" w:eastAsia="Bold" w:hAnsi="Times New Roman" w:cs="Times New Roman"/>
+          <w:b/>
+          <w:sz w:val="26"/>
+          <w:szCs w:val="26"/>
+        </w:rPr>
+      </w:pPr>
+    </w:p>
+    <w:p>
+      <w:pPr>
+        <w:ind w:left="720"/>
+        <w:jc w:val="both"/>
+        <w:rPr>
+          <w:rFonts w:ascii="Times New Roman" w:hAnsi="Times New Roman" w:cs="Times New Roman"/>
+          <w:b/>
+          <w:sz w:val="26"/>
+          <w:szCs w:val="26"/>
+        </w:rPr>
+      </w:pPr>
+    </w:p>
+    <w:tbl>
+      <w:tblPr>
+        <w:tblStyle w:val="TableGrid"/>
+        <w:tblW w:w="8689" w:type="dxa"/>
+        <w:tblInd w:w="720" w:type="dxa"/>
+        <w:tblLook w:val="04A0" w:firstRow="1" w:lastRow="0" w:firstColumn="1" w:lastColumn="0" w:noHBand="0" w:noVBand="1"/>
+      </w:tblPr>
+      <w:tblGrid>
+        <w:gridCol w:w="4319"/>
+        <w:gridCol w:w="4370"/>
+      </w:tblGrid>
+      <w:tr>
+        <w:trPr>
+          <w:trHeight w:val="280"/>
+        </w:trPr>
+        <w:tc>
+          <w:tcPr>
+            <w:tcW w:w="4319" w:type="dxa"/>
+          </w:tcPr>
+          <w:p>
+            <w:pPr>
+              <w:jc w:val="center"/>
+              <w:rPr>
+                <w:rFonts w:ascii="Times New Roman" w:hAnsi="Times New Roman" w:cs="Times New Roman"/>
+                <w:b/>
+                <w:sz w:val="26"/>
+                <w:szCs w:val="26"/>
+              </w:rPr>
+            </w:pPr>
+            <w:proofErr w:type="spellStart"/>
+            <w:r>
+              <w:rPr>
+                <w:rFonts w:ascii="Times New Roman" w:hAnsi="Times New Roman" w:cs="Times New Roman"/>
+                <w:b/>
+                <w:sz w:val="26"/>
+                <w:szCs w:val="26"/>
+              </w:rPr>
+              <w:t>Từ</w:t>
+            </w:r>
+            <w:proofErr w:type="spellEnd"/>
+            <w:r>
+              <w:rPr>
+                <w:rFonts w:ascii="Times New Roman" w:hAnsi="Times New Roman" w:cs="Times New Roman"/>
+                <w:b/>
+                <w:sz w:val="26"/>
+                <w:szCs w:val="26"/>
+              </w:rPr>
+              <w:t xml:space="preserve"> </w:t>
+            </w:r>
+            <w:proofErr w:type="spellStart"/>
+            <w:r>
+              <w:rPr>
+                <w:rFonts w:ascii="Times New Roman" w:hAnsi="Times New Roman" w:cs="Times New Roman"/>
+                <w:b/>
+                <w:sz w:val="26"/>
+                <w:szCs w:val="26"/>
+              </w:rPr>
+              <w:t>viết</w:t>
+            </w:r>
+            <w:proofErr w:type="spellEnd"/>
+            <w:r>
+              <w:rPr>
+                <w:rFonts w:ascii="Times New Roman" w:hAnsi="Times New Roman" w:cs="Times New Roman"/>
+                <w:b/>
+                <w:sz w:val="26"/>
+                <w:szCs w:val="26"/>
+              </w:rPr>
+              <w:t xml:space="preserve"> </w:t>
+            </w:r>
+            <w:proofErr w:type="spellStart"/>
+            <w:r>
+              <w:rPr>
+                <w:rFonts w:ascii="Times New Roman" w:hAnsi="Times New Roman" w:cs="Times New Roman"/>
+                <w:b/>
+                <w:sz w:val="26"/>
+                <w:szCs w:val="26"/>
+              </w:rPr>
+              <w:t>tắt</w:t>
+            </w:r>
+            <w:proofErr w:type="spellEnd"/>
+          </w:p>
+        </w:tc>
+        <w:tc>
+          <w:tcPr>
+            <w:tcW w:w="4370" w:type="dxa"/>
+          </w:tcPr>
+          <w:p>
+            <w:pPr>
+              <w:jc w:val="center"/>
+              <w:rPr>
+                <w:rFonts w:ascii="Times New Roman" w:hAnsi="Times New Roman" w:cs="Times New Roman"/>
+                <w:b/>
+                <w:sz w:val="26"/>
+                <w:szCs w:val="26"/>
+              </w:rPr>
+            </w:pPr>
+            <w:proofErr w:type="spellStart"/>
+            <w:r>
+              <w:rPr>
+                <w:rFonts w:ascii="Times New Roman" w:hAnsi="Times New Roman" w:cs="Times New Roman"/>
+                <w:b/>
+                <w:sz w:val="26"/>
+                <w:szCs w:val="26"/>
+              </w:rPr>
+              <w:t>Giải</w:t>
+            </w:r>
+            <w:proofErr w:type="spellEnd"/>
+            <w:r>
+              <w:rPr>
+                <w:rFonts w:ascii="Times New Roman" w:hAnsi="Times New Roman" w:cs="Times New Roman"/>
+                <w:b/>
+                <w:sz w:val="26"/>
+                <w:szCs w:val="26"/>
+              </w:rPr>
+              <w:t xml:space="preserve"> </w:t>
+            </w:r>
+            <w:proofErr w:type="spellStart"/>
+            <w:r>
+              <w:rPr>
+                <w:rFonts w:ascii="Times New Roman" w:hAnsi="Times New Roman" w:cs="Times New Roman"/>
+                <w:b/>
+                <w:sz w:val="26"/>
+                <w:szCs w:val="26"/>
+              </w:rPr>
+              <w:t>thích</w:t>
+            </w:r>
+            <w:proofErr w:type="spellEnd"/>
+          </w:p>
+        </w:tc>
+      </w:tr>
+      <w:tr>
+        <w:trPr>
+          <w:trHeight w:val="252"/>
+        </w:trPr>
+        <w:tc>
+          <w:tcPr>
+            <w:tcW w:w="4319" w:type="dxa"/>
+          </w:tcPr>
+          <w:p>
+            <w:pPr>
+              <w:jc w:val="both"/>
+              <w:rPr>
+                <w:rFonts w:ascii="Times New Roman" w:hAnsi="Times New Roman" w:cs="Times New Roman"/>
+                <w:sz w:val="26"/>
+                <w:szCs w:val="26"/>
+                <w:lang w:val="vi-VN"/>
+              </w:rPr>
+            </w:pPr>
+            <w:r>
+              <w:rPr>
+                <w:rFonts w:ascii="Times New Roman" w:eastAsia="Bold" w:hAnsi="Times New Roman" w:cs="Times New Roman"/>
+                <w:bCs/>
+                <w:sz w:val="26"/>
+                <w:szCs w:val="26"/>
+                <w:lang w:val="vi-VN"/>
+              </w:rPr>
+              <w:t>PHP</w:t>
+            </w:r>
+          </w:p>
+        </w:tc>
+        <w:tc>
+          <w:tcPr>
+            <w:tcW w:w="4370" w:type="dxa"/>
+          </w:tcPr>
+          <w:p>
+            <w:pPr>
+              <w:jc w:val="both"/>
+              <w:rPr>
+                <w:rFonts w:ascii="Times New Roman" w:hAnsi="Times New Roman" w:cs="Times New Roman"/>
+                <w:sz w:val="26"/>
+                <w:szCs w:val="26"/>
+                <w:lang w:val="vi-VN"/>
+              </w:rPr>
+            </w:pPr>
+            <w:r>
+              <w:rPr>
+                <w:rFonts w:ascii="Times New Roman" w:hAnsi="Times New Roman" w:cs="Times New Roman"/>
+                <w:sz w:val="26"/>
+                <w:szCs w:val="26"/>
+              </w:rPr>
+              <w:t>Personal Home Page</w:t>
+            </w:r>
+          </w:p>
+        </w:tc>
+      </w:tr>
+      <w:tr>
+        <w:trPr>
+          <w:trHeight w:val="252"/>
+        </w:trPr>
+        <w:tc>
+          <w:tcPr>
+            <w:tcW w:w="4319" w:type="dxa"/>
+          </w:tcPr>
+          <w:p>
+            <w:pPr>
+              <w:jc w:val="both"/>
+              <w:rPr>
+                <w:rFonts w:ascii="Times New Roman" w:hAnsi="Times New Roman" w:cs="Times New Roman"/>
+                <w:sz w:val="26"/>
+                <w:szCs w:val="26"/>
+                <w:lang w:val="vi-VN"/>
+              </w:rPr>
+            </w:pPr>
+            <w:r>
+              <w:rPr>
+                <w:rFonts w:ascii="Times New Roman" w:eastAsia="Bold" w:hAnsi="Times New Roman" w:cs="Times New Roman"/>
+                <w:bCs/>
+                <w:sz w:val="26"/>
+                <w:szCs w:val="26"/>
+                <w:lang w:val="vi-VN"/>
+              </w:rPr>
+              <w:t>SQL</w:t>
+            </w:r>
+          </w:p>
+        </w:tc>
+        <w:tc>
+          <w:tcPr>
+            <w:tcW w:w="4370" w:type="dxa"/>
+          </w:tcPr>
+          <w:p>
+            <w:pPr>
+              <w:jc w:val="both"/>
+              <w:rPr>
+                <w:rFonts w:ascii="Times New Roman" w:hAnsi="Times New Roman" w:cs="Times New Roman"/>
+                <w:sz w:val="26"/>
+                <w:szCs w:val="26"/>
+              </w:rPr>
+            </w:pPr>
+            <w:r>
+              <w:rPr>
+                <w:rFonts w:ascii="Times New Roman" w:hAnsi="Times New Roman" w:cs="Times New Roman"/>
+                <w:sz w:val="26"/>
+                <w:szCs w:val="26"/>
+              </w:rPr>
+              <w:t>Structured Query Language</w:t>
+            </w:r>
+          </w:p>
+        </w:tc>
+      </w:tr>
+      <w:tr>
+        <w:trPr>
+          <w:trHeight w:val="252"/>
+        </w:trPr>
+        <w:tc>
+          <w:tcPr>
+            <w:tcW w:w="4319" w:type="dxa"/>
+          </w:tcPr>
+          <w:p>
+            <w:pPr>
+              <w:jc w:val="both"/>
+              <w:rPr>
+                <w:rFonts w:ascii="Times New Roman" w:hAnsi="Times New Roman" w:cs="Times New Roman"/>
+                <w:b/>
+                <w:sz w:val="26"/>
+                <w:szCs w:val="26"/>
+              </w:rPr>
+            </w:pPr>
+          </w:p>
+        </w:tc>
+        <w:tc>
+          <w:tcPr>
+            <w:tcW w:w="4370" w:type="dxa"/>
+          </w:tcPr>
+          <w:p>
+            <w:pPr>
+              <w:jc w:val="both"/>
+              <w:rPr>
+                <w:rFonts w:ascii="Times New Roman" w:hAnsi="Times New Roman" w:cs="Times New Roman"/>
+                <w:sz w:val="26"/>
+                <w:szCs w:val="26"/>
+              </w:rPr>
+            </w:pPr>
+          </w:p>
+        </w:tc>
+      </w:tr>
+      <w:tr>
+        <w:trPr>
+          <w:trHeight w:val="278"/>
+        </w:trPr>
+        <w:tc>
+          <w:tcPr>
+            <w:tcW w:w="4319" w:type="dxa"/>
+          </w:tcPr>
+          <w:p>
+            <w:pPr>
+              <w:jc w:val="both"/>
+              <w:rPr>
+                <w:rFonts w:ascii="Times New Roman" w:hAnsi="Times New Roman" w:cs="Times New Roman"/>
+                <w:b/>
+                <w:sz w:val="26"/>
+                <w:szCs w:val="26"/>
+              </w:rPr>
+            </w:pPr>
+          </w:p>
+        </w:tc>
+        <w:tc>
+          <w:tcPr>
+            <w:tcW w:w="4370" w:type="dxa"/>
+          </w:tcPr>
+          <w:p>
+            <w:pPr>
+              <w:jc w:val="both"/>
+              <w:rPr>
+                <w:rFonts w:ascii="Times New Roman" w:hAnsi="Times New Roman" w:cs="Times New Roman"/>
+                <w:sz w:val="26"/>
+                <w:szCs w:val="26"/>
+              </w:rPr>
+            </w:pPr>
+          </w:p>
+        </w:tc>
+      </w:tr>
+    </w:tbl>
+    <w:p>
+      <w:pPr>
+        <w:ind w:left="720"/>
+        <w:jc w:val="both"/>
+        <w:rPr>
+          <w:rFonts w:ascii="Times New Roman" w:hAnsi="Times New Roman" w:cs="Times New Roman"/>
+          <w:sz w:val="26"/>
+          <w:szCs w:val="26"/>
+        </w:rPr>
+      </w:pPr>
+    </w:p>
+    <w:p>
+      <w:pPr>
+        <w:rPr>
+          <w:rFonts w:ascii="Times New Roman" w:eastAsia="Bold" w:hAnsi="Times New Roman" w:cs="Times New Roman"/>
+          <w:b/>
+          <w:sz w:val="26"/>
+          <w:szCs w:val="26"/>
+        </w:rPr>
+        <w:sectPr>
+          <w:type w:val="continuous"/>
+          <w:pgSz w:w="12240" w:h="15840"/>
+          <w:pgMar w:top="1440" w:right="1440" w:bottom="1440" w:left="1440" w:header="720" w:footer="720" w:gutter="0"/>
+          <w:pgNumType w:fmt="upperRoman"/>
+          <w:cols w:space="720"/>
+          <w:docGrid w:linePitch="360"/>
+        </w:sectPr>
+      </w:pPr>
+    </w:p>
+    <w:p>
+      <w:pPr>
+        <w:pStyle w:val="Heading1"/>
+        <w:rPr>
+          <w:rFonts w:ascii="Times New Roman" w:eastAsia="Bold" w:hAnsi="Times New Roman" w:cs="Times New Roman"/>
+          <w:b/>
+          <w:sz w:val="26"/>
+          <w:szCs w:val="26"/>
+          <w:lang w:val="vi-VN"/>
+        </w:rPr>
+      </w:pPr>
+    </w:p>
+    <w:p>
+      <w:pPr>
+        <w:pStyle w:val="Heading1"/>
         <w:jc w:val="center"/>
         <w:rPr>
           <w:rFonts w:ascii="Times New Roman" w:eastAsia="Bold" w:hAnsi="Times New Roman" w:cs="Times New Roman"/>
           <w:b/>
-          <w:sz w:val="26"/>
-          <w:szCs w:val="26"/>
-          <w:lang w:val="vi-VN"/>
-        </w:rPr>
-      </w:pPr>
-      <w:r>
-        <w:rPr>
-          <w:rFonts w:ascii="Times New Roman" w:eastAsia="Bold" w:hAnsi="Times New Roman" w:cs="Times New Roman"/>
-          <w:b/>
-          <w:sz w:val="26"/>
-          <w:szCs w:val="26"/>
-        </w:rPr>
-        <w:lastRenderedPageBreak/>
+          <w:color w:val="auto"/>
+          <w:sz w:val="26"/>
+          <w:szCs w:val="26"/>
+          <w:lang w:val="vi-VN"/>
+        </w:rPr>
+      </w:pPr>
+      <w:bookmarkStart w:id="4" w:name="_Toc229513706"/>
+      <w:r>
+        <w:rPr>
+          <w:rFonts w:ascii="Times New Roman" w:eastAsia="Bold" w:hAnsi="Times New Roman" w:cs="Times New Roman"/>
+          <w:b/>
+          <w:color w:val="auto"/>
+          <w:sz w:val="26"/>
+          <w:szCs w:val="26"/>
+        </w:rPr>
         <w:t>CHƯƠNG</w:t>
       </w:r>
       <w:r>
         <w:rPr>
           <w:rFonts w:ascii="Times New Roman" w:eastAsia="Bold" w:hAnsi="Times New Roman" w:cs="Times New Roman"/>
           <w:b/>
+          <w:color w:val="auto"/>
           <w:sz w:val="26"/>
           <w:szCs w:val="26"/>
           <w:lang w:val="vi-VN"/>
         </w:rPr>
         <w:t xml:space="preserve"> 1: TỔNG QUAN VỀ ĐỀ TÀI</w:t>
       </w:r>
+      <w:bookmarkEnd w:id="4"/>
     </w:p>
     <w:p>
       <w:pPr>
         <w:pStyle w:val="ListParagraph"/>
         <w:numPr>
-          <w:ilvl w:val="0"/>
-          <w:numId w:val="2"/>
+          <w:ilvl w:val="1"/>
+          <w:numId w:val="4"/>
         </w:numPr>
-        <w:ind w:left="540" w:hanging="180"/>
         <w:jc w:val="both"/>
-        <w:rPr>
-          <w:rFonts w:ascii="Times New Roman" w:eastAsia="Bold" w:hAnsi="Times New Roman" w:cs="Times New Roman"/>
-          <w:b/>
-          <w:sz w:val="26"/>
-          <w:szCs w:val="26"/>
-          <w:lang w:val="vi-VN"/>
-        </w:rPr>
-      </w:pPr>
+        <w:outlineLvl w:val="1"/>
+        <w:rPr>
+          <w:rFonts w:ascii="Times New Roman" w:eastAsia="Bold" w:hAnsi="Times New Roman" w:cs="Times New Roman"/>
+          <w:b/>
+          <w:sz w:val="26"/>
+          <w:szCs w:val="26"/>
+          <w:lang w:val="vi-VN"/>
+        </w:rPr>
+      </w:pPr>
+      <w:r>
+        <w:rPr>
+          <w:rFonts w:ascii="Times New Roman" w:eastAsia="Bold" w:hAnsi="Times New Roman" w:cs="Times New Roman"/>
+          <w:b/>
+          <w:sz w:val="26"/>
+          <w:szCs w:val="26"/>
+          <w:lang w:val="vi-VN"/>
+        </w:rPr>
+        <w:t xml:space="preserve"> </w:t>
+      </w:r>
+      <w:bookmarkStart w:id="5" w:name="_Toc229513707"/>
       <w:r>
         <w:rPr>
           <w:rFonts w:ascii="Times New Roman" w:eastAsia="Bold" w:hAnsi="Times New Roman" w:cs="Times New Roman"/>
@@ -6012,6 +10837,7 @@
         </w:rPr>
         <w:t>Đối tượng nghiên cứu</w:t>
       </w:r>
+      <w:bookmarkEnd w:id="5"/>
     </w:p>
     <w:p>
       <w:pPr>
@@ -6137,18 +10963,30 @@
       <w:pPr>
         <w:pStyle w:val="ListParagraph"/>
         <w:numPr>
-          <w:ilvl w:val="0"/>
-          <w:numId w:val="2"/>
+          <w:ilvl w:val="1"/>
+          <w:numId w:val="4"/>
         </w:numPr>
         <w:jc w:val="both"/>
-        <w:rPr>
-          <w:rFonts w:ascii="Times New Roman" w:eastAsia="Bold" w:hAnsi="Times New Roman" w:cs="Times New Roman"/>
-          <w:b/>
-          <w:sz w:val="26"/>
-          <w:szCs w:val="26"/>
-          <w:lang w:val="vi-VN"/>
-        </w:rPr>
-      </w:pPr>
+        <w:outlineLvl w:val="1"/>
+        <w:rPr>
+          <w:rFonts w:ascii="Times New Roman" w:eastAsia="Bold" w:hAnsi="Times New Roman" w:cs="Times New Roman"/>
+          <w:b/>
+          <w:sz w:val="26"/>
+          <w:szCs w:val="26"/>
+          <w:lang w:val="vi-VN"/>
+        </w:rPr>
+      </w:pPr>
+      <w:r>
+        <w:rPr>
+          <w:rFonts w:ascii="Times New Roman" w:eastAsia="Bold" w:hAnsi="Times New Roman" w:cs="Times New Roman"/>
+          <w:b/>
+          <w:sz w:val="26"/>
+          <w:szCs w:val="26"/>
+          <w:lang w:val="vi-VN"/>
+        </w:rPr>
+        <w:t xml:space="preserve"> </w:t>
+      </w:r>
+      <w:bookmarkStart w:id="6" w:name="_Toc229513708"/>
       <w:r>
         <w:rPr>
           <w:rFonts w:ascii="Times New Roman" w:eastAsia="Bold" w:hAnsi="Times New Roman" w:cs="Times New Roman"/>
@@ -6159,6 +10997,7 @@
         </w:rPr>
         <w:t>Mục tiêu nghiên cứu</w:t>
       </w:r>
+      <w:bookmarkEnd w:id="6"/>
     </w:p>
     <w:p>
       <w:pPr>
@@ -6252,18 +11091,30 @@
       <w:pPr>
         <w:pStyle w:val="ListParagraph"/>
         <w:numPr>
-          <w:ilvl w:val="0"/>
-          <w:numId w:val="2"/>
+          <w:ilvl w:val="1"/>
+          <w:numId w:val="4"/>
         </w:numPr>
         <w:jc w:val="both"/>
-        <w:rPr>
-          <w:rFonts w:ascii="Times New Roman" w:eastAsia="Bold" w:hAnsi="Times New Roman" w:cs="Times New Roman"/>
-          <w:b/>
-          <w:sz w:val="26"/>
-          <w:szCs w:val="26"/>
-          <w:lang w:val="vi-VN"/>
-        </w:rPr>
-      </w:pPr>
+        <w:outlineLvl w:val="1"/>
+        <w:rPr>
+          <w:rFonts w:ascii="Times New Roman" w:eastAsia="Bold" w:hAnsi="Times New Roman" w:cs="Times New Roman"/>
+          <w:b/>
+          <w:sz w:val="26"/>
+          <w:szCs w:val="26"/>
+          <w:lang w:val="vi-VN"/>
+        </w:rPr>
+      </w:pPr>
+      <w:r>
+        <w:rPr>
+          <w:rFonts w:ascii="Times New Roman" w:eastAsia="Bold" w:hAnsi="Times New Roman" w:cs="Times New Roman"/>
+          <w:b/>
+          <w:sz w:val="26"/>
+          <w:szCs w:val="26"/>
+          <w:lang w:val="vi-VN"/>
+        </w:rPr>
+        <w:t xml:space="preserve"> </w:t>
+      </w:r>
+      <w:bookmarkStart w:id="7" w:name="_Toc229513709"/>
       <w:r>
         <w:rPr>
           <w:rFonts w:ascii="Times New Roman" w:eastAsia="Bold" w:hAnsi="Times New Roman" w:cs="Times New Roman"/>
@@ -6274,6 +11125,7 @@
         </w:rPr>
         <w:t>Nội dung nghiên cứu</w:t>
       </w:r>
+      <w:bookmarkEnd w:id="7"/>
     </w:p>
     <w:p>
       <w:pPr>
@@ -6355,18 +11207,30 @@
       <w:pPr>
         <w:pStyle w:val="ListParagraph"/>
         <w:numPr>
-          <w:ilvl w:val="0"/>
-          <w:numId w:val="2"/>
+          <w:ilvl w:val="1"/>
+          <w:numId w:val="4"/>
         </w:numPr>
         <w:jc w:val="both"/>
-        <w:rPr>
-          <w:rFonts w:ascii="Times New Roman" w:eastAsia="Bold" w:hAnsi="Times New Roman" w:cs="Times New Roman"/>
-          <w:b/>
-          <w:sz w:val="26"/>
-          <w:szCs w:val="26"/>
-          <w:lang w:val="vi-VN"/>
-        </w:rPr>
-      </w:pPr>
+        <w:outlineLvl w:val="1"/>
+        <w:rPr>
+          <w:rFonts w:ascii="Times New Roman" w:eastAsia="Bold" w:hAnsi="Times New Roman" w:cs="Times New Roman"/>
+          <w:b/>
+          <w:sz w:val="26"/>
+          <w:szCs w:val="26"/>
+          <w:lang w:val="vi-VN"/>
+        </w:rPr>
+      </w:pPr>
+      <w:r>
+        <w:rPr>
+          <w:rFonts w:ascii="Times New Roman" w:eastAsia="Bold" w:hAnsi="Times New Roman" w:cs="Times New Roman"/>
+          <w:b/>
+          <w:sz w:val="26"/>
+          <w:szCs w:val="26"/>
+          <w:lang w:val="vi-VN"/>
+        </w:rPr>
+        <w:t xml:space="preserve"> </w:t>
+      </w:r>
+      <w:bookmarkStart w:id="8" w:name="_Toc229513710"/>
       <w:r>
         <w:rPr>
           <w:rFonts w:ascii="Times New Roman" w:eastAsia="Bold" w:hAnsi="Times New Roman" w:cs="Times New Roman"/>
@@ -6377,6 +11241,7 @@
         </w:rPr>
         <w:t>Phương pháp nghiên cứu</w:t>
       </w:r>
+      <w:bookmarkEnd w:id="8"/>
     </w:p>
     <w:p>
       <w:pPr>
@@ -6443,18 +11308,22 @@
     </w:p>
     <w:p>
       <w:pPr>
+        <w:pStyle w:val="Heading1"/>
         <w:jc w:val="center"/>
         <w:rPr>
           <w:rFonts w:ascii="Times New Roman" w:eastAsia="Bold" w:hAnsi="Times New Roman" w:cs="Times New Roman"/>
           <w:b/>
-          <w:sz w:val="26"/>
-          <w:szCs w:val="26"/>
-        </w:rPr>
-      </w:pPr>
-      <w:r>
-        <w:rPr>
-          <w:rFonts w:ascii="Times New Roman" w:eastAsia="Bold" w:hAnsi="Times New Roman" w:cs="Times New Roman"/>
-          <w:b/>
+          <w:color w:val="auto"/>
+          <w:sz w:val="26"/>
+          <w:szCs w:val="26"/>
+        </w:rPr>
+      </w:pPr>
+      <w:bookmarkStart w:id="9" w:name="_Toc229513711"/>
+      <w:r>
+        <w:rPr>
+          <w:rFonts w:ascii="Times New Roman" w:eastAsia="Bold" w:hAnsi="Times New Roman" w:cs="Times New Roman"/>
+          <w:b/>
+          <w:color w:val="auto"/>
           <w:sz w:val="26"/>
           <w:szCs w:val="26"/>
           <w:lang w:val="vi-VN"/>
@@ -6462,22 +11331,26 @@
         <w:lastRenderedPageBreak/>
         <w:t>CHƯƠNG 2: NGHIÊN CỨU LÝ THUYẾT</w:t>
       </w:r>
-    </w:p>
-    <w:p>
-      <w:pPr>
-        <w:jc w:val="both"/>
-        <w:rPr>
-          <w:rFonts w:ascii="Times New Roman" w:eastAsia="Bold" w:hAnsi="Times New Roman" w:cs="Times New Roman"/>
-          <w:b/>
-          <w:sz w:val="26"/>
-          <w:szCs w:val="26"/>
-          <w:lang w:val="vi-VN"/>
-        </w:rPr>
-      </w:pPr>
-      <w:r>
-        <w:rPr>
-          <w:rFonts w:ascii="Times New Roman" w:eastAsia="Bold" w:hAnsi="Times New Roman" w:cs="Times New Roman"/>
-          <w:b/>
+      <w:bookmarkEnd w:id="9"/>
+    </w:p>
+    <w:p>
+      <w:pPr>
+        <w:pStyle w:val="Heading2"/>
+        <w:rPr>
+          <w:rFonts w:ascii="Times New Roman" w:eastAsia="Bold" w:hAnsi="Times New Roman" w:cs="Times New Roman"/>
+          <w:b/>
+          <w:color w:val="auto"/>
+          <w:sz w:val="26"/>
+          <w:szCs w:val="26"/>
+          <w:lang w:val="vi-VN"/>
+        </w:rPr>
+      </w:pPr>
+      <w:bookmarkStart w:id="10" w:name="_Toc229513712"/>
+      <w:r>
+        <w:rPr>
+          <w:rFonts w:ascii="Times New Roman" w:eastAsia="Bold" w:hAnsi="Times New Roman" w:cs="Times New Roman"/>
+          <w:b/>
+          <w:color w:val="auto"/>
           <w:sz w:val="26"/>
           <w:szCs w:val="26"/>
         </w:rPr>
@@ -6488,6 +11361,7 @@
         <w:rPr>
           <w:rFonts w:ascii="Times New Roman" w:eastAsia="Bold" w:hAnsi="Times New Roman" w:cs="Times New Roman"/>
           <w:b/>
+          <w:color w:val="auto"/>
           <w:sz w:val="26"/>
           <w:szCs w:val="26"/>
         </w:rPr>
@@ -6498,38 +11372,44 @@
         <w:rPr>
           <w:rFonts w:ascii="Times New Roman" w:eastAsia="Bold" w:hAnsi="Times New Roman" w:cs="Times New Roman"/>
           <w:b/>
+          <w:color w:val="auto"/>
           <w:sz w:val="26"/>
           <w:szCs w:val="26"/>
           <w:lang w:val="vi-VN"/>
         </w:rPr>
         <w:t xml:space="preserve"> ngữ lập trình PHP</w:t>
       </w:r>
-    </w:p>
-    <w:p>
-      <w:pPr>
-        <w:jc w:val="both"/>
+      <w:bookmarkEnd w:id="10"/>
+    </w:p>
+    <w:p>
+      <w:pPr>
+        <w:pStyle w:val="Heading3"/>
         <w:rPr>
           <w:rFonts w:ascii="Times New Roman" w:eastAsia="Bold" w:hAnsi="Times New Roman" w:cs="Times New Roman"/>
           <w:b/>
           <w:i/>
           <w:iCs/>
-          <w:sz w:val="26"/>
-          <w:szCs w:val="26"/>
-          <w:lang w:val="vi-VN"/>
-        </w:rPr>
-      </w:pPr>
+          <w:color w:val="auto"/>
+          <w:sz w:val="26"/>
+          <w:szCs w:val="26"/>
+          <w:lang w:val="vi-VN"/>
+        </w:rPr>
+      </w:pPr>
+      <w:bookmarkStart w:id="11" w:name="_Toc229513713"/>
       <w:r>
         <w:rPr>
           <w:rFonts w:ascii="Times New Roman" w:eastAsia="Bold" w:hAnsi="Times New Roman" w:cs="Times New Roman"/>
           <w:b/>
           <w:i/>
           <w:iCs/>
+          <w:color w:val="auto"/>
           <w:sz w:val="26"/>
           <w:szCs w:val="26"/>
           <w:lang w:val="vi-VN"/>
         </w:rPr>
         <w:t>2.1.1 Khái niệm</w:t>
       </w:r>
+      <w:bookmarkEnd w:id="11"/>
     </w:p>
     <w:p>
       <w:pPr>
@@ -6609,29 +11489,33 @@
     </w:p>
     <w:p>
       <w:pPr>
-        <w:jc w:val="both"/>
+        <w:pStyle w:val="Heading3"/>
         <w:rPr>
           <w:rFonts w:ascii="Times New Roman" w:eastAsia="Bold" w:hAnsi="Times New Roman" w:cs="Times New Roman"/>
           <w:b/>
           <w:i/>
           <w:iCs/>
-          <w:sz w:val="26"/>
-          <w:szCs w:val="26"/>
-          <w:lang w:val="vi-VN"/>
-        </w:rPr>
-      </w:pPr>
+          <w:color w:val="auto"/>
+          <w:sz w:val="26"/>
+          <w:szCs w:val="26"/>
+          <w:lang w:val="vi-VN"/>
+        </w:rPr>
+      </w:pPr>
+      <w:bookmarkStart w:id="12" w:name="_Toc229513714"/>
       <w:r>
         <w:rPr>
           <w:rFonts w:ascii="Times New Roman" w:eastAsia="Bold" w:hAnsi="Times New Roman" w:cs="Times New Roman"/>
           <w:b/>
           <w:i/>
           <w:iCs/>
+          <w:color w:val="auto"/>
           <w:sz w:val="26"/>
           <w:szCs w:val="26"/>
           <w:lang w:val="vi-VN"/>
         </w:rPr>
         <w:t>2.1.2 Cú pháp cơ bản và cách kết nối</w:t>
       </w:r>
+      <w:bookmarkEnd w:id="12"/>
     </w:p>
     <w:p>
       <w:pPr>
@@ -6779,51 +11663,59 @@
     </w:p>
     <w:p>
       <w:pPr>
-        <w:jc w:val="both"/>
-        <w:rPr>
-          <w:rFonts w:ascii="Times New Roman" w:eastAsia="Bold" w:hAnsi="Times New Roman" w:cs="Times New Roman"/>
-          <w:b/>
-          <w:sz w:val="26"/>
-          <w:szCs w:val="26"/>
-          <w:lang w:val="vi-VN"/>
-        </w:rPr>
-      </w:pPr>
-      <w:r>
-        <w:rPr>
-          <w:rFonts w:ascii="Times New Roman" w:eastAsia="Bold" w:hAnsi="Times New Roman" w:cs="Times New Roman"/>
-          <w:b/>
+        <w:pStyle w:val="Heading2"/>
+        <w:rPr>
+          <w:rFonts w:ascii="Times New Roman" w:eastAsia="Bold" w:hAnsi="Times New Roman" w:cs="Times New Roman"/>
+          <w:b/>
+          <w:color w:val="auto"/>
+          <w:sz w:val="26"/>
+          <w:szCs w:val="26"/>
+          <w:lang w:val="vi-VN"/>
+        </w:rPr>
+      </w:pPr>
+      <w:bookmarkStart w:id="13" w:name="_Toc229513715"/>
+      <w:r>
+        <w:rPr>
+          <w:rFonts w:ascii="Times New Roman" w:eastAsia="Bold" w:hAnsi="Times New Roman" w:cs="Times New Roman"/>
+          <w:b/>
+          <w:color w:val="auto"/>
           <w:sz w:val="26"/>
           <w:szCs w:val="26"/>
           <w:lang w:val="vi-VN"/>
         </w:rPr>
         <w:t>2.2 Lý thuyết về nghiệp vụ bán hàng</w:t>
       </w:r>
-    </w:p>
-    <w:p>
-      <w:pPr>
-        <w:jc w:val="both"/>
-        <w:rPr>
-          <w:rFonts w:ascii="Times New Roman" w:eastAsia="Bold" w:hAnsi="Times New Roman" w:cs="Times New Roman"/>
-          <w:bCs/>
+      <w:bookmarkEnd w:id="13"/>
+    </w:p>
+    <w:p>
+      <w:pPr>
+        <w:pStyle w:val="Heading3"/>
+        <w:rPr>
+          <w:rFonts w:ascii="Times New Roman" w:eastAsia="Bold" w:hAnsi="Times New Roman" w:cs="Times New Roman"/>
+          <w:b/>
           <w:i/>
           <w:iCs/>
-          <w:sz w:val="26"/>
-          <w:szCs w:val="26"/>
-          <w:lang w:val="vi-VN"/>
-        </w:rPr>
-      </w:pPr>
-      <w:r>
-        <w:rPr>
-          <w:rFonts w:ascii="Times New Roman" w:eastAsia="Bold" w:hAnsi="Times New Roman" w:cs="Times New Roman"/>
-          <w:bCs/>
+          <w:color w:val="auto"/>
+          <w:sz w:val="26"/>
+          <w:szCs w:val="26"/>
+          <w:lang w:val="vi-VN"/>
+        </w:rPr>
+      </w:pPr>
+      <w:bookmarkStart w:id="14" w:name="_Toc229513716"/>
+      <w:r>
+        <w:rPr>
+          <w:rFonts w:ascii="Times New Roman" w:eastAsia="Bold" w:hAnsi="Times New Roman" w:cs="Times New Roman"/>
+          <w:b/>
           <w:i/>
           <w:iCs/>
+          <w:color w:val="auto"/>
           <w:sz w:val="26"/>
           <w:szCs w:val="26"/>
           <w:lang w:val="vi-VN"/>
         </w:rPr>
         <w:t>2.2.1 Quy trình quản lý sản phẩm</w:t>
       </w:r>
+      <w:bookmarkEnd w:id="14"/>
     </w:p>
     <w:p>
       <w:pPr>
@@ -6932,35 +11824,39 @@
           <w:szCs w:val="26"/>
           <w:lang w:val="vi-VN"/>
         </w:rPr>
-        <w:lastRenderedPageBreak/>
         <w:t>Quản lý hình ảnh: Hình ảnh cần được xử lý tên file trước khi lưu vào thư mục. Chỉ lưu tên file vào database thay vì lưu cả file để tối ưu tốc độ.</w:t>
       </w:r>
     </w:p>
     <w:p>
       <w:pPr>
-        <w:jc w:val="both"/>
-        <w:rPr>
-          <w:rFonts w:ascii="Times New Roman" w:eastAsia="Bold" w:hAnsi="Times New Roman" w:cs="Times New Roman"/>
-          <w:bCs/>
+        <w:pStyle w:val="Heading3"/>
+        <w:rPr>
+          <w:rFonts w:ascii="Times New Roman" w:eastAsia="Bold" w:hAnsi="Times New Roman" w:cs="Times New Roman"/>
+          <w:b/>
           <w:i/>
           <w:iCs/>
-          <w:sz w:val="26"/>
-          <w:szCs w:val="26"/>
-          <w:lang w:val="vi-VN"/>
-        </w:rPr>
-      </w:pPr>
-      <w:r>
-        <w:rPr>
-          <w:rFonts w:ascii="Times New Roman" w:eastAsia="Bold" w:hAnsi="Times New Roman" w:cs="Times New Roman"/>
-          <w:bCs/>
+          <w:color w:val="auto"/>
+          <w:sz w:val="26"/>
+          <w:szCs w:val="26"/>
+          <w:lang w:val="vi-VN"/>
+        </w:rPr>
+      </w:pPr>
+      <w:bookmarkStart w:id="15" w:name="_Toc229513717"/>
+      <w:r>
+        <w:rPr>
+          <w:rFonts w:ascii="Times New Roman" w:eastAsia="Bold" w:hAnsi="Times New Roman" w:cs="Times New Roman"/>
+          <w:b/>
           <w:i/>
           <w:iCs/>
-          <w:sz w:val="26"/>
-          <w:szCs w:val="26"/>
-          <w:lang w:val="vi-VN"/>
-        </w:rPr>
+          <w:color w:val="auto"/>
+          <w:sz w:val="26"/>
+          <w:szCs w:val="26"/>
+          <w:lang w:val="vi-VN"/>
+        </w:rPr>
+        <w:lastRenderedPageBreak/>
         <w:t>2.2.2 Quy trình quản lý danh mục sản phẩm và quy trình đặt hàng.</w:t>
       </w:r>
+      <w:bookmarkEnd w:id="15"/>
     </w:p>
     <w:p>
       <w:pPr>
@@ -7140,6 +12036,59 @@
     </w:p>
     <w:p>
       <w:pPr>
+        <w:pStyle w:val="Heading1"/>
+        <w:jc w:val="center"/>
+        <w:rPr>
+          <w:rFonts w:ascii="Times New Roman" w:eastAsia="Bold" w:hAnsi="Times New Roman" w:cs="Times New Roman"/>
+          <w:b/>
+          <w:color w:val="auto"/>
+          <w:sz w:val="26"/>
+          <w:szCs w:val="26"/>
+          <w:lang w:val="vi-VN"/>
+        </w:rPr>
+      </w:pPr>
+      <w:bookmarkStart w:id="16" w:name="_Toc229513718"/>
+      <w:r>
+        <w:rPr>
+          <w:rFonts w:ascii="Times New Roman" w:eastAsia="Bold" w:hAnsi="Times New Roman" w:cs="Times New Roman"/>
+          <w:b/>
+          <w:color w:val="auto"/>
+          <w:sz w:val="26"/>
+          <w:szCs w:val="26"/>
+          <w:lang w:val="vi-VN"/>
+        </w:rPr>
+        <w:t>CHƯƠNG 3: PHÂN TÍCH HỆ THỐNG</w:t>
+      </w:r>
+      <w:bookmarkEnd w:id="16"/>
+    </w:p>
+    <w:p>
+      <w:pPr>
+        <w:pStyle w:val="Heading2"/>
+        <w:rPr>
+          <w:rFonts w:ascii="Times New Roman" w:eastAsia="Bold" w:hAnsi="Times New Roman" w:cs="Times New Roman"/>
+          <w:b/>
+          <w:color w:val="auto"/>
+          <w:sz w:val="26"/>
+          <w:szCs w:val="26"/>
+          <w:lang w:val="vi-VN"/>
+        </w:rPr>
+      </w:pPr>
+      <w:bookmarkStart w:id="17" w:name="_Toc229513719"/>
+      <w:r>
+        <w:rPr>
+          <w:rFonts w:ascii="Times New Roman" w:eastAsia="Bold" w:hAnsi="Times New Roman" w:cs="Times New Roman"/>
+          <w:b/>
+          <w:color w:val="auto"/>
+          <w:sz w:val="26"/>
+          <w:szCs w:val="26"/>
+          <w:lang w:val="vi-VN"/>
+        </w:rPr>
+        <w:t>3.1 Mô tả đề tài</w:t>
+      </w:r>
+      <w:bookmarkEnd w:id="17"/>
+    </w:p>
+    <w:p>
+      <w:pPr>
         <w:jc w:val="both"/>
         <w:rPr>
           <w:rFonts w:ascii="Times New Roman" w:eastAsia="Bold" w:hAnsi="Times New Roman" w:cs="Times New Roman"/>
@@ -7149,6 +12098,16 @@
           <w:lang w:val="vi-VN"/>
         </w:rPr>
       </w:pPr>
+      <w:r>
+        <w:rPr>
+          <w:rFonts w:ascii="Times New Roman" w:eastAsia="Bold" w:hAnsi="Times New Roman" w:cs="Times New Roman"/>
+          <w:bCs/>
+          <w:sz w:val="26"/>
+          <w:szCs w:val="26"/>
+          <w:lang w:val="vi-VN"/>
+        </w:rPr>
+        <w:t>Nghiệp vụ: Website quản lý bán hàng quà lưu niệm trực tuyến</w:t>
+      </w:r>
     </w:p>
     <w:p>
       <w:pPr>
@@ -7161,6 +12120,16 @@
           <w:lang w:val="vi-VN"/>
         </w:rPr>
       </w:pPr>
+      <w:r>
+        <w:rPr>
+          <w:rFonts w:ascii="Times New Roman" w:eastAsia="Bold" w:hAnsi="Times New Roman" w:cs="Times New Roman"/>
+          <w:bCs/>
+          <w:sz w:val="26"/>
+          <w:szCs w:val="26"/>
+          <w:lang w:val="vi-VN"/>
+        </w:rPr>
+        <w:t xml:space="preserve">Phạm vi dự án: </w:t>
+      </w:r>
     </w:p>
     <w:p>
       <w:pPr>
@@ -7173,27 +12142,45 @@
           <w:lang w:val="vi-VN"/>
         </w:rPr>
       </w:pPr>
-    </w:p>
-    <w:p>
-      <w:pPr>
-        <w:jc w:val="center"/>
-        <w:rPr>
-          <w:rFonts w:ascii="Times New Roman" w:eastAsia="Bold" w:hAnsi="Times New Roman" w:cs="Times New Roman"/>
-          <w:b/>
-          <w:sz w:val="26"/>
-          <w:szCs w:val="26"/>
-          <w:lang w:val="vi-VN"/>
-        </w:rPr>
-      </w:pPr>
-      <w:r>
-        <w:rPr>
-          <w:rFonts w:ascii="Times New Roman" w:eastAsia="Bold" w:hAnsi="Times New Roman" w:cs="Times New Roman"/>
-          <w:b/>
-          <w:sz w:val="26"/>
-          <w:szCs w:val="26"/>
-          <w:lang w:val="vi-VN"/>
-        </w:rPr>
-        <w:t>CHƯƠNG 3: PHÂN TÍCH HỆ THỐNG</w:t>
+      <w:r>
+        <w:rPr>
+          <w:rFonts w:ascii="Times New Roman" w:eastAsia="Bold" w:hAnsi="Times New Roman" w:cs="Times New Roman"/>
+          <w:bCs/>
+          <w:sz w:val="26"/>
+          <w:szCs w:val="26"/>
+          <w:lang w:val="vi-VN"/>
+        </w:rPr>
+        <w:t>Về p</w:t>
+      </w:r>
+      <w:r>
+        <w:rPr>
+          <w:rFonts w:ascii="Times New Roman" w:eastAsia="Bold" w:hAnsi="Times New Roman" w:cs="Times New Roman"/>
+          <w:bCs/>
+          <w:sz w:val="26"/>
+          <w:szCs w:val="26"/>
+          <w:lang w:val="vi-VN"/>
+        </w:rPr>
+        <w:t>hía khách hàng</w:t>
+      </w:r>
+      <w:r>
+        <w:rPr>
+          <w:rFonts w:ascii="Times New Roman" w:eastAsia="Bold" w:hAnsi="Times New Roman" w:cs="Times New Roman"/>
+          <w:bCs/>
+          <w:sz w:val="26"/>
+          <w:szCs w:val="26"/>
+          <w:lang w:val="vi-VN"/>
+        </w:rPr>
+        <w:t xml:space="preserve"> có thể x</w:t>
+      </w:r>
+      <w:r>
+        <w:rPr>
+          <w:rFonts w:ascii="Times New Roman" w:eastAsia="Bold" w:hAnsi="Times New Roman" w:cs="Times New Roman"/>
+          <w:bCs/>
+          <w:sz w:val="26"/>
+          <w:szCs w:val="26"/>
+          <w:lang w:val="vi-VN"/>
+        </w:rPr>
+        <w:t>em danh sách sản phẩm, chi tiết từng món quà và thực hiện đã đặt hàng.</w:t>
       </w:r>
     </w:p>
     <w:p>
@@ -7201,21 +12188,81 @@
         <w:jc w:val="both"/>
         <w:rPr>
           <w:rFonts w:ascii="Times New Roman" w:eastAsia="Bold" w:hAnsi="Times New Roman" w:cs="Times New Roman"/>
-          <w:b/>
-          <w:sz w:val="26"/>
-          <w:szCs w:val="26"/>
-          <w:lang w:val="vi-VN"/>
-        </w:rPr>
-      </w:pPr>
-      <w:r>
-        <w:rPr>
-          <w:rFonts w:ascii="Times New Roman" w:eastAsia="Bold" w:hAnsi="Times New Roman" w:cs="Times New Roman"/>
-          <w:b/>
-          <w:sz w:val="26"/>
-          <w:szCs w:val="26"/>
-          <w:lang w:val="vi-VN"/>
-        </w:rPr>
-        <w:t>3.1 Mô tả đề tài</w:t>
+          <w:bCs/>
+          <w:sz w:val="26"/>
+          <w:szCs w:val="26"/>
+          <w:lang w:val="vi-VN"/>
+        </w:rPr>
+      </w:pPr>
+      <w:r>
+        <w:rPr>
+          <w:rFonts w:ascii="Times New Roman" w:eastAsia="Bold" w:hAnsi="Times New Roman" w:cs="Times New Roman"/>
+          <w:bCs/>
+          <w:sz w:val="26"/>
+          <w:szCs w:val="26"/>
+          <w:lang w:val="vi-VN"/>
+        </w:rPr>
+        <w:t>Về p</w:t>
+      </w:r>
+      <w:r>
+        <w:rPr>
+          <w:rFonts w:ascii="Times New Roman" w:eastAsia="Bold" w:hAnsi="Times New Roman" w:cs="Times New Roman"/>
+          <w:bCs/>
+          <w:sz w:val="26"/>
+          <w:szCs w:val="26"/>
+          <w:lang w:val="vi-VN"/>
+        </w:rPr>
+        <w:t>hía Admin</w:t>
+      </w:r>
+      <w:r>
+        <w:rPr>
+          <w:rFonts w:ascii="Times New Roman" w:eastAsia="Bold" w:hAnsi="Times New Roman" w:cs="Times New Roman"/>
+          <w:bCs/>
+          <w:sz w:val="26"/>
+          <w:szCs w:val="26"/>
+          <w:lang w:val="vi-VN"/>
+        </w:rPr>
+        <w:t xml:space="preserve"> sẽ</w:t>
+      </w:r>
+      <w:r>
+        <w:rPr>
+          <w:rFonts w:ascii="Times New Roman" w:eastAsia="Bold" w:hAnsi="Times New Roman" w:cs="Times New Roman"/>
+          <w:bCs/>
+          <w:sz w:val="26"/>
+          <w:szCs w:val="26"/>
+          <w:lang w:val="vi-VN"/>
+        </w:rPr>
+        <w:t xml:space="preserve"> </w:t>
+      </w:r>
+      <w:r>
+        <w:rPr>
+          <w:rFonts w:ascii="Times New Roman" w:eastAsia="Bold" w:hAnsi="Times New Roman" w:cs="Times New Roman"/>
+          <w:bCs/>
+          <w:sz w:val="26"/>
+          <w:szCs w:val="26"/>
+          <w:lang w:val="vi-VN"/>
+        </w:rPr>
+        <w:t>đ</w:t>
+      </w:r>
+      <w:r>
+        <w:rPr>
+          <w:rFonts w:ascii="Times New Roman" w:eastAsia="Bold" w:hAnsi="Times New Roman" w:cs="Times New Roman"/>
+          <w:bCs/>
+          <w:sz w:val="26"/>
+          <w:szCs w:val="26"/>
+          <w:lang w:val="vi-VN"/>
+        </w:rPr>
+        <w:t xml:space="preserve">ăng nhập hệ thống, thêm sản phẩm mới kèm hình ảnh, cập nhật </w:t>
+      </w:r>
+      <w:r>
+        <w:rPr>
+          <w:rFonts w:ascii="Times New Roman" w:eastAsia="Bold" w:hAnsi="Times New Roman" w:cs="Times New Roman"/>
+          <w:bCs/>
+          <w:sz w:val="26"/>
+          <w:szCs w:val="26"/>
+          <w:lang w:val="vi-VN"/>
+        </w:rPr>
+        <w:t>giá và quản lý kho hàng.</w:t>
       </w:r>
     </w:p>
     <w:p>
@@ -7237,7 +12284,7 @@
           <w:szCs w:val="26"/>
           <w:lang w:val="vi-VN"/>
         </w:rPr>
-        <w:t>Nghiệp vụ: Website quản lý bán hàng quà lưu niệm trực tuyến</w:t>
+        <w:t>Chức năng chính:</w:t>
       </w:r>
     </w:p>
     <w:p>
@@ -7259,7 +12306,7 @@
           <w:szCs w:val="26"/>
           <w:lang w:val="vi-VN"/>
         </w:rPr>
-        <w:t xml:space="preserve">Phạm vi dự án: </w:t>
+        <w:t>Hiển thị sản phầm theo dạng lưới (Grid).</w:t>
       </w:r>
     </w:p>
     <w:p>
@@ -7281,7 +12328,7 @@
           <w:szCs w:val="26"/>
           <w:lang w:val="vi-VN"/>
         </w:rPr>
-        <w:t>Phía khách hàng: Xem danh sách sản phẩm, chi tiết từng món quà và thực hiện đã đặt hàng.</w:t>
+        <w:t>Trang Admin thêm sản phẩm (admin_add_product.php).</w:t>
       </w:r>
     </w:p>
     <w:p>
@@ -7303,113 +12350,14 @@
           <w:szCs w:val="26"/>
           <w:lang w:val="vi-VN"/>
         </w:rPr>
-        <w:t xml:space="preserve">Phía Admin: Đăng nhập hệ thống, thêm sản phẩm mới kèm hình ảnh, cập nhật </w:t>
-      </w:r>
-      <w:r>
-        <w:rPr>
-          <w:rFonts w:ascii="Times New Roman" w:eastAsia="Bold" w:hAnsi="Times New Roman" w:cs="Times New Roman"/>
-          <w:bCs/>
-          <w:sz w:val="26"/>
-          <w:szCs w:val="26"/>
-          <w:lang w:val="vi-VN"/>
-        </w:rPr>
-        <w:t>giá và quản lý kho hàng.</w:t>
-      </w:r>
-    </w:p>
-    <w:p>
-      <w:pPr>
-        <w:jc w:val="both"/>
-        <w:rPr>
-          <w:rFonts w:ascii="Times New Roman" w:eastAsia="Bold" w:hAnsi="Times New Roman" w:cs="Times New Roman"/>
-          <w:bCs/>
-          <w:sz w:val="26"/>
-          <w:szCs w:val="26"/>
-          <w:lang w:val="vi-VN"/>
-        </w:rPr>
-      </w:pPr>
-      <w:r>
-        <w:rPr>
-          <w:rFonts w:ascii="Times New Roman" w:eastAsia="Bold" w:hAnsi="Times New Roman" w:cs="Times New Roman"/>
-          <w:bCs/>
-          <w:sz w:val="26"/>
-          <w:szCs w:val="26"/>
-          <w:lang w:val="vi-VN"/>
-        </w:rPr>
-        <w:lastRenderedPageBreak/>
-        <w:t>Chức năng chính:</w:t>
-      </w:r>
-    </w:p>
-    <w:p>
-      <w:pPr>
-        <w:jc w:val="both"/>
-        <w:rPr>
-          <w:rFonts w:ascii="Times New Roman" w:eastAsia="Bold" w:hAnsi="Times New Roman" w:cs="Times New Roman"/>
-          <w:bCs/>
-          <w:sz w:val="26"/>
-          <w:szCs w:val="26"/>
-          <w:lang w:val="vi-VN"/>
-        </w:rPr>
-      </w:pPr>
-      <w:r>
-        <w:rPr>
-          <w:rFonts w:ascii="Times New Roman" w:eastAsia="Bold" w:hAnsi="Times New Roman" w:cs="Times New Roman"/>
-          <w:bCs/>
-          <w:sz w:val="26"/>
-          <w:szCs w:val="26"/>
-          <w:lang w:val="vi-VN"/>
-        </w:rPr>
-        <w:t>Hiển thị sản phầm theo dạng lưới (Grid).</w:t>
-      </w:r>
-    </w:p>
-    <w:p>
-      <w:pPr>
-        <w:jc w:val="both"/>
-        <w:rPr>
-          <w:rFonts w:ascii="Times New Roman" w:eastAsia="Bold" w:hAnsi="Times New Roman" w:cs="Times New Roman"/>
-          <w:bCs/>
-          <w:sz w:val="26"/>
-          <w:szCs w:val="26"/>
-          <w:lang w:val="vi-VN"/>
-        </w:rPr>
-      </w:pPr>
-      <w:r>
-        <w:rPr>
-          <w:rFonts w:ascii="Times New Roman" w:eastAsia="Bold" w:hAnsi="Times New Roman" w:cs="Times New Roman"/>
-          <w:bCs/>
-          <w:sz w:val="26"/>
-          <w:szCs w:val="26"/>
-          <w:lang w:val="vi-VN"/>
-        </w:rPr>
-        <w:t>Trang Admin thêm sản phẩm (admin_add_product.php).</w:t>
-      </w:r>
-    </w:p>
-    <w:p>
-      <w:pPr>
-        <w:jc w:val="both"/>
-        <w:rPr>
-          <w:rFonts w:ascii="Times New Roman" w:eastAsia="Bold" w:hAnsi="Times New Roman" w:cs="Times New Roman"/>
-          <w:bCs/>
-          <w:sz w:val="26"/>
-          <w:szCs w:val="26"/>
-          <w:lang w:val="vi-VN"/>
-        </w:rPr>
-      </w:pPr>
-      <w:r>
-        <w:rPr>
-          <w:rFonts w:ascii="Times New Roman" w:eastAsia="Bold" w:hAnsi="Times New Roman" w:cs="Times New Roman"/>
-          <w:bCs/>
-          <w:sz w:val="26"/>
-          <w:szCs w:val="26"/>
-          <w:lang w:val="vi-VN"/>
-        </w:rPr>
         <w:t>Kết nối database ổn định và hiển thị hình ảnh thục tế từ thư mục images.</w:t>
       </w:r>
     </w:p>
     <w:sectPr>
-      <w:type w:val="continuous"/>
+      <w:footerReference w:type="default" r:id="rId12"/>
       <w:pgSz w:w="12240" w:h="15840"/>
       <w:pgMar w:top="1440" w:right="1440" w:bottom="1440" w:left="1440" w:header="720" w:footer="720" w:gutter="0"/>
-      <w:pgNumType w:fmt="upperRoman"/>
+      <w:pgNumType w:start="1"/>
       <w:cols w:space="720"/>
       <w:docGrid w:linePitch="360"/>
     </w:sectPr>
@@ -7511,6 +12459,59 @@
 </w:ftr>
 </file>
 
+<file path=word/footer3.xml><?xml version="1.0" encoding="utf-8"?>
+<w:ftr xmlns:wpc="http://schemas.microsoft.com/office/word/2010/wordprocessingCanvas" xmlns:cx="http://schemas.microsoft.com/office/drawing/2014/chartex" xmlns:cx1="http://schemas.microsoft.com/office/drawing/2015/9/8/chartex" xmlns:cx2="http://schemas.microsoft.com/office/drawing/2015/10/21/chartex" xmlns:cx3="http://schemas.microsoft.com/office/drawing/2016/5/9/chartex" xmlns:cx4="http://schemas.microsoft.com/office/drawing/2016/5/10/chartex" xmlns:cx5="http://schemas.microsoft.com/office/drawing/2016/5/11/chartex" xmlns:cx6="http://schemas.microsoft.com/office/drawing/2016/5/12/chartex" xmlns:cx7="http://schemas.microsoft.com/office/drawing/2016/5/13/chartex" xmlns:cx8="http://schemas.microsoft.com/office/drawing/2016/5/14/chartex" xmlns:mc="http://schemas.openxmlformats.org/markup-compatibility/2006" xmlns:aink="http://schemas.microsoft.com/office/drawing/2016/ink" xmlns:am3d="http://schemas.microsoft.com/office/drawing/2017/model3d" xmlns:o="urn:schemas-microsoft-com:office:office" xmlns:oel="http://schemas.microsoft.com/office/2019/extlst" xmlns:r="http://schemas.openxmlformats.org/officeDocument/2006/relationships" xmlns:m="http://schemas.openxmlformats.org/officeDocument/2006/math" xmlns:v="urn:schemas-microsoft-com:vml" xmlns:wp14="http://schemas.microsoft.com/office/word/2010/wordprocessingDrawing" xmlns:wp="http://schemas.openxmlformats.org/drawingml/2006/wordprocessingDrawing" xmlns:w10="urn:schemas-microsoft-com:office:word" xmlns:w="http://schemas.openxmlformats.org/wordprocessingml/2006/main" xmlns:w14="http://schemas.microsoft.com/office/word/2010/wordml" xmlns:w15="http://schemas.microsoft.com/office/word/2012/wordml" xmlns:w16cex="http://schemas.microsoft.com/office/word/2018/wordml/cex" xmlns:w16cid="http://schemas.microsoft.com/office/word/2016/wordml/cid" xmlns:w16="http://schemas.microsoft.com/office/word/2018/wordml" xmlns:w16du="http://schemas.microsoft.com/office/word/2023/wordml/word16du" xmlns:w16sdtdh="http://schemas.microsoft.com/office/word/2020/wordml/sdtdatahash" xmlns:w16sdtfl="http://schemas.microsoft.com/office/word/2024/wordml/sdtformatlock" xmlns:w16se="http://schemas.microsoft.com/office/word/2015/wordml/symex" xmlns:wpg="http://schemas.microsoft.com/office/word/2010/wordprocessingGroup" xmlns:wpi="http://schemas.microsoft.com/office/word/2010/wordprocessingInk" xmlns:wne="http://schemas.microsoft.com/office/word/2006/wordml" xmlns:wps="http://schemas.microsoft.com/office/word/2010/wordprocessingShape" mc:Ignorable="w14 w15 w16se w16cid w16 w16cex w16sdtdh w16sdtfl w16du wp14">
+  <w:sdt>
+    <w:sdtPr>
+      <w:id w:val="1519961132"/>
+      <w:docPartObj>
+        <w:docPartGallery w:val="Page Numbers (Bottom of Page)"/>
+        <w:docPartUnique/>
+      </w:docPartObj>
+    </w:sdtPr>
+    <w:sdtEndPr>
+      <w:rPr>
+        <w:noProof/>
+      </w:rPr>
+    </w:sdtEndPr>
+    <w:sdtContent>
+      <w:p>
+        <w:pPr>
+          <w:pStyle w:val="Footer"/>
+          <w:jc w:val="right"/>
+        </w:pPr>
+        <w:r>
+          <w:fldChar w:fldCharType="begin"/>
+        </w:r>
+        <w:r>
+          <w:instrText xml:space="preserve"> PAGE   \* MERGEFORMAT </w:instrText>
+        </w:r>
+        <w:r>
+          <w:fldChar w:fldCharType="separate"/>
+        </w:r>
+        <w:r>
+          <w:rPr>
+            <w:noProof/>
+          </w:rPr>
+          <w:t>2</w:t>
+        </w:r>
+        <w:r>
+          <w:rPr>
+            <w:noProof/>
+          </w:rPr>
+          <w:fldChar w:fldCharType="end"/>
+        </w:r>
+      </w:p>
+    </w:sdtContent>
+  </w:sdt>
+  <w:p>
+    <w:pPr>
+      <w:pStyle w:val="Footer"/>
+    </w:pPr>
+  </w:p>
+</w:ftr>
+</file>
+
 <file path=word/footnotes.xml><?xml version="1.0" encoding="utf-8"?>
 <w:footnotes xmlns:wpc="http://schemas.microsoft.com/office/word/2010/wordprocessingCanvas" xmlns:cx="http://schemas.microsoft.com/office/drawing/2014/chartex" xmlns:cx1="http://schemas.microsoft.com/office/drawing/2015/9/8/chartex" xmlns:cx2="http://schemas.microsoft.com/office/drawing/2015/10/21/chartex" xmlns:cx3="http://schemas.microsoft.com/office/drawing/2016/5/9/chartex" xmlns:cx4="http://schemas.microsoft.com/office/drawing/2016/5/10/chartex" xmlns:cx5="http://schemas.microsoft.com/office/drawing/2016/5/11/chartex" xmlns:cx6="http://schemas.microsoft.com/office/drawing/2016/5/12/chartex" xmlns:cx7="http://schemas.microsoft.com/office/drawing/2016/5/13/chartex" xmlns:cx8="http://schemas.microsoft.com/office/drawing/2016/5/14/chartex" xmlns:mc="http://schemas.openxmlformats.org/markup-compatibility/2006" xmlns:aink="http://schemas.microsoft.com/office/drawing/2016/ink" xmlns:am3d="http://schemas.microsoft.com/office/drawing/2017/model3d" xmlns:o="urn:schemas-microsoft-com:office:office" xmlns:oel="http://schemas.microsoft.com/office/2019/extlst" xmlns:r="http://schemas.openxmlformats.org/officeDocument/2006/relationships" xmlns:m="http://schemas.openxmlformats.org/officeDocument/2006/math" xmlns:v="urn:schemas-microsoft-com:vml" xmlns:wp14="http://schemas.microsoft.com/office/word/2010/wordprocessingDrawing" xmlns:wp="http://schemas.openxmlformats.org/drawingml/2006/wordprocessingDrawing" xmlns:w10="urn:schemas-microsoft-com:office:word" xmlns:w="http://schemas.openxmlformats.org/wordprocessingml/2006/main" xmlns:w14="http://schemas.microsoft.com/office/word/2010/wordml" xmlns:w15="http://schemas.microsoft.com/office/word/2012/wordml" xmlns:w16cex="http://schemas.microsoft.com/office/word/2018/wordml/cex" xmlns:w16cid="http://schemas.microsoft.com/office/word/2016/wordml/cid" xmlns:w16="http://schemas.microsoft.com/office/word/2018/wordml" xmlns:w16du="http://schemas.microsoft.com/office/word/2023/wordml/word16du" xmlns:w16sdtdh="http://schemas.microsoft.com/office/word/2020/wordml/sdtdatahash" xmlns:w16sdtfl="http://schemas.microsoft.com/office/word/2024/wordml/sdtformatlock" xmlns:w16se="http://schemas.microsoft.com/office/word/2015/wordml/symex" xmlns:wpg="http://schemas.microsoft.com/office/word/2010/wordprocessingGroup" xmlns:wpi="http://schemas.microsoft.com/office/word/2010/wordprocessingInk" xmlns:wne="http://schemas.microsoft.com/office/word/2006/wordml" xmlns:wps="http://schemas.microsoft.com/office/word/2010/wordprocessingShape" mc:Ignorable="w14 w15 w16se w16cid w16 w16cex w16sdtdh w16sdtfl w16du wp14">
   <w:footnote w:type="separator" w:id="-1">
@@ -7638,6 +12639,119 @@
     </w:lvl>
   </w:abstractNum>
   <w:abstractNum w:abstractNumId="1" w15:restartNumberingAfterBreak="0">
+    <w:nsid w:val="16EA3523"/>
+    <w:multiLevelType w:val="multilevel"/>
+    <w:tmpl w:val="9A28641E"/>
+    <w:lvl w:ilvl="0">
+      <w:start w:val="1"/>
+      <w:numFmt w:val="decimal"/>
+      <w:lvlText w:val="%1"/>
+      <w:lvlJc w:val="left"/>
+      <w:pPr>
+        <w:ind w:left="390" w:hanging="390"/>
+      </w:pPr>
+      <w:rPr>
+        <w:rFonts w:hint="default"/>
+      </w:rPr>
+    </w:lvl>
+    <w:lvl w:ilvl="1">
+      <w:start w:val="1"/>
+      <w:numFmt w:val="decimal"/>
+      <w:lvlText w:val="%1.%2"/>
+      <w:lvlJc w:val="left"/>
+      <w:pPr>
+        <w:ind w:left="390" w:hanging="390"/>
+      </w:pPr>
+      <w:rPr>
+        <w:rFonts w:hint="default"/>
+      </w:rPr>
+    </w:lvl>
+    <w:lvl w:ilvl="2">
+      <w:start w:val="1"/>
+      <w:numFmt w:val="decimal"/>
+      <w:lvlText w:val="%1.%2.%3"/>
+      <w:lvlJc w:val="left"/>
+      <w:pPr>
+        <w:ind w:left="720" w:hanging="720"/>
+      </w:pPr>
+      <w:rPr>
+        <w:rFonts w:hint="default"/>
+      </w:rPr>
+    </w:lvl>
+    <w:lvl w:ilvl="3">
+      <w:start w:val="1"/>
+      <w:numFmt w:val="decimal"/>
+      <w:lvlText w:val="%1.%2.%3.%4"/>
+      <w:lvlJc w:val="left"/>
+      <w:pPr>
+        <w:ind w:left="720" w:hanging="720"/>
+      </w:pPr>
+      <w:rPr>
+        <w:rFonts w:hint="default"/>
+      </w:rPr>
+    </w:lvl>
+    <w:lvl w:ilvl="4">
+      <w:start w:val="1"/>
+      <w:numFmt w:val="decimal"/>
+      <w:lvlText w:val="%1.%2.%3.%4.%5"/>
+      <w:lvlJc w:val="left"/>
+      <w:pPr>
+        <w:ind w:left="1080" w:hanging="1080"/>
+      </w:pPr>
+      <w:rPr>
+        <w:rFonts w:hint="default"/>
+      </w:rPr>
+    </w:lvl>
+    <w:lvl w:ilvl="5">
+      <w:start w:val="1"/>
+      <w:numFmt w:val="decimal"/>
+      <w:lvlText w:val="%1.%2.%3.%4.%5.%6"/>
+      <w:lvlJc w:val="left"/>
+      <w:pPr>
+        <w:ind w:left="1440" w:hanging="1440"/>
+      </w:pPr>
+      <w:rPr>
+        <w:rFonts w:hint="default"/>
+      </w:rPr>
+    </w:lvl>
+    <w:lvl w:ilvl="6">
+      <w:start w:val="1"/>
+      <w:numFmt w:val="decimal"/>
+      <w:lvlText w:val="%1.%2.%3.%4.%5.%6.%7"/>
+      <w:lvlJc w:val="left"/>
+      <w:pPr>
+        <w:ind w:left="1440" w:hanging="1440"/>
+      </w:pPr>
+      <w:rPr>
+        <w:rFonts w:hint="default"/>
+      </w:rPr>
+    </w:lvl>
+    <w:lvl w:ilvl="7">
+      <w:start w:val="1"/>
+      <w:numFmt w:val="decimal"/>
+      <w:lvlText w:val="%1.%2.%3.%4.%5.%6.%7.%8"/>
+      <w:lvlJc w:val="left"/>
+      <w:pPr>
+        <w:ind w:left="1800" w:hanging="1800"/>
+      </w:pPr>
+      <w:rPr>
+        <w:rFonts w:hint="default"/>
+      </w:rPr>
+    </w:lvl>
+    <w:lvl w:ilvl="8">
+      <w:start w:val="1"/>
+      <w:numFmt w:val="decimal"/>
+      <w:lvlText w:val="%1.%2.%3.%4.%5.%6.%7.%8.%9"/>
+      <w:lvlJc w:val="left"/>
+      <w:pPr>
+        <w:ind w:left="1800" w:hanging="1800"/>
+      </w:pPr>
+      <w:rPr>
+        <w:rFonts w:hint="default"/>
+      </w:rPr>
+    </w:lvl>
+  </w:abstractNum>
+  <w:abstractNum w:abstractNumId="2" w15:restartNumberingAfterBreak="0">
     <w:nsid w:val="191A3339"/>
     <w:multiLevelType w:val="hybridMultilevel"/>
     <w:tmpl w:val="154A2706"/>
@@ -7753,11 +12867,130 @@
       </w:pPr>
     </w:lvl>
   </w:abstractNum>
+  <w:abstractNum w:abstractNumId="3" w15:restartNumberingAfterBreak="0">
+    <w:nsid w:val="20632F2F"/>
+    <w:multiLevelType w:val="multilevel"/>
+    <w:tmpl w:val="B9E87D2C"/>
+    <w:lvl w:ilvl="0">
+      <w:start w:val="1"/>
+      <w:numFmt w:val="decimal"/>
+      <w:lvlText w:val="%1"/>
+      <w:lvlJc w:val="left"/>
+      <w:pPr>
+        <w:ind w:left="360" w:hanging="360"/>
+      </w:pPr>
+      <w:rPr>
+        <w:rFonts w:hint="default"/>
+      </w:rPr>
+    </w:lvl>
+    <w:lvl w:ilvl="1">
+      <w:start w:val="1"/>
+      <w:numFmt w:val="decimal"/>
+      <w:lvlText w:val="%1.%2"/>
+      <w:lvlJc w:val="left"/>
+      <w:pPr>
+        <w:ind w:left="360" w:hanging="360"/>
+      </w:pPr>
+      <w:rPr>
+        <w:rFonts w:hint="default"/>
+      </w:rPr>
+    </w:lvl>
+    <w:lvl w:ilvl="2">
+      <w:start w:val="1"/>
+      <w:numFmt w:val="decimal"/>
+      <w:lvlText w:val="%1.%2.%3"/>
+      <w:lvlJc w:val="left"/>
+      <w:pPr>
+        <w:ind w:left="720" w:hanging="720"/>
+      </w:pPr>
+      <w:rPr>
+        <w:rFonts w:hint="default"/>
+      </w:rPr>
+    </w:lvl>
+    <w:lvl w:ilvl="3">
+      <w:start w:val="1"/>
+      <w:numFmt w:val="decimal"/>
+      <w:lvlText w:val="%1.%2.%3.%4"/>
+      <w:lvlJc w:val="left"/>
+      <w:pPr>
+        <w:ind w:left="720" w:hanging="720"/>
+      </w:pPr>
+      <w:rPr>
+        <w:rFonts w:hint="default"/>
+      </w:rPr>
+    </w:lvl>
+    <w:lvl w:ilvl="4">
+      <w:start w:val="1"/>
+      <w:numFmt w:val="decimal"/>
+      <w:lvlText w:val="%1.%2.%3.%4.%5"/>
+      <w:lvlJc w:val="left"/>
+      <w:pPr>
+        <w:ind w:left="1080" w:hanging="1080"/>
+      </w:pPr>
+      <w:rPr>
+        <w:rFonts w:hint="default"/>
+      </w:rPr>
+    </w:lvl>
+    <w:lvl w:ilvl="5">
+      <w:start w:val="1"/>
+      <w:numFmt w:val="decimal"/>
+      <w:lvlText w:val="%1.%2.%3.%4.%5.%6"/>
+      <w:lvlJc w:val="left"/>
+      <w:pPr>
+        <w:ind w:left="1440" w:hanging="1440"/>
+      </w:pPr>
+      <w:rPr>
+        <w:rFonts w:hint="default"/>
+      </w:rPr>
+    </w:lvl>
+    <w:lvl w:ilvl="6">
+      <w:start w:val="1"/>
+      <w:numFmt w:val="decimal"/>
+      <w:lvlText w:val="%1.%2.%3.%4.%5.%6.%7"/>
+      <w:lvlJc w:val="left"/>
+      <w:pPr>
+        <w:ind w:left="1440" w:hanging="1440"/>
+      </w:pPr>
+      <w:rPr>
+        <w:rFonts w:hint="default"/>
+      </w:rPr>
+    </w:lvl>
+    <w:lvl w:ilvl="7">
+      <w:start w:val="1"/>
+      <w:numFmt w:val="decimal"/>
+      <w:lvlText w:val="%1.%2.%3.%4.%5.%6.%7.%8"/>
+      <w:lvlJc w:val="left"/>
+      <w:pPr>
+        <w:ind w:left="1800" w:hanging="1800"/>
+      </w:pPr>
+      <w:rPr>
+        <w:rFonts w:hint="default"/>
+      </w:rPr>
+    </w:lvl>
+    <w:lvl w:ilvl="8">
+      <w:start w:val="1"/>
+      <w:numFmt w:val="decimal"/>
+      <w:lvlText w:val="%1.%2.%3.%4.%5.%6.%7.%8.%9"/>
+      <w:lvlJc w:val="left"/>
+      <w:pPr>
+        <w:ind w:left="1800" w:hanging="1800"/>
+      </w:pPr>
+      <w:rPr>
+        <w:rFonts w:hint="default"/>
+      </w:rPr>
+    </w:lvl>
+  </w:abstractNum>
   <w:num w:numId="1" w16cid:durableId="1174761426">
-    <w:abstractNumId w:val="1"/>
+    <w:abstractNumId w:val="2"/>
   </w:num>
   <w:num w:numId="2" w16cid:durableId="1386948171">
     <w:abstractNumId w:val="0"/>
+  </w:num>
+  <w:num w:numId="3" w16cid:durableId="661156413">
+    <w:abstractNumId w:val="1"/>
+  </w:num>
+  <w:num w:numId="4" w16cid:durableId="1127428641">
+    <w:abstractNumId w:val="3"/>
   </w:num>
 </w:numbering>
 </file>
@@ -8371,7 +13604,6 @@
   <w:style w:type="character" w:default="1" w:styleId="DefaultParagraphFont">
     <w:name w:val="Default Paragraph Font"/>
     <w:uiPriority w:val="1"/>
-    <w:semiHidden/>
     <w:unhideWhenUsed/>
   </w:style>
   <w:style w:type="table" w:default="1" w:styleId="TableNormal">
@@ -8739,6 +13971,91 @@
       <w14:ligatures w14:val="none"/>
     </w:rPr>
   </w:style>
+  <w:style w:type="paragraph" w:styleId="TOCHeading">
+    <w:name w:val="TOC Heading"/>
+    <w:basedOn w:val="Heading1"/>
+    <w:next w:val="Normal"/>
+    <w:uiPriority w:val="39"/>
+    <w:unhideWhenUsed/>
+    <w:qFormat/>
+    <w:rsid w:val="008F25DB"/>
+    <w:pPr>
+      <w:spacing w:before="240" w:after="0" w:line="259" w:lineRule="auto"/>
+      <w:outlineLvl w:val="9"/>
+    </w:pPr>
+    <w:rPr>
+      <w:sz w:val="32"/>
+      <w:szCs w:val="32"/>
+    </w:rPr>
+  </w:style>
+  <w:style w:type="paragraph" w:styleId="TOC1">
+    <w:name w:val="toc 1"/>
+    <w:basedOn w:val="Normal"/>
+    <w:next w:val="Normal"/>
+    <w:autoRedefine/>
+    <w:uiPriority w:val="39"/>
+    <w:unhideWhenUsed/>
+    <w:rsid w:val="008F25DB"/>
+    <w:pPr>
+      <w:spacing w:after="100"/>
+    </w:pPr>
+  </w:style>
+  <w:style w:type="paragraph" w:styleId="TOC2">
+    <w:name w:val="toc 2"/>
+    <w:basedOn w:val="Normal"/>
+    <w:next w:val="Normal"/>
+    <w:autoRedefine/>
+    <w:uiPriority w:val="39"/>
+    <w:unhideWhenUsed/>
+    <w:rsid w:val="008F25DB"/>
+    <w:pPr>
+      <w:spacing w:after="100"/>
+      <w:ind w:left="240"/>
+    </w:pPr>
+  </w:style>
+  <w:style w:type="paragraph" w:styleId="TOC3">
+    <w:name w:val="toc 3"/>
+    <w:basedOn w:val="Normal"/>
+    <w:next w:val="Normal"/>
+    <w:autoRedefine/>
+    <w:uiPriority w:val="39"/>
+    <w:unhideWhenUsed/>
+    <w:rsid w:val="008F25DB"/>
+    <w:pPr>
+      <w:spacing w:after="100"/>
+      <w:ind w:left="480"/>
+    </w:pPr>
+  </w:style>
+  <w:style w:type="character" w:styleId="Hyperlink">
+    <w:name w:val="Hyperlink"/>
+    <w:basedOn w:val="DefaultParagraphFont"/>
+    <w:uiPriority w:val="99"/>
+    <w:unhideWhenUsed/>
+    <w:rsid w:val="008F25DB"/>
+    <w:rPr>
+      <w:color w:val="467886" w:themeColor="hyperlink"/>
+      <w:u w:val="single"/>
+    </w:rPr>
+  </w:style>
+  <w:style w:type="table" w:styleId="TableGrid">
+    <w:name w:val="Table Grid"/>
+    <w:basedOn w:val="TableNormal"/>
+    <w:uiPriority w:val="39"/>
+    <w:rsid w:val="008F25DB"/>
+    <w:pPr>
+      <w:spacing w:after="0" w:line="240" w:lineRule="auto"/>
+    </w:pPr>
+    <w:tblPr>
+      <w:tblBorders>
+        <w:top w:val="single" w:sz="4" w:space="0" w:color="auto"/>
+        <w:left w:val="single" w:sz="4" w:space="0" w:color="auto"/>
+        <w:bottom w:val="single" w:sz="4" w:space="0" w:color="auto"/>
+        <w:right w:val="single" w:sz="4" w:space="0" w:color="auto"/>
+        <w:insideH w:val="single" w:sz="4" w:space="0" w:color="auto"/>
+        <w:insideV w:val="single" w:sz="4" w:space="0" w:color="auto"/>
+      </w:tblBorders>
+    </w:tblPr>
+  </w:style>
 </w:styles>
 </file>
 

--- a/thesis/outline/170123295_PHAMNHATHAO_DX23TT10.docx
+++ b/thesis/outline/170123295_PHAMNHATHAO_DX23TT10.docx
@@ -1118,6 +1118,12 @@
     </w:p>
     <w:sdt>
       <w:sdtPr>
+        <w:rPr>
+          <w:rFonts w:ascii="Aptos" w:eastAsia="Aptos" w:hAnsi="Aptos" w:cs="Aptos"/>
+          <w:color w:val="auto"/>
+          <w:sz w:val="24"/>
+          <w:szCs w:val="24"/>
+        </w:rPr>
         <w:id w:val="-802923937"/>
         <w:docPartObj>
           <w:docPartGallery w:val="Table of Contents"/>
@@ -1126,13 +1132,9 @@
       </w:sdtPr>
       <w:sdtEndPr>
         <w:rPr>
-          <w:rFonts w:ascii="Aptos" w:eastAsia="Aptos" w:hAnsi="Aptos" w:cs="Aptos"/>
           <w:b/>
           <w:bCs/>
           <w:noProof/>
-          <w:color w:val="auto"/>
-          <w:sz w:val="24"/>
-          <w:szCs w:val="24"/>
         </w:rPr>
       </w:sdtEndPr>
       <w:sdtContent>
@@ -8572,8 +8574,8 @@
         </w:rPr>
         <w:t xml:space="preserve">CỘNG HOÀ XÃ HỘI CHỦ NGHĨA VIỆT </w:t>
       </w:r>
-      <w:smartTag w:uri="urn:schemas-microsoft-com:office:smarttags" w:element="country-region">
-        <w:smartTag w:uri="urn:schemas-microsoft-com:office:smarttags" w:element="place">
+      <w:smartTag w:uri="urn:schemas-microsoft-com:office:smarttags" w:element="place">
+        <w:smartTag w:uri="urn:schemas-microsoft-com:office:smarttags" w:element="country-region">
           <w:r>
             <w:rPr>
               <w:rFonts w:ascii="Times New Roman" w:hAnsi="Times New Roman"/>
@@ -12353,8 +12355,905 @@
         <w:t>Kết nối database ổn định và hiển thị hình ảnh thục tế từ thư mục images.</w:t>
       </w:r>
     </w:p>
+    <w:p>
+      <w:pPr>
+        <w:jc w:val="both"/>
+        <w:rPr>
+          <w:rFonts w:ascii="Times New Roman" w:eastAsia="Bold" w:hAnsi="Times New Roman" w:cs="Times New Roman"/>
+          <w:b/>
+          <w:sz w:val="26"/>
+          <w:szCs w:val="26"/>
+          <w:lang w:val="vi-VN"/>
+        </w:rPr>
+      </w:pPr>
+      <w:r>
+        <w:rPr>
+          <w:rFonts w:ascii="Times New Roman" w:eastAsia="Bold" w:hAnsi="Times New Roman" w:cs="Times New Roman"/>
+          <w:b/>
+          <w:sz w:val="26"/>
+          <w:szCs w:val="26"/>
+          <w:lang w:val="vi-VN"/>
+        </w:rPr>
+        <w:lastRenderedPageBreak/>
+        <w:t>3.2 Sơ đồ Use Case Diagram và bảng đặc tả</w:t>
+      </w:r>
+    </w:p>
+    <w:p>
+      <w:pPr>
+        <w:jc w:val="both"/>
+        <w:rPr>
+          <w:rFonts w:ascii="Times New Roman" w:eastAsia="Bold" w:hAnsi="Times New Roman" w:cs="Times New Roman"/>
+          <w:bCs/>
+          <w:sz w:val="26"/>
+          <w:szCs w:val="26"/>
+          <w:lang w:val="vi-VN"/>
+        </w:rPr>
+      </w:pPr>
+      <w:r>
+        <w:rPr>
+          <w:rFonts w:ascii="Times New Roman" w:eastAsia="Bold" w:hAnsi="Times New Roman" w:cs="Times New Roman"/>
+          <w:bCs/>
+          <w:noProof/>
+          <w:sz w:val="26"/>
+          <w:szCs w:val="26"/>
+          <w:lang w:val="vi-VN"/>
+          <w14:ligatures w14:val="standardContextual"/>
+        </w:rPr>
+        <w:drawing>
+          <wp:anchor distT="0" distB="0" distL="114300" distR="114300" simplePos="0" relativeHeight="251668480" behindDoc="1" locked="0" layoutInCell="1" allowOverlap="1" wp14:anchorId="6947BEC1" wp14:editId="75FF672D">
+            <wp:simplePos x="0" y="0"/>
+            <wp:positionH relativeFrom="column">
+              <wp:posOffset>-1</wp:posOffset>
+            </wp:positionH>
+            <wp:positionV relativeFrom="paragraph">
+              <wp:posOffset>154940</wp:posOffset>
+            </wp:positionV>
+            <wp:extent cx="6048375" cy="4962525"/>
+            <wp:effectExtent l="0" t="0" r="9525" b="9525"/>
+            <wp:wrapNone/>
+            <wp:docPr id="1113985913" name="Picture 5"/>
+            <wp:cNvGraphicFramePr>
+              <a:graphicFrameLocks xmlns:a="http://schemas.openxmlformats.org/drawingml/2006/main" noChangeAspect="1"/>
+            </wp:cNvGraphicFramePr>
+            <a:graphic xmlns:a="http://schemas.openxmlformats.org/drawingml/2006/main">
+              <a:graphicData uri="http://schemas.openxmlformats.org/drawingml/2006/picture">
+                <pic:pic xmlns:pic="http://schemas.openxmlformats.org/drawingml/2006/picture">
+                  <pic:nvPicPr>
+                    <pic:cNvPr id="1113985913" name="Picture 1113985913"/>
+                    <pic:cNvPicPr/>
+                  </pic:nvPicPr>
+                  <pic:blipFill>
+                    <a:blip r:embed="rId12">
+                      <a:extLst>
+                        <a:ext uri="{28A0092B-C50C-407E-A947-70E740481C1C}">
+                          <a14:useLocalDpi xmlns:a14="http://schemas.microsoft.com/office/drawing/2010/main" val="0"/>
+                        </a:ext>
+                      </a:extLst>
+                    </a:blip>
+                    <a:stretch>
+                      <a:fillRect/>
+                    </a:stretch>
+                  </pic:blipFill>
+                  <pic:spPr>
+                    <a:xfrm>
+                      <a:off x="0" y="0"/>
+                      <a:ext cx="6048375" cy="4962525"/>
+                    </a:xfrm>
+                    <a:prstGeom prst="rect">
+                      <a:avLst/>
+                    </a:prstGeom>
+                  </pic:spPr>
+                </pic:pic>
+              </a:graphicData>
+            </a:graphic>
+            <wp14:sizeRelH relativeFrom="margin">
+              <wp14:pctWidth>0</wp14:pctWidth>
+            </wp14:sizeRelH>
+          </wp:anchor>
+        </w:drawing>
+      </w:r>
+    </w:p>
+    <w:p>
+      <w:pPr>
+        <w:jc w:val="both"/>
+        <w:rPr>
+          <w:rFonts w:ascii="Times New Roman" w:eastAsia="Bold" w:hAnsi="Times New Roman" w:cs="Times New Roman"/>
+          <w:bCs/>
+          <w:sz w:val="26"/>
+          <w:szCs w:val="26"/>
+          <w:lang w:val="vi-VN"/>
+        </w:rPr>
+      </w:pPr>
+    </w:p>
+    <w:p>
+      <w:pPr>
+        <w:rPr>
+          <w:rFonts w:ascii="Times New Roman" w:eastAsia="Bold" w:hAnsi="Times New Roman" w:cs="Times New Roman"/>
+          <w:sz w:val="26"/>
+          <w:szCs w:val="26"/>
+          <w:lang w:val="vi-VN"/>
+        </w:rPr>
+      </w:pPr>
+    </w:p>
+    <w:p>
+      <w:pPr>
+        <w:rPr>
+          <w:rFonts w:ascii="Times New Roman" w:eastAsia="Bold" w:hAnsi="Times New Roman" w:cs="Times New Roman"/>
+          <w:sz w:val="26"/>
+          <w:szCs w:val="26"/>
+          <w:lang w:val="vi-VN"/>
+        </w:rPr>
+      </w:pPr>
+    </w:p>
+    <w:p>
+      <w:pPr>
+        <w:rPr>
+          <w:rFonts w:ascii="Times New Roman" w:eastAsia="Bold" w:hAnsi="Times New Roman" w:cs="Times New Roman"/>
+          <w:sz w:val="26"/>
+          <w:szCs w:val="26"/>
+          <w:lang w:val="vi-VN"/>
+        </w:rPr>
+      </w:pPr>
+    </w:p>
+    <w:p>
+      <w:pPr>
+        <w:rPr>
+          <w:rFonts w:ascii="Times New Roman" w:eastAsia="Bold" w:hAnsi="Times New Roman" w:cs="Times New Roman"/>
+          <w:sz w:val="26"/>
+          <w:szCs w:val="26"/>
+          <w:lang w:val="vi-VN"/>
+        </w:rPr>
+      </w:pPr>
+    </w:p>
+    <w:p>
+      <w:pPr>
+        <w:rPr>
+          <w:rFonts w:ascii="Times New Roman" w:eastAsia="Bold" w:hAnsi="Times New Roman" w:cs="Times New Roman"/>
+          <w:sz w:val="26"/>
+          <w:szCs w:val="26"/>
+          <w:lang w:val="vi-VN"/>
+        </w:rPr>
+      </w:pPr>
+    </w:p>
+    <w:p>
+      <w:pPr>
+        <w:rPr>
+          <w:rFonts w:ascii="Times New Roman" w:eastAsia="Bold" w:hAnsi="Times New Roman" w:cs="Times New Roman"/>
+          <w:sz w:val="26"/>
+          <w:szCs w:val="26"/>
+          <w:lang w:val="vi-VN"/>
+        </w:rPr>
+      </w:pPr>
+    </w:p>
+    <w:p>
+      <w:pPr>
+        <w:rPr>
+          <w:rFonts w:ascii="Times New Roman" w:eastAsia="Bold" w:hAnsi="Times New Roman" w:cs="Times New Roman"/>
+          <w:sz w:val="26"/>
+          <w:szCs w:val="26"/>
+          <w:lang w:val="vi-VN"/>
+        </w:rPr>
+      </w:pPr>
+    </w:p>
+    <w:p>
+      <w:pPr>
+        <w:rPr>
+          <w:rFonts w:ascii="Times New Roman" w:eastAsia="Bold" w:hAnsi="Times New Roman" w:cs="Times New Roman"/>
+          <w:sz w:val="26"/>
+          <w:szCs w:val="26"/>
+          <w:lang w:val="vi-VN"/>
+        </w:rPr>
+      </w:pPr>
+    </w:p>
+    <w:p>
+      <w:pPr>
+        <w:rPr>
+          <w:rFonts w:ascii="Times New Roman" w:eastAsia="Bold" w:hAnsi="Times New Roman" w:cs="Times New Roman"/>
+          <w:sz w:val="26"/>
+          <w:szCs w:val="26"/>
+          <w:lang w:val="vi-VN"/>
+        </w:rPr>
+      </w:pPr>
+    </w:p>
+    <w:p>
+      <w:pPr>
+        <w:rPr>
+          <w:rFonts w:ascii="Times New Roman" w:eastAsia="Bold" w:hAnsi="Times New Roman" w:cs="Times New Roman"/>
+          <w:sz w:val="26"/>
+          <w:szCs w:val="26"/>
+          <w:lang w:val="vi-VN"/>
+        </w:rPr>
+      </w:pPr>
+    </w:p>
+    <w:p>
+      <w:pPr>
+        <w:rPr>
+          <w:rFonts w:ascii="Times New Roman" w:eastAsia="Bold" w:hAnsi="Times New Roman" w:cs="Times New Roman"/>
+          <w:sz w:val="26"/>
+          <w:szCs w:val="26"/>
+          <w:lang w:val="vi-VN"/>
+        </w:rPr>
+      </w:pPr>
+    </w:p>
+    <w:p>
+      <w:pPr>
+        <w:rPr>
+          <w:rFonts w:ascii="Times New Roman" w:eastAsia="Bold" w:hAnsi="Times New Roman" w:cs="Times New Roman"/>
+          <w:sz w:val="26"/>
+          <w:szCs w:val="26"/>
+          <w:lang w:val="vi-VN"/>
+        </w:rPr>
+      </w:pPr>
+    </w:p>
+    <w:p>
+      <w:pPr>
+        <w:rPr>
+          <w:rFonts w:ascii="Times New Roman" w:eastAsia="Bold" w:hAnsi="Times New Roman" w:cs="Times New Roman"/>
+          <w:sz w:val="26"/>
+          <w:szCs w:val="26"/>
+          <w:lang w:val="vi-VN"/>
+        </w:rPr>
+      </w:pPr>
+    </w:p>
+    <w:p>
+      <w:pPr>
+        <w:rPr>
+          <w:rFonts w:ascii="Times New Roman" w:eastAsia="Bold" w:hAnsi="Times New Roman" w:cs="Times New Roman"/>
+          <w:sz w:val="26"/>
+          <w:szCs w:val="26"/>
+          <w:lang w:val="vi-VN"/>
+        </w:rPr>
+      </w:pPr>
+    </w:p>
+    <w:p>
+      <w:pPr>
+        <w:rPr>
+          <w:rFonts w:ascii="Times New Roman" w:eastAsia="Bold" w:hAnsi="Times New Roman" w:cs="Times New Roman"/>
+          <w:bCs/>
+          <w:sz w:val="26"/>
+          <w:szCs w:val="26"/>
+          <w:lang w:val="vi-VN"/>
+        </w:rPr>
+      </w:pPr>
+    </w:p>
+    <w:p>
+      <w:pPr>
+        <w:jc w:val="center"/>
+        <w:rPr>
+          <w:rFonts w:ascii="Times New Roman" w:eastAsia="Bold" w:hAnsi="Times New Roman" w:cs="Times New Roman"/>
+          <w:b/>
+          <w:bCs/>
+          <w:sz w:val="26"/>
+          <w:szCs w:val="26"/>
+          <w:lang w:val="vi-VN"/>
+        </w:rPr>
+      </w:pPr>
+      <w:r>
+        <w:rPr>
+          <w:rFonts w:ascii="Times New Roman" w:eastAsia="Bold" w:hAnsi="Times New Roman" w:cs="Times New Roman"/>
+          <w:b/>
+          <w:bCs/>
+          <w:sz w:val="26"/>
+          <w:szCs w:val="26"/>
+          <w:lang w:val="vi-VN"/>
+        </w:rPr>
+        <w:t>Hình 3.1: Hệ thống giỏ hàng</w:t>
+      </w:r>
+    </w:p>
+    <w:p>
+      <w:pPr>
+        <w:rPr>
+          <w:rFonts w:ascii="Times New Roman" w:eastAsia="Bold" w:hAnsi="Times New Roman" w:cs="Times New Roman"/>
+          <w:b/>
+          <w:bCs/>
+          <w:i/>
+          <w:iCs/>
+          <w:sz w:val="26"/>
+          <w:szCs w:val="26"/>
+          <w:lang w:val="vi-VN"/>
+        </w:rPr>
+      </w:pPr>
+      <w:r>
+        <w:rPr>
+          <w:rFonts w:ascii="Times New Roman" w:eastAsia="Bold" w:hAnsi="Times New Roman" w:cs="Times New Roman"/>
+          <w:b/>
+          <w:bCs/>
+          <w:i/>
+          <w:iCs/>
+          <w:sz w:val="26"/>
+          <w:szCs w:val="26"/>
+          <w:lang w:val="vi-VN"/>
+        </w:rPr>
+        <w:t>3.2.1 Bảng đặc tả</w:t>
+      </w:r>
+    </w:p>
+    <w:p>
+      <w:pPr>
+        <w:rPr>
+          <w:rFonts w:ascii="Times New Roman" w:eastAsia="Bold" w:hAnsi="Times New Roman" w:cs="Times New Roman"/>
+          <w:sz w:val="26"/>
+          <w:szCs w:val="26"/>
+          <w:lang w:val="vi-VN"/>
+        </w:rPr>
+      </w:pPr>
+      <w:r>
+        <w:rPr>
+          <w:rFonts w:ascii="Times New Roman" w:eastAsia="Bold" w:hAnsi="Times New Roman" w:cs="Times New Roman"/>
+          <w:sz w:val="26"/>
+          <w:szCs w:val="26"/>
+          <w:lang w:val="vi-VN"/>
+        </w:rPr>
+        <w:br w:type="page"/>
+      </w:r>
+    </w:p>
+    <w:tbl>
+      <w:tblPr>
+        <w:tblStyle w:val="TableGrid"/>
+        <w:tblW w:w="0" w:type="auto"/>
+        <w:tblLook w:val="04A0" w:firstRow="1" w:lastRow="0" w:firstColumn="1" w:lastColumn="0" w:noHBand="0" w:noVBand="1"/>
+      </w:tblPr>
+      <w:tblGrid>
+        <w:gridCol w:w="4675"/>
+        <w:gridCol w:w="4675"/>
+      </w:tblGrid>
+      <w:tr>
+        <w:tc>
+          <w:tcPr>
+            <w:tcW w:w="4675" w:type="dxa"/>
+          </w:tcPr>
+          <w:p>
+            <w:pPr>
+              <w:jc w:val="center"/>
+              <w:rPr>
+                <w:rFonts w:ascii="Times New Roman" w:eastAsia="Bold" w:hAnsi="Times New Roman" w:cs="Times New Roman"/>
+                <w:b/>
+                <w:bCs/>
+                <w:sz w:val="26"/>
+                <w:szCs w:val="26"/>
+                <w:lang w:val="vi-VN"/>
+              </w:rPr>
+            </w:pPr>
+            <w:r>
+              <w:rPr>
+                <w:rFonts w:ascii="Times New Roman" w:eastAsia="Bold" w:hAnsi="Times New Roman" w:cs="Times New Roman"/>
+                <w:b/>
+                <w:bCs/>
+                <w:sz w:val="26"/>
+                <w:szCs w:val="26"/>
+                <w:lang w:val="vi-VN"/>
+              </w:rPr>
+              <w:lastRenderedPageBreak/>
+              <w:t>Thành phần đặc tả</w:t>
+            </w:r>
+          </w:p>
+        </w:tc>
+        <w:tc>
+          <w:tcPr>
+            <w:tcW w:w="4675" w:type="dxa"/>
+          </w:tcPr>
+          <w:p>
+            <w:pPr>
+              <w:jc w:val="center"/>
+              <w:rPr>
+                <w:rFonts w:ascii="Times New Roman" w:eastAsia="Bold" w:hAnsi="Times New Roman" w:cs="Times New Roman"/>
+                <w:b/>
+                <w:bCs/>
+                <w:sz w:val="26"/>
+                <w:szCs w:val="26"/>
+                <w:lang w:val="vi-VN"/>
+              </w:rPr>
+            </w:pPr>
+            <w:r>
+              <w:rPr>
+                <w:rFonts w:ascii="Times New Roman" w:eastAsia="Bold" w:hAnsi="Times New Roman" w:cs="Times New Roman"/>
+                <w:b/>
+                <w:bCs/>
+                <w:sz w:val="26"/>
+                <w:szCs w:val="26"/>
+                <w:lang w:val="vi-VN"/>
+              </w:rPr>
+              <w:t>Nội dung mô tả chi tiết hệ thống</w:t>
+            </w:r>
+          </w:p>
+        </w:tc>
+      </w:tr>
+      <w:tr>
+        <w:tc>
+          <w:tcPr>
+            <w:tcW w:w="4675" w:type="dxa"/>
+          </w:tcPr>
+          <w:p>
+            <w:pPr>
+              <w:rPr>
+                <w:rFonts w:ascii="Times New Roman" w:eastAsia="Bold" w:hAnsi="Times New Roman" w:cs="Times New Roman"/>
+                <w:sz w:val="26"/>
+                <w:szCs w:val="26"/>
+                <w:lang w:val="vi-VN"/>
+              </w:rPr>
+            </w:pPr>
+            <w:r>
+              <w:rPr>
+                <w:rFonts w:ascii="Times New Roman" w:eastAsia="Bold" w:hAnsi="Times New Roman" w:cs="Times New Roman"/>
+                <w:sz w:val="26"/>
+                <w:szCs w:val="26"/>
+                <w:lang w:val="vi-VN"/>
+              </w:rPr>
+              <w:t>Tên ca sử dụng</w:t>
+            </w:r>
+          </w:p>
+        </w:tc>
+        <w:tc>
+          <w:tcPr>
+            <w:tcW w:w="4675" w:type="dxa"/>
+          </w:tcPr>
+          <w:p>
+            <w:pPr>
+              <w:rPr>
+                <w:rFonts w:ascii="Times New Roman" w:eastAsia="Bold" w:hAnsi="Times New Roman" w:cs="Times New Roman"/>
+                <w:sz w:val="26"/>
+                <w:szCs w:val="26"/>
+                <w:lang w:val="vi-VN"/>
+              </w:rPr>
+            </w:pPr>
+            <w:r>
+              <w:rPr>
+                <w:rFonts w:ascii="Times New Roman" w:eastAsia="Bold" w:hAnsi="Times New Roman" w:cs="Times New Roman"/>
+                <w:sz w:val="26"/>
+                <w:szCs w:val="26"/>
+                <w:lang w:val="vi-VN"/>
+              </w:rPr>
+              <w:t>Quản lý giỏ hàng</w:t>
+            </w:r>
+          </w:p>
+        </w:tc>
+      </w:tr>
+      <w:tr>
+        <w:tc>
+          <w:tcPr>
+            <w:tcW w:w="4675" w:type="dxa"/>
+          </w:tcPr>
+          <w:p>
+            <w:pPr>
+              <w:rPr>
+                <w:rFonts w:ascii="Times New Roman" w:eastAsia="Bold" w:hAnsi="Times New Roman" w:cs="Times New Roman"/>
+                <w:sz w:val="26"/>
+                <w:szCs w:val="26"/>
+                <w:lang w:val="vi-VN"/>
+              </w:rPr>
+            </w:pPr>
+            <w:r>
+              <w:rPr>
+                <w:rFonts w:ascii="Times New Roman" w:eastAsia="Bold" w:hAnsi="Times New Roman" w:cs="Times New Roman"/>
+                <w:sz w:val="26"/>
+                <w:szCs w:val="26"/>
+                <w:lang w:val="vi-VN"/>
+              </w:rPr>
+              <w:t>Tác nhân</w:t>
+            </w:r>
+          </w:p>
+        </w:tc>
+        <w:tc>
+          <w:tcPr>
+            <w:tcW w:w="4675" w:type="dxa"/>
+          </w:tcPr>
+          <w:p>
+            <w:pPr>
+              <w:rPr>
+                <w:rFonts w:ascii="Times New Roman" w:eastAsia="Bold" w:hAnsi="Times New Roman" w:cs="Times New Roman"/>
+                <w:sz w:val="26"/>
+                <w:szCs w:val="26"/>
+                <w:lang w:val="vi-VN"/>
+              </w:rPr>
+            </w:pPr>
+            <w:r>
+              <w:rPr>
+                <w:rFonts w:ascii="Times New Roman" w:eastAsia="Bold" w:hAnsi="Times New Roman" w:cs="Times New Roman"/>
+                <w:sz w:val="26"/>
+                <w:szCs w:val="26"/>
+                <w:lang w:val="vi-VN"/>
+              </w:rPr>
+              <w:t>Khách hàng</w:t>
+            </w:r>
+          </w:p>
+        </w:tc>
+      </w:tr>
+      <w:tr>
+        <w:tc>
+          <w:tcPr>
+            <w:tcW w:w="4675" w:type="dxa"/>
+          </w:tcPr>
+          <w:p>
+            <w:pPr>
+              <w:rPr>
+                <w:rFonts w:ascii="Times New Roman" w:eastAsia="Bold" w:hAnsi="Times New Roman" w:cs="Times New Roman"/>
+                <w:sz w:val="26"/>
+                <w:szCs w:val="26"/>
+                <w:lang w:val="vi-VN"/>
+              </w:rPr>
+            </w:pPr>
+            <w:r>
+              <w:rPr>
+                <w:rFonts w:ascii="Times New Roman" w:eastAsia="Bold" w:hAnsi="Times New Roman" w:cs="Times New Roman"/>
+                <w:sz w:val="26"/>
+                <w:szCs w:val="26"/>
+                <w:lang w:val="vi-VN"/>
+              </w:rPr>
+              <w:t>Mô tả ngắn</w:t>
+            </w:r>
+          </w:p>
+        </w:tc>
+        <w:tc>
+          <w:tcPr>
+            <w:tcW w:w="4675" w:type="dxa"/>
+          </w:tcPr>
+          <w:p>
+            <w:pPr>
+              <w:rPr>
+                <w:rFonts w:ascii="Times New Roman" w:eastAsia="Bold" w:hAnsi="Times New Roman" w:cs="Times New Roman"/>
+                <w:sz w:val="26"/>
+                <w:szCs w:val="26"/>
+                <w:lang w:val="vi-VN"/>
+              </w:rPr>
+            </w:pPr>
+            <w:r>
+              <w:rPr>
+                <w:rFonts w:ascii="Times New Roman" w:eastAsia="Bold" w:hAnsi="Times New Roman" w:cs="Times New Roman"/>
+                <w:sz w:val="26"/>
+                <w:szCs w:val="26"/>
+                <w:lang w:val="vi-VN"/>
+              </w:rPr>
+              <w:t>Mô tả cách hệ thống tiếp nhận hành động thêm, bớt, hoặc xóa sản phẩm lưu trữ trong mảng Session từ giao diện người dùng.</w:t>
+            </w:r>
+          </w:p>
+        </w:tc>
+      </w:tr>
+      <w:tr>
+        <w:tc>
+          <w:tcPr>
+            <w:tcW w:w="4675" w:type="dxa"/>
+          </w:tcPr>
+          <w:p>
+            <w:pPr>
+              <w:rPr>
+                <w:rFonts w:ascii="Times New Roman" w:eastAsia="Bold" w:hAnsi="Times New Roman" w:cs="Times New Roman"/>
+                <w:sz w:val="26"/>
+                <w:szCs w:val="26"/>
+                <w:lang w:val="vi-VN"/>
+              </w:rPr>
+            </w:pPr>
+            <w:r>
+              <w:rPr>
+                <w:rFonts w:ascii="Times New Roman" w:eastAsia="Bold" w:hAnsi="Times New Roman" w:cs="Times New Roman"/>
+                <w:sz w:val="26"/>
+                <w:szCs w:val="26"/>
+                <w:lang w:val="vi-VN"/>
+              </w:rPr>
+              <w:t xml:space="preserve">Điều kiện tiên quyết </w:t>
+            </w:r>
+          </w:p>
+        </w:tc>
+        <w:tc>
+          <w:tcPr>
+            <w:tcW w:w="4675" w:type="dxa"/>
+          </w:tcPr>
+          <w:p>
+            <w:pPr>
+              <w:rPr>
+                <w:rFonts w:ascii="Times New Roman" w:eastAsia="Bold" w:hAnsi="Times New Roman" w:cs="Times New Roman"/>
+                <w:sz w:val="26"/>
+                <w:szCs w:val="26"/>
+                <w:lang w:val="vi-VN"/>
+              </w:rPr>
+            </w:pPr>
+            <w:r>
+              <w:rPr>
+                <w:rFonts w:ascii="Times New Roman" w:eastAsia="Bold" w:hAnsi="Times New Roman" w:cs="Times New Roman"/>
+                <w:sz w:val="26"/>
+                <w:szCs w:val="26"/>
+                <w:lang w:val="vi-VN"/>
+              </w:rPr>
+              <w:t>Khách hàng truy cập vào hệ thống website và mảng hệ thống $_SESSION[‘cart’] sẳn sàng hoạt động.</w:t>
+            </w:r>
+          </w:p>
+          <w:p>
+            <w:pPr>
+              <w:rPr>
+                <w:rFonts w:ascii="Times New Roman" w:eastAsia="Bold" w:hAnsi="Times New Roman" w:cs="Times New Roman"/>
+                <w:sz w:val="26"/>
+                <w:szCs w:val="26"/>
+                <w:lang w:val="vi-VN"/>
+              </w:rPr>
+            </w:pPr>
+          </w:p>
+        </w:tc>
+      </w:tr>
+      <w:tr>
+        <w:tc>
+          <w:tcPr>
+            <w:tcW w:w="4675" w:type="dxa"/>
+          </w:tcPr>
+          <w:p>
+            <w:pPr>
+              <w:rPr>
+                <w:rFonts w:ascii="Times New Roman" w:eastAsia="Bold" w:hAnsi="Times New Roman" w:cs="Times New Roman"/>
+                <w:sz w:val="26"/>
+                <w:szCs w:val="26"/>
+                <w:lang w:val="vi-VN"/>
+              </w:rPr>
+            </w:pPr>
+            <w:r>
+              <w:rPr>
+                <w:rFonts w:ascii="Times New Roman" w:eastAsia="Bold" w:hAnsi="Times New Roman" w:cs="Times New Roman"/>
+                <w:sz w:val="26"/>
+                <w:szCs w:val="26"/>
+                <w:lang w:val="vi-VN"/>
+              </w:rPr>
+              <w:t>Luồng sự kiện chính</w:t>
+            </w:r>
+          </w:p>
+        </w:tc>
+        <w:tc>
+          <w:tcPr>
+            <w:tcW w:w="4675" w:type="dxa"/>
+          </w:tcPr>
+          <w:p>
+            <w:pPr>
+              <w:pStyle w:val="ListParagraph"/>
+              <w:numPr>
+                <w:ilvl w:val="0"/>
+                <w:numId w:val="6"/>
+              </w:numPr>
+              <w:rPr>
+                <w:rFonts w:ascii="Times New Roman" w:eastAsia="Bold" w:hAnsi="Times New Roman" w:cs="Times New Roman"/>
+                <w:sz w:val="26"/>
+                <w:szCs w:val="26"/>
+                <w:lang w:val="vi-VN"/>
+              </w:rPr>
+            </w:pPr>
+            <w:r>
+              <w:rPr>
+                <w:rFonts w:ascii="Times New Roman" w:eastAsia="Bold" w:hAnsi="Times New Roman" w:cs="Times New Roman"/>
+                <w:sz w:val="26"/>
+                <w:szCs w:val="26"/>
+                <w:lang w:val="vi-VN"/>
+              </w:rPr>
+              <w:t>Khách hàng bấm “Thêm vào giỏ hàng ” tại trang chủ (index.php).</w:t>
+            </w:r>
+          </w:p>
+          <w:p>
+            <w:pPr>
+              <w:pStyle w:val="ListParagraph"/>
+              <w:numPr>
+                <w:ilvl w:val="0"/>
+                <w:numId w:val="6"/>
+              </w:numPr>
+              <w:rPr>
+                <w:rFonts w:ascii="Times New Roman" w:eastAsia="Bold" w:hAnsi="Times New Roman" w:cs="Times New Roman"/>
+                <w:sz w:val="26"/>
+                <w:szCs w:val="26"/>
+                <w:lang w:val="vi-VN"/>
+              </w:rPr>
+            </w:pPr>
+            <w:r>
+              <w:rPr>
+                <w:rFonts w:ascii="Times New Roman" w:eastAsia="Bold" w:hAnsi="Times New Roman" w:cs="Times New Roman"/>
+                <w:sz w:val="26"/>
+                <w:szCs w:val="26"/>
+                <w:lang w:val="vi-VN"/>
+              </w:rPr>
+              <w:t>Hệ thống chuyển ID sản phẩm qua đường dẫn URL sang file xử lý ngầm (add_to_cart.php).</w:t>
+            </w:r>
+          </w:p>
+          <w:p>
+            <w:pPr>
+              <w:pStyle w:val="ListParagraph"/>
+              <w:numPr>
+                <w:ilvl w:val="0"/>
+                <w:numId w:val="6"/>
+              </w:numPr>
+              <w:rPr>
+                <w:rFonts w:ascii="Times New Roman" w:eastAsia="Bold" w:hAnsi="Times New Roman" w:cs="Times New Roman"/>
+                <w:sz w:val="26"/>
+                <w:szCs w:val="26"/>
+                <w:lang w:val="vi-VN"/>
+              </w:rPr>
+            </w:pPr>
+            <w:r>
+              <w:rPr>
+                <w:rFonts w:ascii="Times New Roman" w:eastAsia="Bold" w:hAnsi="Times New Roman" w:cs="Times New Roman"/>
+                <w:sz w:val="26"/>
+                <w:szCs w:val="26"/>
+                <w:lang w:val="vi-VN"/>
+              </w:rPr>
+              <w:t xml:space="preserve">Bộ nhớ Session lưu lại thông tin và tự động điều hướng sang trang hiển </w:t>
+            </w:r>
+            <w:r>
+              <w:rPr>
+                <w:rFonts w:ascii="Times New Roman" w:eastAsia="Bold" w:hAnsi="Times New Roman" w:cs="Times New Roman"/>
+                <w:sz w:val="26"/>
+                <w:szCs w:val="26"/>
+                <w:lang w:val="vi-VN"/>
+              </w:rPr>
+              <w:t>thị (cart.php).</w:t>
+            </w:r>
+          </w:p>
+          <w:p>
+            <w:pPr>
+              <w:pStyle w:val="ListParagraph"/>
+              <w:numPr>
+                <w:ilvl w:val="0"/>
+                <w:numId w:val="6"/>
+              </w:numPr>
+              <w:rPr>
+                <w:rFonts w:ascii="Times New Roman" w:eastAsia="Bold" w:hAnsi="Times New Roman" w:cs="Times New Roman"/>
+                <w:sz w:val="26"/>
+                <w:szCs w:val="26"/>
+                <w:lang w:val="vi-VN"/>
+              </w:rPr>
+            </w:pPr>
+            <w:r>
+              <w:rPr>
+                <w:rFonts w:ascii="Times New Roman" w:eastAsia="Bold" w:hAnsi="Times New Roman" w:cs="Times New Roman"/>
+                <w:sz w:val="26"/>
+                <w:szCs w:val="26"/>
+                <w:lang w:val="vi-VN"/>
+              </w:rPr>
+              <w:t>Hệ thống tính toán lại Thành tiền, Tổng tiền và hiển thị bảng dữ liệu ra màn hình</w:t>
+            </w:r>
+          </w:p>
+        </w:tc>
+      </w:tr>
+      <w:tr>
+        <w:tc>
+          <w:tcPr>
+            <w:tcW w:w="4675" w:type="dxa"/>
+          </w:tcPr>
+          <w:p>
+            <w:pPr>
+              <w:rPr>
+                <w:rFonts w:ascii="Times New Roman" w:eastAsia="Bold" w:hAnsi="Times New Roman" w:cs="Times New Roman"/>
+                <w:sz w:val="26"/>
+                <w:szCs w:val="26"/>
+                <w:lang w:val="vi-VN"/>
+              </w:rPr>
+            </w:pPr>
+            <w:r>
+              <w:rPr>
+                <w:rFonts w:ascii="Times New Roman" w:eastAsia="Bold" w:hAnsi="Times New Roman" w:cs="Times New Roman"/>
+                <w:sz w:val="26"/>
+                <w:szCs w:val="26"/>
+                <w:lang w:val="vi-VN"/>
+              </w:rPr>
+              <w:t>Luồng sự kiện thay thế</w:t>
+            </w:r>
+          </w:p>
+        </w:tc>
+        <w:tc>
+          <w:tcPr>
+            <w:tcW w:w="4675" w:type="dxa"/>
+          </w:tcPr>
+          <w:p>
+            <w:pPr>
+              <w:rPr>
+                <w:rFonts w:ascii="Times New Roman" w:eastAsia="Bold" w:hAnsi="Times New Roman" w:cs="Times New Roman"/>
+                <w:sz w:val="26"/>
+                <w:szCs w:val="26"/>
+                <w:lang w:val="vi-VN"/>
+              </w:rPr>
+            </w:pPr>
+            <w:r>
+              <w:rPr>
+                <w:rFonts w:ascii="Times New Roman" w:eastAsia="Bold" w:hAnsi="Times New Roman" w:cs="Times New Roman"/>
+                <w:sz w:val="26"/>
+                <w:szCs w:val="26"/>
+                <w:lang w:val="vi-VN"/>
+              </w:rPr>
+              <w:t>Trường hợp sản phẩm đã tồn tại: Hệ thống tự động cộng dồn số lượng của ID đó lên một đơn vị.</w:t>
+            </w:r>
+          </w:p>
+          <w:p>
+            <w:pPr>
+              <w:rPr>
+                <w:rFonts w:ascii="Times New Roman" w:eastAsia="Bold" w:hAnsi="Times New Roman" w:cs="Times New Roman"/>
+                <w:sz w:val="26"/>
+                <w:szCs w:val="26"/>
+                <w:lang w:val="vi-VN"/>
+              </w:rPr>
+            </w:pPr>
+            <w:r>
+              <w:rPr>
+                <w:rFonts w:ascii="Times New Roman" w:eastAsia="Bold" w:hAnsi="Times New Roman" w:cs="Times New Roman"/>
+                <w:sz w:val="26"/>
+                <w:szCs w:val="26"/>
+                <w:lang w:val="vi-VN"/>
+              </w:rPr>
+              <w:t>Trường hợp bấm nút giảm: Truyền tham số action_decrease sang update_cart.php để trừ số lượng đi một. Nếu số lượng bằng không, hệ thống tự động giải phóng(unset) sản phẩm khỏi giỏ.</w:t>
+            </w:r>
+          </w:p>
+          <w:p>
+            <w:pPr>
+              <w:rPr>
+                <w:rFonts w:ascii="Times New Roman" w:eastAsia="Bold" w:hAnsi="Times New Roman" w:cs="Times New Roman"/>
+                <w:sz w:val="26"/>
+                <w:szCs w:val="26"/>
+                <w:lang w:val="vi-VN"/>
+              </w:rPr>
+            </w:pPr>
+            <w:r>
+              <w:rPr>
+                <w:rFonts w:ascii="Times New Roman" w:eastAsia="Bold" w:hAnsi="Times New Roman" w:cs="Times New Roman"/>
+                <w:sz w:val="26"/>
+                <w:szCs w:val="26"/>
+                <w:lang w:val="vi-VN"/>
+              </w:rPr>
+              <w:t>Trường hợp bấm nút xóa: Truyền tham số action=delete sang update_cart.php, hệ thống thực hiện xóa hẳn phần tử mảng của ID đó ngay lập tức.</w:t>
+            </w:r>
+          </w:p>
+        </w:tc>
+      </w:tr>
+      <w:tr>
+        <w:tc>
+          <w:tcPr>
+            <w:tcW w:w="4675" w:type="dxa"/>
+          </w:tcPr>
+          <w:p>
+            <w:pPr>
+              <w:rPr>
+                <w:rFonts w:ascii="Times New Roman" w:eastAsia="Bold" w:hAnsi="Times New Roman" w:cs="Times New Roman"/>
+                <w:sz w:val="26"/>
+                <w:szCs w:val="26"/>
+                <w:lang w:val="vi-VN"/>
+              </w:rPr>
+            </w:pPr>
+            <w:r>
+              <w:rPr>
+                <w:rFonts w:ascii="Times New Roman" w:eastAsia="Bold" w:hAnsi="Times New Roman" w:cs="Times New Roman"/>
+                <w:sz w:val="26"/>
+                <w:szCs w:val="26"/>
+                <w:lang w:val="vi-VN"/>
+              </w:rPr>
+              <w:t>Điều kiện sau khi thực hiện</w:t>
+            </w:r>
+          </w:p>
+        </w:tc>
+        <w:tc>
+          <w:tcPr>
+            <w:tcW w:w="4675" w:type="dxa"/>
+          </w:tcPr>
+          <w:p>
+            <w:pPr>
+              <w:rPr>
+                <w:rFonts w:ascii="Times New Roman" w:eastAsia="Bold" w:hAnsi="Times New Roman" w:cs="Times New Roman"/>
+                <w:sz w:val="26"/>
+                <w:szCs w:val="26"/>
+                <w:lang w:val="vi-VN"/>
+              </w:rPr>
+            </w:pPr>
+            <w:r>
+              <w:rPr>
+                <w:rFonts w:ascii="Times New Roman" w:eastAsia="Bold" w:hAnsi="Times New Roman" w:cs="Times New Roman"/>
+                <w:sz w:val="26"/>
+                <w:szCs w:val="26"/>
+                <w:lang w:val="vi-VN"/>
+              </w:rPr>
+              <w:t>Mảng dữ liệu giỏ hàng thay đổi chính xác, giao diện hiển thị đồng bộ số lượng và tổng chi phi phí mới nhất.</w:t>
+            </w:r>
+          </w:p>
+        </w:tc>
+      </w:tr>
+    </w:tbl>
+    <w:p>
+      <w:pPr>
+        <w:rPr>
+          <w:rFonts w:ascii="Times New Roman" w:eastAsia="Bold" w:hAnsi="Times New Roman" w:cs="Times New Roman"/>
+          <w:sz w:val="26"/>
+          <w:szCs w:val="26"/>
+          <w:lang w:val="vi-VN"/>
+        </w:rPr>
+      </w:pPr>
+    </w:p>
     <w:sectPr>
-      <w:footerReference w:type="default" r:id="rId12"/>
+      <w:footerReference w:type="default" r:id="rId13"/>
       <w:pgSz w:w="12240" w:h="15840"/>
       <w:pgMar w:top="1440" w:right="1440" w:bottom="1440" w:left="1440" w:header="720" w:footer="720" w:gutter="0"/>
       <w:pgNumType w:start="1"/>
@@ -12980,6 +13879,184 @@
       </w:rPr>
     </w:lvl>
   </w:abstractNum>
+  <w:abstractNum w:abstractNumId="4" w15:restartNumberingAfterBreak="0">
+    <w:nsid w:val="6D511067"/>
+    <w:multiLevelType w:val="hybridMultilevel"/>
+    <w:tmpl w:val="BB482CC4"/>
+    <w:lvl w:ilvl="0" w:tplc="EBBE9258">
+      <w:start w:val="1"/>
+      <w:numFmt w:val="decimal"/>
+      <w:lvlText w:val="%1&gt;"/>
+      <w:lvlJc w:val="left"/>
+      <w:pPr>
+        <w:ind w:left="720" w:hanging="360"/>
+      </w:pPr>
+      <w:rPr>
+        <w:rFonts w:hint="default"/>
+      </w:rPr>
+    </w:lvl>
+    <w:lvl w:ilvl="1" w:tplc="04090019" w:tentative="1">
+      <w:start w:val="1"/>
+      <w:numFmt w:val="lowerLetter"/>
+      <w:lvlText w:val="%2."/>
+      <w:lvlJc w:val="left"/>
+      <w:pPr>
+        <w:ind w:left="1440" w:hanging="360"/>
+      </w:pPr>
+    </w:lvl>
+    <w:lvl w:ilvl="2" w:tplc="0409001B" w:tentative="1">
+      <w:start w:val="1"/>
+      <w:numFmt w:val="lowerRoman"/>
+      <w:lvlText w:val="%3."/>
+      <w:lvlJc w:val="right"/>
+      <w:pPr>
+        <w:ind w:left="2160" w:hanging="180"/>
+      </w:pPr>
+    </w:lvl>
+    <w:lvl w:ilvl="3" w:tplc="0409000F" w:tentative="1">
+      <w:start w:val="1"/>
+      <w:numFmt w:val="decimal"/>
+      <w:lvlText w:val="%4."/>
+      <w:lvlJc w:val="left"/>
+      <w:pPr>
+        <w:ind w:left="2880" w:hanging="360"/>
+      </w:pPr>
+    </w:lvl>
+    <w:lvl w:ilvl="4" w:tplc="04090019" w:tentative="1">
+      <w:start w:val="1"/>
+      <w:numFmt w:val="lowerLetter"/>
+      <w:lvlText w:val="%5."/>
+      <w:lvlJc w:val="left"/>
+      <w:pPr>
+        <w:ind w:left="3600" w:hanging="360"/>
+      </w:pPr>
+    </w:lvl>
+    <w:lvl w:ilvl="5" w:tplc="0409001B" w:tentative="1">
+      <w:start w:val="1"/>
+      <w:numFmt w:val="lowerRoman"/>
+      <w:lvlText w:val="%6."/>
+      <w:lvlJc w:val="right"/>
+      <w:pPr>
+        <w:ind w:left="4320" w:hanging="180"/>
+      </w:pPr>
+    </w:lvl>
+    <w:lvl w:ilvl="6" w:tplc="0409000F" w:tentative="1">
+      <w:start w:val="1"/>
+      <w:numFmt w:val="decimal"/>
+      <w:lvlText w:val="%7."/>
+      <w:lvlJc w:val="left"/>
+      <w:pPr>
+        <w:ind w:left="5040" w:hanging="360"/>
+      </w:pPr>
+    </w:lvl>
+    <w:lvl w:ilvl="7" w:tplc="04090019" w:tentative="1">
+      <w:start w:val="1"/>
+      <w:numFmt w:val="lowerLetter"/>
+      <w:lvlText w:val="%8."/>
+      <w:lvlJc w:val="left"/>
+      <w:pPr>
+        <w:ind w:left="5760" w:hanging="360"/>
+      </w:pPr>
+    </w:lvl>
+    <w:lvl w:ilvl="8" w:tplc="0409001B" w:tentative="1">
+      <w:start w:val="1"/>
+      <w:numFmt w:val="lowerRoman"/>
+      <w:lvlText w:val="%9."/>
+      <w:lvlJc w:val="right"/>
+      <w:pPr>
+        <w:ind w:left="6480" w:hanging="180"/>
+      </w:pPr>
+    </w:lvl>
+  </w:abstractNum>
+  <w:abstractNum w:abstractNumId="5" w15:restartNumberingAfterBreak="0">
+    <w:nsid w:val="746F2292"/>
+    <w:multiLevelType w:val="hybridMultilevel"/>
+    <w:tmpl w:val="B958F254"/>
+    <w:lvl w:ilvl="0" w:tplc="0409000F">
+      <w:start w:val="1"/>
+      <w:numFmt w:val="decimal"/>
+      <w:lvlText w:val="%1."/>
+      <w:lvlJc w:val="left"/>
+      <w:pPr>
+        <w:ind w:left="720" w:hanging="360"/>
+      </w:pPr>
+      <w:rPr>
+        <w:rFonts w:hint="default"/>
+      </w:rPr>
+    </w:lvl>
+    <w:lvl w:ilvl="1" w:tplc="04090019" w:tentative="1">
+      <w:start w:val="1"/>
+      <w:numFmt w:val="lowerLetter"/>
+      <w:lvlText w:val="%2."/>
+      <w:lvlJc w:val="left"/>
+      <w:pPr>
+        <w:ind w:left="1440" w:hanging="360"/>
+      </w:pPr>
+    </w:lvl>
+    <w:lvl w:ilvl="2" w:tplc="0409001B" w:tentative="1">
+      <w:start w:val="1"/>
+      <w:numFmt w:val="lowerRoman"/>
+      <w:lvlText w:val="%3."/>
+      <w:lvlJc w:val="right"/>
+      <w:pPr>
+        <w:ind w:left="2160" w:hanging="180"/>
+      </w:pPr>
+    </w:lvl>
+    <w:lvl w:ilvl="3" w:tplc="0409000F" w:tentative="1">
+      <w:start w:val="1"/>
+      <w:numFmt w:val="decimal"/>
+      <w:lvlText w:val="%4."/>
+      <w:lvlJc w:val="left"/>
+      <w:pPr>
+        <w:ind w:left="2880" w:hanging="360"/>
+      </w:pPr>
+    </w:lvl>
+    <w:lvl w:ilvl="4" w:tplc="04090019" w:tentative="1">
+      <w:start w:val="1"/>
+      <w:numFmt w:val="lowerLetter"/>
+      <w:lvlText w:val="%5."/>
+      <w:lvlJc w:val="left"/>
+      <w:pPr>
+        <w:ind w:left="3600" w:hanging="360"/>
+      </w:pPr>
+    </w:lvl>
+    <w:lvl w:ilvl="5" w:tplc="0409001B" w:tentative="1">
+      <w:start w:val="1"/>
+      <w:numFmt w:val="lowerRoman"/>
+      <w:lvlText w:val="%6."/>
+      <w:lvlJc w:val="right"/>
+      <w:pPr>
+        <w:ind w:left="4320" w:hanging="180"/>
+      </w:pPr>
+    </w:lvl>
+    <w:lvl w:ilvl="6" w:tplc="0409000F" w:tentative="1">
+      <w:start w:val="1"/>
+      <w:numFmt w:val="decimal"/>
+      <w:lvlText w:val="%7."/>
+      <w:lvlJc w:val="left"/>
+      <w:pPr>
+        <w:ind w:left="5040" w:hanging="360"/>
+      </w:pPr>
+    </w:lvl>
+    <w:lvl w:ilvl="7" w:tplc="04090019" w:tentative="1">
+      <w:start w:val="1"/>
+      <w:numFmt w:val="lowerLetter"/>
+      <w:lvlText w:val="%8."/>
+      <w:lvlJc w:val="left"/>
+      <w:pPr>
+        <w:ind w:left="5760" w:hanging="360"/>
+      </w:pPr>
+    </w:lvl>
+    <w:lvl w:ilvl="8" w:tplc="0409001B" w:tentative="1">
+      <w:start w:val="1"/>
+      <w:numFmt w:val="lowerRoman"/>
+      <w:lvlText w:val="%9."/>
+      <w:lvlJc w:val="right"/>
+      <w:pPr>
+        <w:ind w:left="6480" w:hanging="180"/>
+      </w:pPr>
+    </w:lvl>
+  </w:abstractNum>
   <w:num w:numId="1" w16cid:durableId="1174761426">
     <w:abstractNumId w:val="2"/>
   </w:num>
@@ -12991,6 +14068,12 @@
   </w:num>
   <w:num w:numId="4" w16cid:durableId="1127428641">
     <w:abstractNumId w:val="3"/>
+  </w:num>
+  <w:num w:numId="5" w16cid:durableId="860514076">
+    <w:abstractNumId w:val="4"/>
+  </w:num>
+  <w:num w:numId="6" w16cid:durableId="2087191440">
+    <w:abstractNumId w:val="5"/>
   </w:num>
 </w:numbering>
 </file>
@@ -13604,6 +14687,7 @@
   <w:style w:type="character" w:default="1" w:styleId="DefaultParagraphFont">
     <w:name w:val="Default Paragraph Font"/>
     <w:uiPriority w:val="1"/>
+    <w:semiHidden/>
     <w:unhideWhenUsed/>
   </w:style>
   <w:style w:type="table" w:default="1" w:styleId="TableNormal">
